--- a/Praktikum/M3/Praktikum M3.docx
+++ b/Praktikum/M3/Praktikum M3.docx
@@ -63,7 +63,7 @@
         <mc:AlternateContent>
           <mc:Choice Requires="wps">
             <w:drawing>
-              <wp:anchor distT="0" distB="0" distL="114300" distR="114300" simplePos="0" relativeHeight="251655168" behindDoc="0" locked="0" layoutInCell="1" allowOverlap="1" wp14:anchorId="0C83AA89" wp14:editId="2C7CCD85">
+              <wp:anchor distT="0" distB="0" distL="114300" distR="114300" simplePos="0" relativeHeight="251658241" behindDoc="0" locked="0" layoutInCell="1" allowOverlap="1" wp14:anchorId="0C83AA89" wp14:editId="2C7CCD85">
                 <wp:simplePos x="0" y="0"/>
                 <wp:positionH relativeFrom="column">
                   <wp:posOffset>-73572</wp:posOffset>
@@ -98,14 +98,14 @@
                         </a:ln>
                         <a:extLst>
                           <a:ext uri="{909E8E84-426E-40dd-AFC4-6F175D3DCCD1}">
-                            <a14:hiddenFill xmlns:arto="http://schemas.microsoft.com/office/word/2006/arto" xmlns:a14="http://schemas.microsoft.com/office/drawing/2010/main" xmlns:w="http://schemas.openxmlformats.org/wordprocessingml/2006/main" xmlns:w10="urn:schemas-microsoft-com:office:word" xmlns:v="urn:schemas-microsoft-com:vml" xmlns:o="urn:schemas-microsoft-com:office:office" xmlns="" xmlns:mv="urn:schemas-microsoft-com:mac:vml" xmlns:mo="http://schemas.microsoft.com/office/mac/office/2008/main">
+                            <a14:hiddenFill xmlns:pic="http://schemas.openxmlformats.org/drawingml/2006/picture" xmlns:arto="http://schemas.microsoft.com/office/word/2006/arto" xmlns:a14="http://schemas.microsoft.com/office/drawing/2010/main" xmlns:w="http://schemas.openxmlformats.org/wordprocessingml/2006/main" xmlns:w10="urn:schemas-microsoft-com:office:word" xmlns:v="urn:schemas-microsoft-com:vml" xmlns:o="urn:schemas-microsoft-com:office:office" xmlns="" xmlns:mv="urn:schemas-microsoft-com:mac:vml" xmlns:mo="http://schemas.microsoft.com/office/mac/office/2008/main">
                               <a:solidFill>
                                 <a:srgbClr val="FFFFFF"/>
                               </a:solidFill>
                             </a14:hiddenFill>
                           </a:ext>
                           <a:ext uri="{91240B29-F687-4f45-9708-019B960494DF}">
-                            <a14:hiddenLine xmlns:arto="http://schemas.microsoft.com/office/word/2006/arto" xmlns:a14="http://schemas.microsoft.com/office/drawing/2010/main" xmlns:w="http://schemas.openxmlformats.org/wordprocessingml/2006/main" xmlns:w10="urn:schemas-microsoft-com:office:word" xmlns:v="urn:schemas-microsoft-com:vml" xmlns:o="urn:schemas-microsoft-com:office:office" xmlns="" xmlns:mv="urn:schemas-microsoft-com:mac:vml" xmlns:mo="http://schemas.microsoft.com/office/mac/office/2008/main" w="9525">
+                            <a14:hiddenLine xmlns:pic="http://schemas.openxmlformats.org/drawingml/2006/picture" xmlns:arto="http://schemas.microsoft.com/office/word/2006/arto" xmlns:a14="http://schemas.microsoft.com/office/drawing/2010/main" xmlns:w="http://schemas.openxmlformats.org/wordprocessingml/2006/main" xmlns:w10="urn:schemas-microsoft-com:office:word" xmlns:v="urn:schemas-microsoft-com:vml" xmlns:o="urn:schemas-microsoft-com:office:office" xmlns="" xmlns:mv="urn:schemas-microsoft-com:mac:vml" xmlns:mo="http://schemas.microsoft.com/office/mac/office/2008/main" w="9525">
                               <a:solidFill>
                                 <a:srgbClr val="000000"/>
                               </a:solidFill>
@@ -166,7 +166,7 @@
                 <v:stroke joinstyle="miter"/>
                 <v:path gradientshapeok="t" o:connecttype="rect"/>
               </v:shapetype>
-              <v:shape id="Text Box 441" o:spid="_x0000_s1026" type="#_x0000_t202" style="position:absolute;margin-left:-5.8pt;margin-top:-9.5pt;width:136.55pt;height:26.05pt;z-index:251655168;visibility:visible;mso-wrap-style:square;mso-width-percent:0;mso-height-percent:0;mso-wrap-distance-left:9pt;mso-wrap-distance-top:0;mso-wrap-distance-right:9pt;mso-wrap-distance-bottom:0;mso-position-horizontal:absolute;mso-position-horizontal-relative:text;mso-position-vertical:absolute;mso-position-vertical-relative:text;mso-width-percent:0;mso-height-percent:0;mso-width-relative:page;mso-height-relative:page;v-text-anchor:top" o:gfxdata="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" filled="f" stroked="f">
+              <v:shape id="Text Box 441" o:spid="_x0000_s1026" type="#_x0000_t202" style="position:absolute;margin-left:-5.8pt;margin-top:-9.5pt;width:136.55pt;height:26.05pt;z-index:251658241;visibility:visible;mso-wrap-style:square;mso-width-percent:0;mso-height-percent:0;mso-wrap-distance-left:9pt;mso-wrap-distance-top:0;mso-wrap-distance-right:9pt;mso-wrap-distance-bottom:0;mso-position-horizontal:absolute;mso-position-horizontal-relative:text;mso-position-vertical:absolute;mso-position-vertical-relative:text;mso-width-percent:0;mso-height-percent:0;mso-width-relative:page;mso-height-relative:page;v-text-anchor:top" o:gfxdata="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" filled="f" stroked="f">
                 <v:textbox>
                   <w:txbxContent>
                     <w:p>
@@ -602,7 +602,7 @@
           <w:noProof/>
         </w:rPr>
         <w:drawing>
-          <wp:anchor distT="0" distB="0" distL="114300" distR="114300" simplePos="0" relativeHeight="251654144" behindDoc="0" locked="0" layoutInCell="1" allowOverlap="1" wp14:anchorId="42689016" wp14:editId="0722CFD4">
+          <wp:anchor distT="0" distB="0" distL="114300" distR="114300" simplePos="0" relativeHeight="251658240" behindDoc="0" locked="0" layoutInCell="1" allowOverlap="1" wp14:anchorId="42689016" wp14:editId="0722CFD4">
             <wp:simplePos x="0" y="0"/>
             <wp:positionH relativeFrom="column">
               <wp:posOffset>-77107</wp:posOffset>
@@ -705,7 +705,7 @@
           <w:lang w:val="sv-SE"/>
         </w:rPr>
         <w:drawing>
-          <wp:anchor distT="0" distB="0" distL="114300" distR="114300" simplePos="0" relativeHeight="251659264" behindDoc="0" locked="0" layoutInCell="1" allowOverlap="1" wp14:anchorId="1C4076A4" wp14:editId="16E0E737">
+          <wp:anchor distT="0" distB="0" distL="114300" distR="114300" simplePos="0" relativeHeight="251658243" behindDoc="0" locked="0" layoutInCell="1" allowOverlap="1" wp14:anchorId="1C4076A4" wp14:editId="16E0E737">
             <wp:simplePos x="0" y="0"/>
             <wp:positionH relativeFrom="column">
               <wp:posOffset>2624183</wp:posOffset>
@@ -771,7 +771,7 @@
           <w:lang w:val="sv-SE"/>
         </w:rPr>
         <w:drawing>
-          <wp:anchor distT="0" distB="0" distL="114300" distR="114300" simplePos="0" relativeHeight="251658240" behindDoc="0" locked="0" layoutInCell="1" allowOverlap="1" wp14:anchorId="51DF4136" wp14:editId="223BDAA7">
+          <wp:anchor distT="0" distB="0" distL="114300" distR="114300" simplePos="0" relativeHeight="251658242" behindDoc="0" locked="0" layoutInCell="1" allowOverlap="1" wp14:anchorId="51DF4136" wp14:editId="223BDAA7">
             <wp:simplePos x="0" y="0"/>
             <wp:positionH relativeFrom="column">
               <wp:posOffset>949688</wp:posOffset>
@@ -1421,6 +1421,29 @@
     </w:p>
     <w:p>
       <w:pPr>
+        <w:rPr>
+          <w:b/>
+          <w:spacing w:val="-5"/>
+          <w:kern w:val="28"/>
+          <w:sz w:val="40"/>
+          <w:szCs w:val="36"/>
+          <w:lang w:val="es-ES"/>
+        </w:rPr>
+      </w:pPr>
+      <w:r>
+        <w:rPr>
+          <w:b/>
+          <w:i/>
+          <w:spacing w:val="-5"/>
+          <w:sz w:val="40"/>
+          <w:szCs w:val="36"/>
+          <w:lang w:val="es-ES"/>
+        </w:rPr>
+        <w:br w:type="page"/>
+      </w:r>
+    </w:p>
+    <w:p>
+      <w:pPr>
         <w:pStyle w:val="ChapterSubtitle"/>
         <w:spacing w:before="100" w:beforeAutospacing="1"/>
         <w:ind w:right="30"/>
@@ -1443,6 +1466,7 @@
           <w:szCs w:val="36"/>
           <w:lang w:val="es-ES"/>
         </w:rPr>
+        <w:lastRenderedPageBreak/>
         <w:t>D</w:t>
       </w:r>
       <w:r>
@@ -1556,13 +1580,7 @@
         <w:rPr>
           <w:lang w:val="sv-SE"/>
         </w:rPr>
-        <w:t xml:space="preserve">. </w:t>
-      </w:r>
-      <w:r>
-        <w:rPr>
-          <w:lang w:val="sv-SE"/>
-        </w:rPr>
-        <w:t>Konfigurasi VLAN Mode A</w:t>
+        <w:t>. Konfigurasi VLAN Mode A</w:t>
       </w:r>
       <w:r>
         <w:rPr>
@@ -1998,30 +2016,6 @@
     </w:tbl>
     <w:p>
       <w:pPr>
-        <w:tabs>
-          <w:tab w:val="left" w:pos="709"/>
-        </w:tabs>
-        <w:spacing w:before="240" w:line="360" w:lineRule="auto"/>
-        <w:ind w:left="709"/>
-        <w:rPr>
-          <w:bCs/>
-          <w:sz w:val="24"/>
-          <w:szCs w:val="24"/>
-          <w:lang w:val="es-ES"/>
-        </w:rPr>
-      </w:pPr>
-      <w:r>
-        <w:rPr>
-          <w:bCs/>
-          <w:sz w:val="24"/>
-          <w:szCs w:val="24"/>
-          <w:lang w:val="es-ES"/>
-        </w:rPr>
-        <w:t xml:space="preserve">Merancang topologi jaringan yang mencangkup perangkat yang digunakan end-user dengan konfigurasi sebagai berikut : </w:t>
-      </w:r>
-    </w:p>
-    <w:p>
-      <w:pPr>
         <w:pStyle w:val="ListParagraph"/>
         <w:numPr>
           <w:ilvl w:val="1"/>
@@ -2030,7 +2024,7 @@
         <w:tabs>
           <w:tab w:val="left" w:pos="709"/>
         </w:tabs>
-        <w:spacing w:line="360" w:lineRule="auto"/>
+        <w:spacing w:before="240" w:line="360" w:lineRule="auto"/>
         <w:rPr>
           <w:bCs/>
           <w:sz w:val="24"/>
@@ -2045,101 +2039,50 @@
           <w:szCs w:val="24"/>
           <w:lang w:val="es-ES"/>
         </w:rPr>
-        <w:t>1 Switch</w:t>
-      </w:r>
-    </w:p>
-    <w:p>
-      <w:pPr>
-        <w:pStyle w:val="ListParagraph"/>
-        <w:numPr>
-          <w:ilvl w:val="1"/>
-          <w:numId w:val="43"/>
-        </w:numPr>
-        <w:tabs>
-          <w:tab w:val="left" w:pos="709"/>
-        </w:tabs>
-        <w:spacing w:line="360" w:lineRule="auto"/>
+        <w:t>Merancang topologi jaringan yang mencangkup perangkat yang digunakan end-user</w:t>
+      </w:r>
+      <w:r>
         <w:rPr>
           <w:bCs/>
           <w:sz w:val="24"/>
           <w:szCs w:val="24"/>
           <w:lang w:val="es-ES"/>
         </w:rPr>
-      </w:pPr>
-      <w:r>
+        <w:t>.</w:t>
+      </w:r>
+    </w:p>
+    <w:p>
+      <w:pPr>
+        <w:tabs>
+          <w:tab w:val="left" w:pos="709"/>
+        </w:tabs>
+        <w:spacing w:line="360" w:lineRule="auto"/>
+        <w:ind w:left="1080"/>
         <w:rPr>
           <w:bCs/>
           <w:sz w:val="24"/>
           <w:szCs w:val="24"/>
           <w:lang w:val="es-ES"/>
         </w:rPr>
-        <w:t>1 Hub</w:t>
-      </w:r>
-    </w:p>
-    <w:p>
-      <w:pPr>
-        <w:pStyle w:val="ListParagraph"/>
-        <w:numPr>
-          <w:ilvl w:val="1"/>
-          <w:numId w:val="43"/>
-        </w:numPr>
-        <w:tabs>
-          <w:tab w:val="left" w:pos="709"/>
-        </w:tabs>
-        <w:spacing w:line="360" w:lineRule="auto"/>
+      </w:pPr>
+      <w:r>
         <w:rPr>
           <w:bCs/>
           <w:sz w:val="24"/>
           <w:szCs w:val="24"/>
           <w:lang w:val="es-ES"/>
         </w:rPr>
-      </w:pPr>
-      <w:r>
-        <w:rPr>
-          <w:bCs/>
-          <w:sz w:val="24"/>
-          <w:szCs w:val="24"/>
-          <w:lang w:val="es-ES"/>
-        </w:rPr>
-        <w:t>3 PC</w:t>
-      </w:r>
-    </w:p>
-    <w:p>
-      <w:pPr>
-        <w:pStyle w:val="ListParagraph"/>
-        <w:numPr>
-          <w:ilvl w:val="1"/>
-          <w:numId w:val="43"/>
-        </w:numPr>
-        <w:tabs>
-          <w:tab w:val="left" w:pos="709"/>
-        </w:tabs>
-        <w:spacing w:line="360" w:lineRule="auto"/>
-        <w:rPr>
-          <w:bCs/>
-          <w:sz w:val="24"/>
-          <w:szCs w:val="24"/>
-          <w:lang w:val="es-ES"/>
-        </w:rPr>
-      </w:pPr>
-      <w:r>
-        <w:rPr>
-          <w:bCs/>
-          <w:sz w:val="24"/>
-          <w:szCs w:val="24"/>
-          <w:lang w:val="es-ES"/>
-        </w:rPr>
-        <w:t>3 Laptop</w:t>
+        <w:tab/>
       </w:r>
       <w:r>
         <w:rPr>
           <w:noProof/>
         </w:rPr>
         <w:drawing>
-          <wp:inline distT="0" distB="0" distL="0" distR="0" wp14:anchorId="3956231F" wp14:editId="0920CD6A">
-            <wp:extent cx="3520039" cy="998220"/>
-            <wp:effectExtent l="38100" t="38100" r="86995" b="93980"/>
-            <wp:docPr id="1967685633" name="Picture 1967685633" descr="A black line on a white background&#10;&#10;Description automatically generated"/>
+          <wp:inline distT="0" distB="0" distL="0" distR="0" wp14:anchorId="3956231F" wp14:editId="318C12AE">
+            <wp:extent cx="2951590" cy="2867001"/>
+            <wp:effectExtent l="38100" t="38100" r="96520" b="86360"/>
+            <wp:docPr id="1967685633" name="Picture 1967685633"/>
             <wp:cNvGraphicFramePr>
               <a:graphicFrameLocks xmlns:a="http://schemas.openxmlformats.org/drawingml/2006/main" noChangeAspect="1"/>
             </wp:cNvGraphicFramePr>
@@ -2147,7 +2090,7 @@
               <a:graphicData uri="http://schemas.openxmlformats.org/drawingml/2006/picture">
                 <pic:pic xmlns:pic="http://schemas.openxmlformats.org/drawingml/2006/picture">
                   <pic:nvPicPr>
-                    <pic:cNvPr id="1967685633" name="Picture 1967685633" descr="A black line on a white background&#10;&#10;Description automatically generated"/>
+                    <pic:cNvPr id="1967685633" name="Picture 1967685633"/>
                     <pic:cNvPicPr/>
                   </pic:nvPicPr>
                   <pic:blipFill>
@@ -2159,7 +2102,7 @@
                   <pic:spPr>
                     <a:xfrm>
                       <a:off x="0" y="0"/>
-                      <a:ext cx="3555981" cy="1008413"/>
+                      <a:ext cx="2998387" cy="2912457"/>
                     </a:xfrm>
                     <a:prstGeom prst="rect">
                       <a:avLst/>
@@ -2190,48 +2133,851 @@
       <w:pPr>
         <w:pStyle w:val="Caption"/>
         <w:jc w:val="center"/>
-      </w:pPr>
-      <w:r>
+        <w:rPr>
+          <w:lang w:val="sv-SE"/>
+        </w:rPr>
+      </w:pPr>
+      <w:r>
+        <w:rPr>
+          <w:lang w:val="sv-SE"/>
+        </w:rPr>
+        <w:t xml:space="preserve">Gambar </w:t>
+      </w:r>
+      <w:r>
+        <w:fldChar w:fldCharType="begin"/>
+      </w:r>
+      <w:r>
+        <w:rPr>
+          <w:lang w:val="sv-SE"/>
+        </w:rPr>
+        <w:instrText xml:space="preserve"> SEQ Gambar \* ARABIC </w:instrText>
+      </w:r>
+      <w:r>
+        <w:fldChar w:fldCharType="separate"/>
+      </w:r>
+      <w:r>
+        <w:rPr>
+          <w:noProof/>
+          <w:lang w:val="sv-SE"/>
+        </w:rPr>
+        <w:t>1</w:t>
+      </w:r>
+      <w:r>
+        <w:rPr>
+          <w:noProof/>
+        </w:rPr>
+        <w:fldChar w:fldCharType="end"/>
+      </w:r>
+      <w:r>
+        <w:rPr>
+          <w:lang w:val="sv-SE"/>
+        </w:rPr>
+        <w:t xml:space="preserve">. </w:t>
+      </w:r>
+      <w:r>
+        <w:rPr>
+          <w:lang w:val="sv-SE"/>
+        </w:rPr>
+        <w:t>Topologi VLAN Mode A</w:t>
+      </w:r>
+      <w:r>
+        <w:rPr>
+          <w:lang w:val="sv-SE"/>
+        </w:rPr>
+        <w:t>ccess</w:t>
+      </w:r>
+    </w:p>
+    <w:p>
+      <w:pPr>
+        <w:pStyle w:val="ListParagraph"/>
+        <w:numPr>
+          <w:ilvl w:val="1"/>
+          <w:numId w:val="43"/>
+        </w:numPr>
+        <w:tabs>
+          <w:tab w:val="left" w:pos="709"/>
+        </w:tabs>
+        <w:spacing w:before="240" w:line="360" w:lineRule="auto"/>
+        <w:jc w:val="both"/>
+        <w:rPr>
+          <w:bCs/>
+          <w:sz w:val="24"/>
+          <w:szCs w:val="24"/>
+          <w:lang w:val="es-ES"/>
+        </w:rPr>
+      </w:pPr>
+      <w:r>
+        <w:rPr>
+          <w:bCs/>
+          <w:sz w:val="24"/>
+          <w:szCs w:val="24"/>
+          <w:lang w:val="es-ES"/>
+        </w:rPr>
+        <w:t>Berikan daftar nama atau warna yang menjadi identitas setiap VLAN yang akan di konfigurasi pada switch</w:t>
+      </w:r>
+      <w:r>
+        <w:rPr>
+          <w:bCs/>
+          <w:sz w:val="24"/>
+          <w:szCs w:val="24"/>
+          <w:lang w:val="es-ES"/>
+        </w:rPr>
+        <w:t>.</w:t>
+      </w:r>
+    </w:p>
+    <w:p>
+      <w:pPr>
+        <w:pStyle w:val="ListParagraph"/>
+        <w:numPr>
+          <w:ilvl w:val="1"/>
+          <w:numId w:val="43"/>
+        </w:numPr>
+        <w:tabs>
+          <w:tab w:val="left" w:pos="709"/>
+        </w:tabs>
+        <w:spacing w:before="240" w:line="360" w:lineRule="auto"/>
+        <w:jc w:val="both"/>
+        <w:rPr>
+          <w:bCs/>
+          <w:sz w:val="24"/>
+          <w:szCs w:val="24"/>
+          <w:lang w:val="es-ES"/>
+        </w:rPr>
+      </w:pPr>
+      <w:r>
+        <w:rPr>
+          <w:bCs/>
+          <w:sz w:val="24"/>
+          <w:szCs w:val="24"/>
+          <w:lang w:val="es-ES"/>
+        </w:rPr>
+        <w:t xml:space="preserve">Pada interface Switch masuk pada tab </w:t>
+      </w:r>
+      <w:r>
+        <w:rPr>
+          <w:b/>
+          <w:sz w:val="24"/>
+          <w:szCs w:val="24"/>
+          <w:lang w:val="es-ES"/>
+        </w:rPr>
+        <w:t>Config</w:t>
+      </w:r>
+      <w:r>
+        <w:rPr>
+          <w:bCs/>
+          <w:sz w:val="24"/>
+          <w:szCs w:val="24"/>
+          <w:lang w:val="es-ES"/>
+        </w:rPr>
+        <w:t xml:space="preserve"> lalu pilih menu </w:t>
+      </w:r>
+      <w:r>
+        <w:rPr>
+          <w:b/>
+          <w:sz w:val="24"/>
+          <w:szCs w:val="24"/>
+          <w:lang w:val="es-ES"/>
+        </w:rPr>
+        <w:t>VLAN Database</w:t>
+      </w:r>
+    </w:p>
+    <w:p>
+      <w:pPr>
+        <w:tabs>
+          <w:tab w:val="left" w:pos="709"/>
+        </w:tabs>
+        <w:spacing w:before="240" w:line="360" w:lineRule="auto"/>
+        <w:ind w:left="1080"/>
+        <w:rPr>
+          <w:bCs/>
+          <w:sz w:val="24"/>
+          <w:szCs w:val="24"/>
+          <w:lang w:val="es-ES"/>
+        </w:rPr>
+      </w:pPr>
+      <w:r>
+        <w:rPr>
+          <w:bCs/>
+          <w:sz w:val="24"/>
+          <w:szCs w:val="24"/>
+          <w:lang w:val="es-ES"/>
+        </w:rPr>
         <w:lastRenderedPageBreak/>
+        <w:tab/>
+      </w:r>
+      <w:r>
+        <w:rPr>
+          <w:noProof/>
+        </w:rPr>
+        <w:drawing>
+          <wp:inline distT="0" distB="0" distL="0" distR="0" wp14:anchorId="67ABC494" wp14:editId="3108DB23">
+            <wp:extent cx="2998387" cy="830981"/>
+            <wp:effectExtent l="38100" t="38100" r="88265" b="102870"/>
+            <wp:docPr id="455505734" name="Picture 455505734"/>
+            <wp:cNvGraphicFramePr>
+              <a:graphicFrameLocks xmlns:a="http://schemas.openxmlformats.org/drawingml/2006/main" noChangeAspect="1"/>
+            </wp:cNvGraphicFramePr>
+            <a:graphic xmlns:a="http://schemas.openxmlformats.org/drawingml/2006/main">
+              <a:graphicData uri="http://schemas.openxmlformats.org/drawingml/2006/picture">
+                <pic:pic xmlns:pic="http://schemas.openxmlformats.org/drawingml/2006/picture">
+                  <pic:nvPicPr>
+                    <pic:cNvPr id="455505734" name="Picture 455505734"/>
+                    <pic:cNvPicPr/>
+                  </pic:nvPicPr>
+                  <pic:blipFill>
+                    <a:blip r:embed="rId13"/>
+                    <a:stretch>
+                      <a:fillRect/>
+                    </a:stretch>
+                  </pic:blipFill>
+                  <pic:spPr>
+                    <a:xfrm>
+                      <a:off x="0" y="0"/>
+                      <a:ext cx="2998387" cy="830981"/>
+                    </a:xfrm>
+                    <a:prstGeom prst="rect">
+                      <a:avLst/>
+                    </a:prstGeom>
+                    <a:ln w="3175" cap="sq">
+                      <a:solidFill>
+                        <a:srgbClr val="000000"/>
+                      </a:solidFill>
+                      <a:prstDash val="solid"/>
+                      <a:miter lim="800000"/>
+                    </a:ln>
+                    <a:effectLst>
+                      <a:outerShdw blurRad="50800" dist="38100" dir="2700000" algn="tl" rotWithShape="0">
+                        <a:srgbClr val="000000">
+                          <a:alpha val="43000"/>
+                        </a:srgbClr>
+                      </a:outerShdw>
+                    </a:effectLst>
+                  </pic:spPr>
+                </pic:pic>
+              </a:graphicData>
+            </a:graphic>
+          </wp:inline>
+        </w:drawing>
+      </w:r>
+    </w:p>
+    <w:p>
+      <w:pPr>
+        <w:pStyle w:val="Caption"/>
+        <w:jc w:val="center"/>
+        <w:rPr>
+          <w:lang w:val="sv-SE"/>
+        </w:rPr>
+      </w:pPr>
+      <w:r>
+        <w:rPr>
+          <w:lang w:val="sv-SE"/>
+        </w:rPr>
         <w:t xml:space="preserve">Gambar </w:t>
       </w:r>
       <w:r>
-        <w:fldChar w:fldCharType="begin"/>
-      </w:r>
-      <w:r>
-        <w:instrText xml:space="preserve"> SEQ Gambar \* ARABIC </w:instrText>
-      </w:r>
-      <w:r>
-        <w:fldChar w:fldCharType="separate"/>
-      </w:r>
+        <w:rPr>
+          <w:lang w:val="sv-SE"/>
+        </w:rPr>
+        <w:t>2</w:t>
+      </w:r>
+      <w:r>
+        <w:rPr>
+          <w:lang w:val="sv-SE"/>
+        </w:rPr>
+        <w:t xml:space="preserve">. </w:t>
+      </w:r>
+      <w:r>
+        <w:rPr>
+          <w:lang w:val="sv-SE"/>
+        </w:rPr>
+        <w:t>Menu pada tab VLAN Database</w:t>
+      </w:r>
+    </w:p>
+    <w:p>
+      <w:pPr>
+        <w:pStyle w:val="ListParagraph"/>
+        <w:numPr>
+          <w:ilvl w:val="1"/>
+          <w:numId w:val="43"/>
+        </w:numPr>
+        <w:tabs>
+          <w:tab w:val="left" w:pos="709"/>
+        </w:tabs>
+        <w:spacing w:before="240" w:line="360" w:lineRule="auto"/>
+        <w:jc w:val="both"/>
+        <w:rPr>
+          <w:bCs/>
+          <w:sz w:val="24"/>
+          <w:szCs w:val="24"/>
+          <w:lang w:val="es-ES"/>
+        </w:rPr>
+      </w:pPr>
+      <w:r>
+        <w:rPr>
+          <w:bCs/>
+          <w:sz w:val="24"/>
+          <w:szCs w:val="24"/>
+          <w:lang w:val="es-ES"/>
+        </w:rPr>
+        <w:t xml:space="preserve">Masukan VLAN Number dan VLAN Name pada kolom yang tersedia sesuai dengan yang ada pada tabel 1., lalu klik </w:t>
+      </w:r>
+      <w:r>
+        <w:rPr>
+          <w:b/>
+          <w:sz w:val="24"/>
+          <w:szCs w:val="24"/>
+          <w:lang w:val="es-ES"/>
+        </w:rPr>
+        <w:t>add</w:t>
+      </w:r>
+      <w:r>
+        <w:rPr>
+          <w:bCs/>
+          <w:sz w:val="24"/>
+          <w:szCs w:val="24"/>
+          <w:lang w:val="es-ES"/>
+        </w:rPr>
+        <w:t xml:space="preserve"> untuk menambahkan konfigurasi VLAN</w:t>
+      </w:r>
+    </w:p>
+    <w:p>
+      <w:pPr>
+        <w:pStyle w:val="ListParagraph"/>
+        <w:tabs>
+          <w:tab w:val="left" w:pos="709"/>
+        </w:tabs>
+        <w:spacing w:before="240" w:line="360" w:lineRule="auto"/>
+        <w:ind w:left="1440"/>
+        <w:rPr>
+          <w:bCs/>
+          <w:sz w:val="24"/>
+          <w:szCs w:val="24"/>
+          <w:lang w:val="es-ES"/>
+        </w:rPr>
+      </w:pPr>
       <w:r>
         <w:rPr>
           <w:noProof/>
         </w:rPr>
-        <w:t>1</w:t>
-      </w:r>
+        <w:drawing>
+          <wp:inline distT="0" distB="0" distL="0" distR="0" wp14:anchorId="425404E5" wp14:editId="56732BEB">
+            <wp:extent cx="2990839" cy="1214230"/>
+            <wp:effectExtent l="38100" t="38100" r="95885" b="100330"/>
+            <wp:docPr id="1880456900" name="Picture 1880456900"/>
+            <wp:cNvGraphicFramePr>
+              <a:graphicFrameLocks xmlns:a="http://schemas.openxmlformats.org/drawingml/2006/main" noChangeAspect="1"/>
+            </wp:cNvGraphicFramePr>
+            <a:graphic xmlns:a="http://schemas.openxmlformats.org/drawingml/2006/main">
+              <a:graphicData uri="http://schemas.openxmlformats.org/drawingml/2006/picture">
+                <pic:pic xmlns:pic="http://schemas.openxmlformats.org/drawingml/2006/picture">
+                  <pic:nvPicPr>
+                    <pic:cNvPr id="1880456900" name="Picture 1880456900"/>
+                    <pic:cNvPicPr/>
+                  </pic:nvPicPr>
+                  <pic:blipFill>
+                    <a:blip r:embed="rId14"/>
+                    <a:stretch>
+                      <a:fillRect/>
+                    </a:stretch>
+                  </pic:blipFill>
+                  <pic:spPr>
+                    <a:xfrm>
+                      <a:off x="0" y="0"/>
+                      <a:ext cx="3019606" cy="1225909"/>
+                    </a:xfrm>
+                    <a:prstGeom prst="rect">
+                      <a:avLst/>
+                    </a:prstGeom>
+                    <a:ln w="3175" cap="sq">
+                      <a:solidFill>
+                        <a:srgbClr val="000000"/>
+                      </a:solidFill>
+                      <a:prstDash val="solid"/>
+                      <a:miter lim="800000"/>
+                    </a:ln>
+                    <a:effectLst>
+                      <a:outerShdw blurRad="50800" dist="38100" dir="2700000" algn="tl" rotWithShape="0">
+                        <a:srgbClr val="000000">
+                          <a:alpha val="43000"/>
+                        </a:srgbClr>
+                      </a:outerShdw>
+                    </a:effectLst>
+                  </pic:spPr>
+                </pic:pic>
+              </a:graphicData>
+            </a:graphic>
+          </wp:inline>
+        </w:drawing>
+      </w:r>
+    </w:p>
+    <w:p>
+      <w:pPr>
+        <w:pStyle w:val="Caption"/>
+        <w:jc w:val="center"/>
+        <w:rPr>
+          <w:lang w:val="sv-SE"/>
+        </w:rPr>
+      </w:pPr>
+      <w:r>
+        <w:rPr>
+          <w:lang w:val="sv-SE"/>
+        </w:rPr>
+        <w:t xml:space="preserve">Gambar </w:t>
+      </w:r>
+      <w:r>
+        <w:rPr>
+          <w:lang w:val="sv-SE"/>
+        </w:rPr>
+        <w:t>3</w:t>
+      </w:r>
+      <w:r>
+        <w:rPr>
+          <w:lang w:val="sv-SE"/>
+        </w:rPr>
+        <w:t xml:space="preserve">. </w:t>
+      </w:r>
+      <w:r>
+        <w:rPr>
+          <w:lang w:val="sv-SE"/>
+        </w:rPr>
+        <w:t>Melakukan Konfigurasi pada VLAN Database</w:t>
+      </w:r>
+    </w:p>
+    <w:p>
+      <w:pPr>
+        <w:pStyle w:val="ListParagraph"/>
+        <w:numPr>
+          <w:ilvl w:val="1"/>
+          <w:numId w:val="43"/>
+        </w:numPr>
+        <w:tabs>
+          <w:tab w:val="left" w:pos="709"/>
+        </w:tabs>
+        <w:spacing w:before="240" w:line="360" w:lineRule="auto"/>
+        <w:jc w:val="both"/>
+        <w:rPr>
+          <w:bCs/>
+          <w:sz w:val="24"/>
+          <w:szCs w:val="24"/>
+          <w:lang w:val="es-ES"/>
+        </w:rPr>
+      </w:pPr>
+      <w:r>
+        <w:rPr>
+          <w:bCs/>
+          <w:sz w:val="24"/>
+          <w:szCs w:val="24"/>
+          <w:lang w:val="es-ES"/>
+        </w:rPr>
+        <w:t>Pada tab Config pada interface Switch, pilih menu Port tempat perangkat terhubung, lalu tentukan VLAN ID yang sesuai dengan kelompok warna yang telah ditetapkan pada topologi jaringan sebelumnya.</w:t>
+      </w:r>
+    </w:p>
+    <w:p>
+      <w:pPr>
+        <w:pStyle w:val="ListParagraph"/>
+        <w:tabs>
+          <w:tab w:val="left" w:pos="709"/>
+        </w:tabs>
+        <w:spacing w:before="240" w:line="360" w:lineRule="auto"/>
+        <w:ind w:left="1440"/>
+        <w:rPr>
+          <w:bCs/>
+          <w:sz w:val="24"/>
+          <w:szCs w:val="24"/>
+          <w:lang w:val="es-ES"/>
+        </w:rPr>
+      </w:pPr>
       <w:r>
         <w:rPr>
           <w:noProof/>
         </w:rPr>
-        <w:fldChar w:fldCharType="end"/>
-      </w:r>
-      <w:r>
-        <w:t>. Ilustrasi dokumentasi praktikum</w:t>
+        <w:drawing>
+          <wp:inline distT="0" distB="0" distL="0" distR="0" wp14:anchorId="6D6AEE02" wp14:editId="3433AE02">
+            <wp:extent cx="2996461" cy="1830457"/>
+            <wp:effectExtent l="38100" t="38100" r="90170" b="93980"/>
+            <wp:docPr id="1075545326" name="Picture 1075545326"/>
+            <wp:cNvGraphicFramePr>
+              <a:graphicFrameLocks xmlns:a="http://schemas.openxmlformats.org/drawingml/2006/main" noChangeAspect="1"/>
+            </wp:cNvGraphicFramePr>
+            <a:graphic xmlns:a="http://schemas.openxmlformats.org/drawingml/2006/main">
+              <a:graphicData uri="http://schemas.openxmlformats.org/drawingml/2006/picture">
+                <pic:pic xmlns:pic="http://schemas.openxmlformats.org/drawingml/2006/picture">
+                  <pic:nvPicPr>
+                    <pic:cNvPr id="1075545326" name="Picture 1075545326"/>
+                    <pic:cNvPicPr/>
+                  </pic:nvPicPr>
+                  <pic:blipFill>
+                    <a:blip r:embed="rId15"/>
+                    <a:stretch>
+                      <a:fillRect/>
+                    </a:stretch>
+                  </pic:blipFill>
+                  <pic:spPr>
+                    <a:xfrm>
+                      <a:off x="0" y="0"/>
+                      <a:ext cx="3016252" cy="1842547"/>
+                    </a:xfrm>
+                    <a:prstGeom prst="rect">
+                      <a:avLst/>
+                    </a:prstGeom>
+                    <a:ln w="3175" cap="sq">
+                      <a:solidFill>
+                        <a:srgbClr val="000000"/>
+                      </a:solidFill>
+                      <a:prstDash val="solid"/>
+                      <a:miter lim="800000"/>
+                    </a:ln>
+                    <a:effectLst>
+                      <a:outerShdw blurRad="50800" dist="38100" dir="2700000" algn="tl" rotWithShape="0">
+                        <a:srgbClr val="000000">
+                          <a:alpha val="43000"/>
+                        </a:srgbClr>
+                      </a:outerShdw>
+                    </a:effectLst>
+                  </pic:spPr>
+                </pic:pic>
+              </a:graphicData>
+            </a:graphic>
+          </wp:inline>
+        </w:drawing>
       </w:r>
     </w:p>
-    <w:p/>
-    <w:p/>
-    <w:p/>
-    <w:p/>
-    <w:p/>
-    <w:p/>
-    <w:p/>
-    <w:p/>
-    <w:p/>
-    <w:p/>
-    <w:p/>
-    <w:p/>
+    <w:p>
+      <w:pPr>
+        <w:pStyle w:val="Caption"/>
+        <w:jc w:val="center"/>
+        <w:rPr>
+          <w:lang w:val="sv-SE"/>
+        </w:rPr>
+      </w:pPr>
+      <w:r>
+        <w:rPr>
+          <w:lang w:val="sv-SE"/>
+        </w:rPr>
+        <w:t xml:space="preserve">Gambar </w:t>
+      </w:r>
+      <w:r>
+        <w:rPr>
+          <w:lang w:val="sv-SE"/>
+        </w:rPr>
+        <w:t>3</w:t>
+      </w:r>
+      <w:r>
+        <w:rPr>
+          <w:lang w:val="sv-SE"/>
+        </w:rPr>
+        <w:t xml:space="preserve">. </w:t>
+      </w:r>
+      <w:r>
+        <w:rPr>
+          <w:lang w:val="sv-SE"/>
+        </w:rPr>
+        <w:t>Melakukan Konfigurasi pada VLAN Database</w:t>
+      </w:r>
+    </w:p>
+    <w:p>
+      <w:pPr>
+        <w:pStyle w:val="ListParagraph"/>
+        <w:numPr>
+          <w:ilvl w:val="1"/>
+          <w:numId w:val="43"/>
+        </w:numPr>
+        <w:tabs>
+          <w:tab w:val="left" w:pos="709"/>
+        </w:tabs>
+        <w:spacing w:before="240" w:line="360" w:lineRule="auto"/>
+        <w:jc w:val="both"/>
+        <w:rPr>
+          <w:bCs/>
+          <w:sz w:val="24"/>
+          <w:szCs w:val="24"/>
+          <w:lang w:val="es-ES"/>
+        </w:rPr>
+      </w:pPr>
+      <w:r>
+        <w:rPr>
+          <w:bCs/>
+          <w:sz w:val="24"/>
+          <w:szCs w:val="24"/>
+          <w:lang w:val="es-ES"/>
+        </w:rPr>
+        <w:lastRenderedPageBreak/>
+        <w:t>Lakukan konfigurasi yang sama pada semua port switch yang terhubung dengan perangkat, dan sesuaikan setiap port dengan VLAN ID yang telah ditetapkan untuk masing-masing kelompok.</w:t>
+      </w:r>
+    </w:p>
+    <w:p>
+      <w:pPr>
+        <w:pStyle w:val="ListParagraph"/>
+        <w:numPr>
+          <w:ilvl w:val="1"/>
+          <w:numId w:val="43"/>
+        </w:numPr>
+        <w:tabs>
+          <w:tab w:val="left" w:pos="709"/>
+        </w:tabs>
+        <w:spacing w:before="240" w:line="360" w:lineRule="auto"/>
+        <w:jc w:val="both"/>
+        <w:rPr>
+          <w:bCs/>
+          <w:sz w:val="24"/>
+          <w:szCs w:val="24"/>
+          <w:lang w:val="es-ES"/>
+        </w:rPr>
+      </w:pPr>
+      <w:r>
+        <w:rPr>
+          <w:bCs/>
+          <w:sz w:val="24"/>
+          <w:szCs w:val="24"/>
+          <w:lang w:val="es-ES"/>
+        </w:rPr>
+        <w:t xml:space="preserve">Konfigurasi </w:t>
+      </w:r>
+      <w:r>
+        <w:rPr>
+          <w:bCs/>
+          <w:sz w:val="24"/>
+          <w:szCs w:val="24"/>
+          <w:lang w:val="es-ES"/>
+        </w:rPr>
+        <w:t>alamat IP pada setiap PC dan Laptop sesuai dengan pengelompokan yang tercantum dalam tabel IP address yang telah disediakan.</w:t>
+      </w:r>
+    </w:p>
+    <w:p>
+      <w:pPr>
+        <w:pStyle w:val="ListParagraph"/>
+        <w:numPr>
+          <w:ilvl w:val="1"/>
+          <w:numId w:val="43"/>
+        </w:numPr>
+        <w:tabs>
+          <w:tab w:val="left" w:pos="709"/>
+        </w:tabs>
+        <w:spacing w:before="240" w:line="360" w:lineRule="auto"/>
+        <w:jc w:val="both"/>
+        <w:rPr>
+          <w:bCs/>
+          <w:sz w:val="24"/>
+          <w:szCs w:val="24"/>
+          <w:lang w:val="es-ES"/>
+        </w:rPr>
+      </w:pPr>
+      <w:r>
+        <w:rPr>
+          <w:bCs/>
+          <w:sz w:val="24"/>
+          <w:szCs w:val="24"/>
+          <w:lang w:val="sv-SE"/>
+        </w:rPr>
+        <w:t>Lakukan pengujian konektivitas jaringan menggunakan perintah ping dan fitur simulasi PDU untuk memverifikasi hasil konfigurasi.</w:t>
+      </w:r>
+    </w:p>
+    <w:p>
+      <w:pPr>
+        <w:pStyle w:val="ListParagraph"/>
+        <w:tabs>
+          <w:tab w:val="left" w:pos="709"/>
+        </w:tabs>
+        <w:spacing w:before="240" w:line="360" w:lineRule="auto"/>
+        <w:ind w:left="1440"/>
+        <w:rPr>
+          <w:bCs/>
+          <w:sz w:val="24"/>
+          <w:szCs w:val="24"/>
+          <w:lang w:val="es-ES"/>
+        </w:rPr>
+      </w:pPr>
+      <w:r>
+        <w:rPr>
+          <w:noProof/>
+        </w:rPr>
+        <w:drawing>
+          <wp:inline distT="0" distB="0" distL="0" distR="0" wp14:anchorId="0CB5473D" wp14:editId="0C5D5B12">
+            <wp:extent cx="3016252" cy="1367482"/>
+            <wp:effectExtent l="38100" t="38100" r="88900" b="99695"/>
+            <wp:docPr id="166926034" name="Picture 166926034"/>
+            <wp:cNvGraphicFramePr>
+              <a:graphicFrameLocks xmlns:a="http://schemas.openxmlformats.org/drawingml/2006/main" noChangeAspect="1"/>
+            </wp:cNvGraphicFramePr>
+            <a:graphic xmlns:a="http://schemas.openxmlformats.org/drawingml/2006/main">
+              <a:graphicData uri="http://schemas.openxmlformats.org/drawingml/2006/picture">
+                <pic:pic xmlns:pic="http://schemas.openxmlformats.org/drawingml/2006/picture">
+                  <pic:nvPicPr>
+                    <pic:cNvPr id="166926034" name="Picture 166926034"/>
+                    <pic:cNvPicPr/>
+                  </pic:nvPicPr>
+                  <pic:blipFill>
+                    <a:blip r:embed="rId16"/>
+                    <a:stretch>
+                      <a:fillRect/>
+                    </a:stretch>
+                  </pic:blipFill>
+                  <pic:spPr>
+                    <a:xfrm>
+                      <a:off x="0" y="0"/>
+                      <a:ext cx="3016252" cy="1367482"/>
+                    </a:xfrm>
+                    <a:prstGeom prst="rect">
+                      <a:avLst/>
+                    </a:prstGeom>
+                    <a:ln w="3175" cap="sq">
+                      <a:solidFill>
+                        <a:srgbClr val="000000"/>
+                      </a:solidFill>
+                      <a:prstDash val="solid"/>
+                      <a:miter lim="800000"/>
+                    </a:ln>
+                    <a:effectLst>
+                      <a:outerShdw blurRad="50800" dist="38100" dir="2700000" algn="tl" rotWithShape="0">
+                        <a:srgbClr val="000000">
+                          <a:alpha val="43000"/>
+                        </a:srgbClr>
+                      </a:outerShdw>
+                    </a:effectLst>
+                  </pic:spPr>
+                </pic:pic>
+              </a:graphicData>
+            </a:graphic>
+          </wp:inline>
+        </w:drawing>
+      </w:r>
+    </w:p>
+    <w:p>
+      <w:pPr>
+        <w:pStyle w:val="Caption"/>
+        <w:jc w:val="center"/>
+        <w:rPr>
+          <w:lang w:val="sv-SE"/>
+        </w:rPr>
+      </w:pPr>
+      <w:r>
+        <w:rPr>
+          <w:lang w:val="sv-SE"/>
+        </w:rPr>
+        <w:t xml:space="preserve">Gambar </w:t>
+      </w:r>
+      <w:r>
+        <w:rPr>
+          <w:lang w:val="sv-SE"/>
+        </w:rPr>
+        <w:t>4</w:t>
+      </w:r>
+      <w:r>
+        <w:rPr>
+          <w:lang w:val="sv-SE"/>
+        </w:rPr>
+        <w:t xml:space="preserve">. </w:t>
+      </w:r>
+      <w:r>
+        <w:rPr>
+          <w:lang w:val="sv-SE"/>
+        </w:rPr>
+        <w:t>Melakukan pengujian konektivitas menggunakan ping</w:t>
+      </w:r>
+    </w:p>
+    <w:p>
+      <w:pPr>
+        <w:pStyle w:val="ListParagraph"/>
+        <w:tabs>
+          <w:tab w:val="left" w:pos="709"/>
+        </w:tabs>
+        <w:spacing w:before="240" w:line="360" w:lineRule="auto"/>
+        <w:ind w:left="1440"/>
+        <w:rPr>
+          <w:bCs/>
+          <w:sz w:val="24"/>
+          <w:szCs w:val="24"/>
+          <w:lang w:val="es-ES"/>
+        </w:rPr>
+      </w:pPr>
+      <w:r>
+        <w:rPr>
+          <w:noProof/>
+        </w:rPr>
+        <w:drawing>
+          <wp:inline distT="0" distB="0" distL="0" distR="0" wp14:anchorId="7663250E" wp14:editId="6505AE49">
+            <wp:extent cx="3035079" cy="2394789"/>
+            <wp:effectExtent l="38100" t="38100" r="89535" b="100965"/>
+            <wp:docPr id="1632214772" name="Picture 1632214772"/>
+            <wp:cNvGraphicFramePr>
+              <a:graphicFrameLocks xmlns:a="http://schemas.openxmlformats.org/drawingml/2006/main" noChangeAspect="1"/>
+            </wp:cNvGraphicFramePr>
+            <a:graphic xmlns:a="http://schemas.openxmlformats.org/drawingml/2006/main">
+              <a:graphicData uri="http://schemas.openxmlformats.org/drawingml/2006/picture">
+                <pic:pic xmlns:pic="http://schemas.openxmlformats.org/drawingml/2006/picture">
+                  <pic:nvPicPr>
+                    <pic:cNvPr id="1632214772" name="Picture 1632214772"/>
+                    <pic:cNvPicPr/>
+                  </pic:nvPicPr>
+                  <pic:blipFill>
+                    <a:blip r:embed="rId17"/>
+                    <a:stretch>
+                      <a:fillRect/>
+                    </a:stretch>
+                  </pic:blipFill>
+                  <pic:spPr>
+                    <a:xfrm>
+                      <a:off x="0" y="0"/>
+                      <a:ext cx="3070683" cy="2422882"/>
+                    </a:xfrm>
+                    <a:prstGeom prst="rect">
+                      <a:avLst/>
+                    </a:prstGeom>
+                    <a:ln w="3175" cap="sq">
+                      <a:solidFill>
+                        <a:srgbClr val="000000"/>
+                      </a:solidFill>
+                      <a:prstDash val="solid"/>
+                      <a:miter lim="800000"/>
+                    </a:ln>
+                    <a:effectLst>
+                      <a:outerShdw blurRad="50800" dist="38100" dir="2700000" algn="tl" rotWithShape="0">
+                        <a:srgbClr val="000000">
+                          <a:alpha val="43000"/>
+                        </a:srgbClr>
+                      </a:outerShdw>
+                    </a:effectLst>
+                  </pic:spPr>
+                </pic:pic>
+              </a:graphicData>
+            </a:graphic>
+          </wp:inline>
+        </w:drawing>
+      </w:r>
+    </w:p>
+    <w:p>
+      <w:pPr>
+        <w:pStyle w:val="Caption"/>
+        <w:jc w:val="center"/>
+        <w:rPr>
+          <w:lang w:val="sv-SE"/>
+        </w:rPr>
+      </w:pPr>
+      <w:r>
+        <w:rPr>
+          <w:lang w:val="sv-SE"/>
+        </w:rPr>
+        <w:t xml:space="preserve">Gambar </w:t>
+      </w:r>
+      <w:r>
+        <w:rPr>
+          <w:lang w:val="sv-SE"/>
+        </w:rPr>
+        <w:t>5</w:t>
+      </w:r>
+      <w:r>
+        <w:rPr>
+          <w:lang w:val="sv-SE"/>
+        </w:rPr>
+        <w:t xml:space="preserve">. </w:t>
+      </w:r>
+      <w:r>
+        <w:rPr>
+          <w:lang w:val="sv-SE"/>
+        </w:rPr>
+        <w:t>Melakukan pengujian konektivitas menggunakan PDU</w:t>
+      </w:r>
+    </w:p>
     <w:p>
       <w:pPr>
         <w:pStyle w:val="ListParagraph"/>
@@ -2243,112 +2989,70 @@
           <w:tab w:val="left" w:pos="709"/>
         </w:tabs>
         <w:spacing w:line="360" w:lineRule="auto"/>
-        <w:jc w:val="both"/>
-        <w:rPr>
-          <w:b/>
-          <w:sz w:val="24"/>
-          <w:szCs w:val="24"/>
-          <w:lang w:val="es-ES"/>
-        </w:rPr>
-      </w:pPr>
-      <w:r>
         <w:rPr>
           <w:bCs/>
           <w:sz w:val="24"/>
           <w:szCs w:val="24"/>
           <w:lang w:val="es-ES"/>
         </w:rPr>
-        <w:t>Langkah kedua adalah</w:t>
-      </w:r>
-      <w:r>
-        <w:rPr>
-          <w:bCs/>
+      </w:pPr>
+      <w:r>
+        <w:rPr>
+          <w:color w:val="000000"/>
           <w:sz w:val="24"/>
           <w:szCs w:val="24"/>
-          <w:lang w:val="es-ES"/>
-        </w:rPr>
-        <w:t xml:space="preserve"> (silahkan jelaskan langkah-langkah selama praktikum)</w:t>
+          <w:lang w:val="sv-SE"/>
+        </w:rPr>
+        <w:lastRenderedPageBreak/>
+        <w:t>Konfigurasi VLAN Mode Trunk</w:t>
       </w:r>
     </w:p>
     <w:p>
       <w:pPr>
-        <w:pStyle w:val="ListParagraph"/>
-        <w:tabs>
-          <w:tab w:val="left" w:pos="709"/>
-        </w:tabs>
-        <w:spacing w:line="360" w:lineRule="auto"/>
-        <w:jc w:val="both"/>
-        <w:rPr>
-          <w:bCs/>
-          <w:sz w:val="24"/>
-          <w:szCs w:val="24"/>
-          <w:lang w:val="es-ES"/>
-        </w:rPr>
-      </w:pPr>
-      <w:r>
-        <w:rPr>
-          <w:bCs/>
-          <w:sz w:val="24"/>
-          <w:szCs w:val="24"/>
-          <w:lang w:val="es-ES"/>
-        </w:rPr>
-        <w:t xml:space="preserve">Jika ada tabel </w:t>
-      </w:r>
-      <w:r>
-        <w:rPr>
-          <w:bCs/>
-          <w:sz w:val="24"/>
-          <w:szCs w:val="24"/>
-          <w:lang w:val="es-ES"/>
-        </w:rPr>
-        <w:t>yang perlu dilampirkan berikut format table nya.</w:t>
-      </w:r>
-    </w:p>
-    <w:p>
-      <w:pPr>
         <w:pStyle w:val="Caption"/>
+        <w:ind w:left="720"/>
         <w:jc w:val="center"/>
-      </w:pPr>
-      <w:r>
+        <w:rPr>
+          <w:lang w:val="sv-SE"/>
+        </w:rPr>
+      </w:pPr>
+      <w:r>
+        <w:rPr>
+          <w:lang w:val="sv-SE"/>
+        </w:rPr>
         <w:t xml:space="preserve">Tabel </w:t>
       </w:r>
       <w:r>
-        <w:fldChar w:fldCharType="begin"/>
-      </w:r>
-      <w:r>
-        <w:instrText xml:space="preserve"> SEQ Tabel \* ARABIC </w:instrText>
-      </w:r>
-      <w:r>
-        <w:fldChar w:fldCharType="separate"/>
-      </w:r>
-      <w:r>
-        <w:rPr>
-          <w:noProof/>
-        </w:rPr>
-        <w:t>1</w:t>
-      </w:r>
-      <w:r>
-        <w:rPr>
-          <w:noProof/>
-        </w:rPr>
-        <w:fldChar w:fldCharType="end"/>
-      </w:r>
-      <w:r>
-        <w:t>. Contoh penggunaan table</w:t>
+        <w:rPr>
+          <w:lang w:val="sv-SE"/>
+        </w:rPr>
+        <w:t>2</w:t>
+      </w:r>
+      <w:r>
+        <w:rPr>
+          <w:lang w:val="sv-SE"/>
+        </w:rPr>
+        <w:t xml:space="preserve">. Konfigurasi VLAN Mode </w:t>
+      </w:r>
+      <w:r>
+        <w:rPr>
+          <w:lang w:val="sv-SE"/>
+        </w:rPr>
+        <w:t>Trunk</w:t>
       </w:r>
     </w:p>
     <w:tbl>
       <w:tblPr>
         <w:tblStyle w:val="GridTable4-Accent1"/>
         <w:tblW w:w="0" w:type="auto"/>
-        <w:tblInd w:w="279" w:type="dxa"/>
+        <w:tblInd w:w="715" w:type="dxa"/>
         <w:tblLook w:val="04A0" w:firstRow="1" w:lastRow="0" w:firstColumn="1" w:lastColumn="0" w:noHBand="0" w:noVBand="1"/>
       </w:tblPr>
       <w:tblGrid>
-        <w:gridCol w:w="567"/>
-        <w:gridCol w:w="2126"/>
-        <w:gridCol w:w="1985"/>
-        <w:gridCol w:w="2132"/>
+        <w:gridCol w:w="435"/>
+        <w:gridCol w:w="2058"/>
+        <w:gridCol w:w="1924"/>
+        <w:gridCol w:w="1541"/>
       </w:tblGrid>
       <w:tr>
         <w:trPr>
@@ -2357,9 +3061,12 @@
         <w:tc>
           <w:tcPr>
             <w:cnfStyle w:val="001000000000" w:firstRow="0" w:lastRow="0" w:firstColumn="1" w:lastColumn="0" w:oddVBand="0" w:evenVBand="0" w:oddHBand="0" w:evenHBand="0" w:firstRowFirstColumn="0" w:firstRowLastColumn="0" w:lastRowFirstColumn="0" w:lastRowLastColumn="0"/>
-            <w:tcW w:w="567" w:type="dxa"/>
+            <w:tcW w:w="435" w:type="dxa"/>
           </w:tcPr>
           <w:p>
+            <w:pPr>
+              <w:jc w:val="center"/>
+            </w:pPr>
             <w:r>
               <w:t>No</w:t>
             </w:r>
@@ -2367,40 +3074,43 @@
         </w:tc>
         <w:tc>
           <w:tcPr>
-            <w:tcW w:w="2126" w:type="dxa"/>
+            <w:tcW w:w="2058" w:type="dxa"/>
           </w:tcPr>
           <w:p>
             <w:pPr>
+              <w:jc w:val="center"/>
               <w:cnfStyle w:val="100000000000" w:firstRow="1" w:lastRow="0" w:firstColumn="0" w:lastColumn="0" w:oddVBand="0" w:evenVBand="0" w:oddHBand="0" w:evenHBand="0" w:firstRowFirstColumn="0" w:firstRowLastColumn="0" w:lastRowFirstColumn="0" w:lastRowLastColumn="0"/>
             </w:pPr>
             <w:r>
-              <w:t>Judul kolom 1</w:t>
+              <w:t>Perangkat</w:t>
             </w:r>
           </w:p>
         </w:tc>
         <w:tc>
           <w:tcPr>
-            <w:tcW w:w="1985" w:type="dxa"/>
+            <w:tcW w:w="1924" w:type="dxa"/>
           </w:tcPr>
           <w:p>
             <w:pPr>
+              <w:jc w:val="center"/>
               <w:cnfStyle w:val="100000000000" w:firstRow="1" w:lastRow="0" w:firstColumn="0" w:lastColumn="0" w:oddVBand="0" w:evenVBand="0" w:oddHBand="0" w:evenHBand="0" w:firstRowFirstColumn="0" w:firstRowLastColumn="0" w:lastRowFirstColumn="0" w:lastRowLastColumn="0"/>
             </w:pPr>
             <w:r>
-              <w:t>Judul Kolom 2</w:t>
+              <w:t>IP Address</w:t>
             </w:r>
           </w:p>
         </w:tc>
         <w:tc>
           <w:tcPr>
-            <w:tcW w:w="2132" w:type="dxa"/>
+            <w:tcW w:w="1541" w:type="dxa"/>
           </w:tcPr>
           <w:p>
             <w:pPr>
+              <w:jc w:val="center"/>
               <w:cnfStyle w:val="100000000000" w:firstRow="1" w:lastRow="0" w:firstColumn="0" w:lastColumn="0" w:oddVBand="0" w:evenVBand="0" w:oddHBand="0" w:evenHBand="0" w:firstRowFirstColumn="0" w:firstRowLastColumn="0" w:lastRowFirstColumn="0" w:lastRowLastColumn="0"/>
             </w:pPr>
             <w:r>
-              <w:t>Judul Kolom 3</w:t>
+              <w:t>VLAN ID</w:t>
             </w:r>
           </w:p>
         </w:tc>
@@ -2412,38 +3122,58 @@
         <w:tc>
           <w:tcPr>
             <w:cnfStyle w:val="001000000000" w:firstRow="0" w:lastRow="0" w:firstColumn="1" w:lastColumn="0" w:oddVBand="0" w:evenVBand="0" w:oddHBand="0" w:evenHBand="0" w:firstRowFirstColumn="0" w:firstRowLastColumn="0" w:lastRowFirstColumn="0" w:lastRowLastColumn="0"/>
-            <w:tcW w:w="567" w:type="dxa"/>
+            <w:tcW w:w="435" w:type="dxa"/>
           </w:tcPr>
-          <w:p/>
+          <w:p>
+            <w:pPr>
+              <w:jc w:val="center"/>
+            </w:pPr>
+            <w:r>
+              <w:t>1</w:t>
+            </w:r>
+          </w:p>
         </w:tc>
         <w:tc>
           <w:tcPr>
-            <w:tcW w:w="2126" w:type="dxa"/>
+            <w:tcW w:w="2058" w:type="dxa"/>
           </w:tcPr>
           <w:p>
             <w:pPr>
               <w:cnfStyle w:val="000000100000" w:firstRow="0" w:lastRow="0" w:firstColumn="0" w:lastColumn="0" w:oddVBand="0" w:evenVBand="0" w:oddHBand="1" w:evenHBand="0" w:firstRowFirstColumn="0" w:firstRowLastColumn="0" w:lastRowFirstColumn="0" w:lastRowLastColumn="0"/>
             </w:pPr>
+            <w:r>
+              <w:t>Laptop10</w:t>
+            </w:r>
           </w:p>
         </w:tc>
         <w:tc>
           <w:tcPr>
-            <w:tcW w:w="1985" w:type="dxa"/>
+            <w:tcW w:w="1924" w:type="dxa"/>
           </w:tcPr>
           <w:p>
             <w:pPr>
               <w:cnfStyle w:val="000000100000" w:firstRow="0" w:lastRow="0" w:firstColumn="0" w:lastColumn="0" w:oddVBand="0" w:evenVBand="0" w:oddHBand="1" w:evenHBand="0" w:firstRowFirstColumn="0" w:firstRowLastColumn="0" w:lastRowFirstColumn="0" w:lastRowLastColumn="0"/>
             </w:pPr>
+            <w:r>
+              <w:t>192.168.50.10/25</w:t>
+            </w:r>
           </w:p>
         </w:tc>
         <w:tc>
           <w:tcPr>
-            <w:tcW w:w="2132" w:type="dxa"/>
+            <w:tcW w:w="1541" w:type="dxa"/>
+            <w:vMerge w:val="restart"/>
+            <w:shd w:val="clear" w:color="auto" w:fill="FFFFFF" w:themeFill="background1"/>
+            <w:vAlign w:val="center"/>
           </w:tcPr>
           <w:p>
             <w:pPr>
+              <w:jc w:val="center"/>
               <w:cnfStyle w:val="000000100000" w:firstRow="0" w:lastRow="0" w:firstColumn="0" w:lastColumn="0" w:oddVBand="0" w:evenVBand="0" w:oddHBand="1" w:evenHBand="0" w:firstRowFirstColumn="0" w:firstRowLastColumn="0" w:lastRowFirstColumn="0" w:lastRowLastColumn="0"/>
             </w:pPr>
+            <w:r>
+              <w:t>GK2 = ID (35)</w:t>
+            </w:r>
           </w:p>
         </w:tc>
       </w:tr>
@@ -2451,33 +3181,48 @@
         <w:tc>
           <w:tcPr>
             <w:cnfStyle w:val="001000000000" w:firstRow="0" w:lastRow="0" w:firstColumn="1" w:lastColumn="0" w:oddVBand="0" w:evenVBand="0" w:oddHBand="0" w:evenHBand="0" w:firstRowFirstColumn="0" w:firstRowLastColumn="0" w:lastRowFirstColumn="0" w:lastRowLastColumn="0"/>
-            <w:tcW w:w="567" w:type="dxa"/>
+            <w:tcW w:w="435" w:type="dxa"/>
           </w:tcPr>
-          <w:p/>
+          <w:p>
+            <w:pPr>
+              <w:jc w:val="center"/>
+            </w:pPr>
+            <w:r>
+              <w:t>2</w:t>
+            </w:r>
+          </w:p>
         </w:tc>
         <w:tc>
           <w:tcPr>
-            <w:tcW w:w="2126" w:type="dxa"/>
+            <w:tcW w:w="2058" w:type="dxa"/>
           </w:tcPr>
           <w:p>
             <w:pPr>
               <w:cnfStyle w:val="000000000000" w:firstRow="0" w:lastRow="0" w:firstColumn="0" w:lastColumn="0" w:oddVBand="0" w:evenVBand="0" w:oddHBand="0" w:evenHBand="0" w:firstRowFirstColumn="0" w:firstRowLastColumn="0" w:lastRowFirstColumn="0" w:lastRowLastColumn="0"/>
             </w:pPr>
+            <w:r>
+              <w:t>PC10</w:t>
+            </w:r>
           </w:p>
         </w:tc>
         <w:tc>
           <w:tcPr>
-            <w:tcW w:w="1985" w:type="dxa"/>
+            <w:tcW w:w="1924" w:type="dxa"/>
           </w:tcPr>
           <w:p>
             <w:pPr>
               <w:cnfStyle w:val="000000000000" w:firstRow="0" w:lastRow="0" w:firstColumn="0" w:lastColumn="0" w:oddVBand="0" w:evenVBand="0" w:oddHBand="0" w:evenHBand="0" w:firstRowFirstColumn="0" w:firstRowLastColumn="0" w:lastRowFirstColumn="0" w:lastRowLastColumn="0"/>
             </w:pPr>
+            <w:r>
+              <w:t>192.168.50.20/25</w:t>
+            </w:r>
           </w:p>
         </w:tc>
         <w:tc>
           <w:tcPr>
-            <w:tcW w:w="2132" w:type="dxa"/>
+            <w:tcW w:w="1541" w:type="dxa"/>
+            <w:vMerge/>
+            <w:shd w:val="clear" w:color="auto" w:fill="FFFFFF" w:themeFill="background1"/>
           </w:tcPr>
           <w:p>
             <w:pPr>
@@ -2493,38 +3238,61 @@
         <w:tc>
           <w:tcPr>
             <w:cnfStyle w:val="001000000000" w:firstRow="0" w:lastRow="0" w:firstColumn="1" w:lastColumn="0" w:oddVBand="0" w:evenVBand="0" w:oddHBand="0" w:evenHBand="0" w:firstRowFirstColumn="0" w:firstRowLastColumn="0" w:lastRowFirstColumn="0" w:lastRowLastColumn="0"/>
-            <w:tcW w:w="567" w:type="dxa"/>
+            <w:tcW w:w="435" w:type="dxa"/>
           </w:tcPr>
-          <w:p/>
+          <w:p>
+            <w:pPr>
+              <w:jc w:val="center"/>
+            </w:pPr>
+            <w:r>
+              <w:t>3</w:t>
+            </w:r>
+          </w:p>
         </w:tc>
         <w:tc>
           <w:tcPr>
-            <w:tcW w:w="2126" w:type="dxa"/>
+            <w:tcW w:w="2058" w:type="dxa"/>
           </w:tcPr>
           <w:p>
             <w:pPr>
               <w:cnfStyle w:val="000000100000" w:firstRow="0" w:lastRow="0" w:firstColumn="0" w:lastColumn="0" w:oddVBand="0" w:evenVBand="0" w:oddHBand="1" w:evenHBand="0" w:firstRowFirstColumn="0" w:firstRowLastColumn="0" w:lastRowFirstColumn="0" w:lastRowLastColumn="0"/>
             </w:pPr>
+            <w:r>
+              <w:t>PC1</w:t>
+            </w:r>
+            <w:r>
+              <w:t>1</w:t>
+            </w:r>
           </w:p>
         </w:tc>
         <w:tc>
           <w:tcPr>
-            <w:tcW w:w="1985" w:type="dxa"/>
+            <w:tcW w:w="1924" w:type="dxa"/>
           </w:tcPr>
           <w:p>
             <w:pPr>
               <w:cnfStyle w:val="000000100000" w:firstRow="0" w:lastRow="0" w:firstColumn="0" w:lastColumn="0" w:oddVBand="0" w:evenVBand="0" w:oddHBand="1" w:evenHBand="0" w:firstRowFirstColumn="0" w:firstRowLastColumn="0" w:lastRowFirstColumn="0" w:lastRowLastColumn="0"/>
             </w:pPr>
+            <w:r>
+              <w:t>192.168.100.10/25</w:t>
+            </w:r>
           </w:p>
         </w:tc>
         <w:tc>
           <w:tcPr>
-            <w:tcW w:w="2132" w:type="dxa"/>
+            <w:tcW w:w="1541" w:type="dxa"/>
+            <w:vMerge w:val="restart"/>
+            <w:shd w:val="clear" w:color="auto" w:fill="FFFFFF" w:themeFill="background1"/>
+            <w:vAlign w:val="center"/>
           </w:tcPr>
           <w:p>
             <w:pPr>
+              <w:jc w:val="center"/>
               <w:cnfStyle w:val="000000100000" w:firstRow="0" w:lastRow="0" w:firstColumn="0" w:lastColumn="0" w:oddVBand="0" w:evenVBand="0" w:oddHBand="1" w:evenHBand="0" w:firstRowFirstColumn="0" w:firstRowLastColumn="0" w:lastRowFirstColumn="0" w:lastRowLastColumn="0"/>
             </w:pPr>
+            <w:r>
+              <w:t>GK1 = ID (36)</w:t>
+            </w:r>
           </w:p>
         </w:tc>
       </w:tr>
@@ -2532,13 +3300,169 @@
         <w:tc>
           <w:tcPr>
             <w:cnfStyle w:val="001000000000" w:firstRow="0" w:lastRow="0" w:firstColumn="1" w:lastColumn="0" w:oddVBand="0" w:evenVBand="0" w:oddHBand="0" w:evenHBand="0" w:firstRowFirstColumn="0" w:firstRowLastColumn="0" w:lastRowFirstColumn="0" w:lastRowLastColumn="0"/>
-            <w:tcW w:w="567" w:type="dxa"/>
+            <w:tcW w:w="435" w:type="dxa"/>
           </w:tcPr>
-          <w:p/>
+          <w:p>
+            <w:pPr>
+              <w:jc w:val="center"/>
+            </w:pPr>
+            <w:r>
+              <w:t>4</w:t>
+            </w:r>
+          </w:p>
         </w:tc>
         <w:tc>
           <w:tcPr>
-            <w:tcW w:w="2126" w:type="dxa"/>
+            <w:tcW w:w="2058" w:type="dxa"/>
+          </w:tcPr>
+          <w:p>
+            <w:pPr>
+              <w:cnfStyle w:val="000000000000" w:firstRow="0" w:lastRow="0" w:firstColumn="0" w:lastColumn="0" w:oddVBand="0" w:evenVBand="0" w:oddHBand="0" w:evenHBand="0" w:firstRowFirstColumn="0" w:firstRowLastColumn="0" w:lastRowFirstColumn="0" w:lastRowLastColumn="0"/>
+            </w:pPr>
+            <w:r>
+              <w:t>PC1</w:t>
+            </w:r>
+            <w:r>
+              <w:t>2</w:t>
+            </w:r>
+          </w:p>
+        </w:tc>
+        <w:tc>
+          <w:tcPr>
+            <w:tcW w:w="1924" w:type="dxa"/>
+          </w:tcPr>
+          <w:p>
+            <w:pPr>
+              <w:cnfStyle w:val="000000000000" w:firstRow="0" w:lastRow="0" w:firstColumn="0" w:lastColumn="0" w:oddVBand="0" w:evenVBand="0" w:oddHBand="0" w:evenHBand="0" w:firstRowFirstColumn="0" w:firstRowLastColumn="0" w:lastRowFirstColumn="0" w:lastRowLastColumn="0"/>
+            </w:pPr>
+            <w:r>
+              <w:t>192.168.100.20/25</w:t>
+            </w:r>
+          </w:p>
+        </w:tc>
+        <w:tc>
+          <w:tcPr>
+            <w:tcW w:w="1541" w:type="dxa"/>
+            <w:vMerge/>
+            <w:shd w:val="clear" w:color="auto" w:fill="FFFFFF" w:themeFill="background1"/>
+            <w:vAlign w:val="center"/>
+          </w:tcPr>
+          <w:p>
+            <w:pPr>
+              <w:jc w:val="center"/>
+              <w:cnfStyle w:val="000000000000" w:firstRow="0" w:lastRow="0" w:firstColumn="0" w:lastColumn="0" w:oddVBand="0" w:evenVBand="0" w:oddHBand="0" w:evenHBand="0" w:firstRowFirstColumn="0" w:firstRowLastColumn="0" w:lastRowFirstColumn="0" w:lastRowLastColumn="0"/>
+            </w:pPr>
+          </w:p>
+        </w:tc>
+      </w:tr>
+      <w:tr>
+        <w:trPr>
+          <w:cnfStyle w:val="000000100000" w:firstRow="0" w:lastRow="0" w:firstColumn="0" w:lastColumn="0" w:oddVBand="0" w:evenVBand="0" w:oddHBand="1" w:evenHBand="0" w:firstRowFirstColumn="0" w:firstRowLastColumn="0" w:lastRowFirstColumn="0" w:lastRowLastColumn="0"/>
+        </w:trPr>
+        <w:tc>
+          <w:tcPr>
+            <w:cnfStyle w:val="001000000000" w:firstRow="0" w:lastRow="0" w:firstColumn="1" w:lastColumn="0" w:oddVBand="0" w:evenVBand="0" w:oddHBand="0" w:evenHBand="0" w:firstRowFirstColumn="0" w:firstRowLastColumn="0" w:lastRowFirstColumn="0" w:lastRowLastColumn="0"/>
+            <w:tcW w:w="435" w:type="dxa"/>
+          </w:tcPr>
+          <w:p>
+            <w:pPr>
+              <w:jc w:val="center"/>
+            </w:pPr>
+            <w:r>
+              <w:t>5</w:t>
+            </w:r>
+          </w:p>
+        </w:tc>
+        <w:tc>
+          <w:tcPr>
+            <w:tcW w:w="2058" w:type="dxa"/>
+          </w:tcPr>
+          <w:p>
+            <w:pPr>
+              <w:cnfStyle w:val="000000100000" w:firstRow="0" w:lastRow="0" w:firstColumn="0" w:lastColumn="0" w:oddVBand="0" w:evenVBand="0" w:oddHBand="1" w:evenHBand="0" w:firstRowFirstColumn="0" w:firstRowLastColumn="0" w:lastRowFirstColumn="0" w:lastRowLastColumn="0"/>
+            </w:pPr>
+            <w:r>
+              <w:t>Laptop15</w:t>
+            </w:r>
+          </w:p>
+        </w:tc>
+        <w:tc>
+          <w:tcPr>
+            <w:tcW w:w="1924" w:type="dxa"/>
+          </w:tcPr>
+          <w:p>
+            <w:pPr>
+              <w:cnfStyle w:val="000000100000" w:firstRow="0" w:lastRow="0" w:firstColumn="0" w:lastColumn="0" w:oddVBand="0" w:evenVBand="0" w:oddHBand="1" w:evenHBand="0" w:firstRowFirstColumn="0" w:firstRowLastColumn="0" w:lastRowFirstColumn="0" w:lastRowLastColumn="0"/>
+            </w:pPr>
+            <w:r>
+              <w:t>192.168.150.10/25</w:t>
+            </w:r>
+          </w:p>
+        </w:tc>
+        <w:tc>
+          <w:tcPr>
+            <w:tcW w:w="1541" w:type="dxa"/>
+            <w:vMerge w:val="restart"/>
+            <w:shd w:val="clear" w:color="auto" w:fill="FFFFFF" w:themeFill="background1"/>
+            <w:vAlign w:val="center"/>
+          </w:tcPr>
+          <w:p>
+            <w:pPr>
+              <w:jc w:val="center"/>
+              <w:cnfStyle w:val="000000100000" w:firstRow="0" w:lastRow="0" w:firstColumn="0" w:lastColumn="0" w:oddVBand="0" w:evenVBand="0" w:oddHBand="1" w:evenHBand="0" w:firstRowFirstColumn="0" w:firstRowLastColumn="0" w:lastRowFirstColumn="0" w:lastRowLastColumn="0"/>
+            </w:pPr>
+            <w:r>
+              <w:t>GK3 = ID (37)</w:t>
+            </w:r>
+          </w:p>
+        </w:tc>
+      </w:tr>
+      <w:tr>
+        <w:tc>
+          <w:tcPr>
+            <w:cnfStyle w:val="001000000000" w:firstRow="0" w:lastRow="0" w:firstColumn="1" w:lastColumn="0" w:oddVBand="0" w:evenVBand="0" w:oddHBand="0" w:evenHBand="0" w:firstRowFirstColumn="0" w:firstRowLastColumn="0" w:lastRowFirstColumn="0" w:lastRowLastColumn="0"/>
+            <w:tcW w:w="435" w:type="dxa"/>
+          </w:tcPr>
+          <w:p>
+            <w:pPr>
+              <w:jc w:val="center"/>
+            </w:pPr>
+            <w:r>
+              <w:t>6</w:t>
+            </w:r>
+          </w:p>
+        </w:tc>
+        <w:tc>
+          <w:tcPr>
+            <w:tcW w:w="2058" w:type="dxa"/>
+          </w:tcPr>
+          <w:p>
+            <w:pPr>
+              <w:cnfStyle w:val="000000000000" w:firstRow="0" w:lastRow="0" w:firstColumn="0" w:lastColumn="0" w:oddVBand="0" w:evenVBand="0" w:oddHBand="0" w:evenHBand="0" w:firstRowFirstColumn="0" w:firstRowLastColumn="0" w:lastRowFirstColumn="0" w:lastRowLastColumn="0"/>
+            </w:pPr>
+            <w:r>
+              <w:t>PC13</w:t>
+            </w:r>
+          </w:p>
+        </w:tc>
+        <w:tc>
+          <w:tcPr>
+            <w:tcW w:w="1924" w:type="dxa"/>
+          </w:tcPr>
+          <w:p>
+            <w:pPr>
+              <w:cnfStyle w:val="000000000000" w:firstRow="0" w:lastRow="0" w:firstColumn="0" w:lastColumn="0" w:oddVBand="0" w:evenVBand="0" w:oddHBand="0" w:evenHBand="0" w:firstRowFirstColumn="0" w:firstRowLastColumn="0" w:lastRowFirstColumn="0" w:lastRowLastColumn="0"/>
+            </w:pPr>
+            <w:r>
+              <w:t>192.168.150.20/25</w:t>
+            </w:r>
+          </w:p>
+        </w:tc>
+        <w:tc>
+          <w:tcPr>
+            <w:tcW w:w="1541" w:type="dxa"/>
+            <w:vMerge/>
+            <w:shd w:val="clear" w:color="auto" w:fill="FFFFFF" w:themeFill="background1"/>
           </w:tcPr>
           <w:p>
             <w:pPr>
@@ -2546,19 +3470,1864 @@
             </w:pPr>
           </w:p>
         </w:tc>
+      </w:tr>
+    </w:tbl>
+    <w:p>
+      <w:pPr>
+        <w:pStyle w:val="ListParagraph"/>
+        <w:numPr>
+          <w:ilvl w:val="1"/>
+          <w:numId w:val="43"/>
+        </w:numPr>
+        <w:tabs>
+          <w:tab w:val="left" w:pos="709"/>
+        </w:tabs>
+        <w:spacing w:before="240" w:line="360" w:lineRule="auto"/>
+        <w:rPr>
+          <w:bCs/>
+          <w:sz w:val="24"/>
+          <w:szCs w:val="24"/>
+          <w:lang w:val="es-ES"/>
+        </w:rPr>
+      </w:pPr>
+      <w:r>
+        <w:rPr>
+          <w:bCs/>
+          <w:sz w:val="24"/>
+          <w:szCs w:val="24"/>
+          <w:lang w:val="es-ES"/>
+        </w:rPr>
+        <w:t>Merancang topologi jaringan yang mencangkup perangkat yang digunakan end-user</w:t>
+      </w:r>
+      <w:r>
+        <w:rPr>
+          <w:bCs/>
+          <w:sz w:val="24"/>
+          <w:szCs w:val="24"/>
+          <w:lang w:val="es-ES"/>
+        </w:rPr>
+        <w:t>.</w:t>
+      </w:r>
+    </w:p>
+    <w:p>
+      <w:pPr>
+        <w:tabs>
+          <w:tab w:val="left" w:pos="709"/>
+        </w:tabs>
+        <w:spacing w:line="360" w:lineRule="auto"/>
+        <w:ind w:left="1080"/>
+        <w:rPr>
+          <w:bCs/>
+          <w:sz w:val="24"/>
+          <w:szCs w:val="24"/>
+          <w:lang w:val="es-ES"/>
+        </w:rPr>
+      </w:pPr>
+      <w:r>
+        <w:rPr>
+          <w:bCs/>
+          <w:sz w:val="24"/>
+          <w:szCs w:val="24"/>
+          <w:lang w:val="es-ES"/>
+        </w:rPr>
+        <w:tab/>
+      </w:r>
+      <w:r>
+        <w:rPr>
+          <w:noProof/>
+        </w:rPr>
+        <w:drawing>
+          <wp:inline distT="0" distB="0" distL="0" distR="0" wp14:anchorId="47487B00" wp14:editId="6C2CE7EB">
+            <wp:extent cx="2983192" cy="2912457"/>
+            <wp:effectExtent l="38100" t="38100" r="103505" b="97790"/>
+            <wp:docPr id="815353434" name="Picture 815353434"/>
+            <wp:cNvGraphicFramePr>
+              <a:graphicFrameLocks xmlns:a="http://schemas.openxmlformats.org/drawingml/2006/main" noChangeAspect="1"/>
+            </wp:cNvGraphicFramePr>
+            <a:graphic xmlns:a="http://schemas.openxmlformats.org/drawingml/2006/main">
+              <a:graphicData uri="http://schemas.openxmlformats.org/drawingml/2006/picture">
+                <pic:pic xmlns:pic="http://schemas.openxmlformats.org/drawingml/2006/picture">
+                  <pic:nvPicPr>
+                    <pic:cNvPr id="815353434" name="Picture 815353434"/>
+                    <pic:cNvPicPr/>
+                  </pic:nvPicPr>
+                  <pic:blipFill>
+                    <a:blip r:embed="rId18"/>
+                    <a:stretch>
+                      <a:fillRect/>
+                    </a:stretch>
+                  </pic:blipFill>
+                  <pic:spPr>
+                    <a:xfrm>
+                      <a:off x="0" y="0"/>
+                      <a:ext cx="2983192" cy="2912457"/>
+                    </a:xfrm>
+                    <a:prstGeom prst="rect">
+                      <a:avLst/>
+                    </a:prstGeom>
+                    <a:ln w="3175" cap="sq">
+                      <a:solidFill>
+                        <a:srgbClr val="000000"/>
+                      </a:solidFill>
+                      <a:prstDash val="solid"/>
+                      <a:miter lim="800000"/>
+                    </a:ln>
+                    <a:effectLst>
+                      <a:outerShdw blurRad="50800" dist="38100" dir="2700000" algn="tl" rotWithShape="0">
+                        <a:srgbClr val="000000">
+                          <a:alpha val="43000"/>
+                        </a:srgbClr>
+                      </a:outerShdw>
+                    </a:effectLst>
+                  </pic:spPr>
+                </pic:pic>
+              </a:graphicData>
+            </a:graphic>
+          </wp:inline>
+        </w:drawing>
+      </w:r>
+    </w:p>
+    <w:p>
+      <w:pPr>
+        <w:pStyle w:val="Caption"/>
+        <w:jc w:val="center"/>
+        <w:rPr>
+          <w:lang w:val="sv-SE"/>
+        </w:rPr>
+      </w:pPr>
+      <w:r>
+        <w:rPr>
+          <w:lang w:val="sv-SE"/>
+        </w:rPr>
+        <w:t xml:space="preserve">Gambar </w:t>
+      </w:r>
+      <w:r>
+        <w:rPr>
+          <w:lang w:val="sv-SE"/>
+        </w:rPr>
+        <w:t>6</w:t>
+      </w:r>
+      <w:r>
+        <w:rPr>
+          <w:lang w:val="sv-SE"/>
+        </w:rPr>
+        <w:t xml:space="preserve">. Topologi VLAN Mode </w:t>
+      </w:r>
+      <w:r>
+        <w:rPr>
+          <w:lang w:val="sv-SE"/>
+        </w:rPr>
+        <w:t>Trunk</w:t>
+      </w:r>
+    </w:p>
+    <w:p>
+      <w:pPr>
+        <w:pStyle w:val="ListParagraph"/>
+        <w:numPr>
+          <w:ilvl w:val="1"/>
+          <w:numId w:val="43"/>
+        </w:numPr>
+        <w:tabs>
+          <w:tab w:val="left" w:pos="709"/>
+        </w:tabs>
+        <w:spacing w:before="240" w:line="360" w:lineRule="auto"/>
+        <w:jc w:val="both"/>
+        <w:rPr>
+          <w:bCs/>
+          <w:sz w:val="24"/>
+          <w:szCs w:val="24"/>
+          <w:lang w:val="es-ES"/>
+        </w:rPr>
+      </w:pPr>
+      <w:r>
+        <w:rPr>
+          <w:bCs/>
+          <w:sz w:val="24"/>
+          <w:szCs w:val="24"/>
+          <w:lang w:val="es-ES"/>
+        </w:rPr>
+        <w:t>Berikan daftar nama atau warna yang menjadi identitas setiap VLAN yang akan di konfigurasi pada switch.</w:t>
+      </w:r>
+    </w:p>
+    <w:p>
+      <w:pPr>
+        <w:pStyle w:val="ListParagraph"/>
+        <w:numPr>
+          <w:ilvl w:val="1"/>
+          <w:numId w:val="43"/>
+        </w:numPr>
+        <w:tabs>
+          <w:tab w:val="left" w:pos="709"/>
+        </w:tabs>
+        <w:spacing w:before="240" w:line="360" w:lineRule="auto"/>
+        <w:jc w:val="both"/>
+        <w:rPr>
+          <w:bCs/>
+          <w:sz w:val="24"/>
+          <w:szCs w:val="24"/>
+          <w:lang w:val="es-ES"/>
+        </w:rPr>
+      </w:pPr>
+      <w:r>
+        <w:rPr>
+          <w:bCs/>
+          <w:sz w:val="24"/>
+          <w:szCs w:val="24"/>
+          <w:lang w:val="es-ES"/>
+        </w:rPr>
+        <w:t xml:space="preserve">Pada interface Switch pilih tab Config lalu menu VLAN Database, atur konfigurasi VLAN sesuai pada tabel 2. </w:t>
+      </w:r>
+    </w:p>
+    <w:p>
+      <w:pPr>
+        <w:pStyle w:val="ListParagraph"/>
+        <w:numPr>
+          <w:ilvl w:val="1"/>
+          <w:numId w:val="43"/>
+        </w:numPr>
+        <w:tabs>
+          <w:tab w:val="left" w:pos="709"/>
+        </w:tabs>
+        <w:spacing w:before="240" w:line="360" w:lineRule="auto"/>
+        <w:jc w:val="both"/>
+        <w:rPr>
+          <w:bCs/>
+          <w:sz w:val="24"/>
+          <w:szCs w:val="24"/>
+          <w:lang w:val="es-ES"/>
+        </w:rPr>
+      </w:pPr>
+      <w:r>
+        <w:rPr>
+          <w:bCs/>
+          <w:sz w:val="24"/>
+          <w:szCs w:val="24"/>
+          <w:lang w:val="es-ES"/>
+        </w:rPr>
+        <w:t>Pada tab yang sama pilih port interface, lalu sesuaikan VLAN ID nya sesuai dengan kelompok warna yang telah ditetapkan sebelumnya.</w:t>
+      </w:r>
+    </w:p>
+    <w:p>
+      <w:pPr>
+        <w:pStyle w:val="ListParagraph"/>
+        <w:numPr>
+          <w:ilvl w:val="1"/>
+          <w:numId w:val="43"/>
+        </w:numPr>
+        <w:tabs>
+          <w:tab w:val="left" w:pos="709"/>
+        </w:tabs>
+        <w:spacing w:before="240" w:line="360" w:lineRule="auto"/>
+        <w:jc w:val="both"/>
+        <w:rPr>
+          <w:bCs/>
+          <w:sz w:val="24"/>
+          <w:szCs w:val="24"/>
+          <w:lang w:val="es-ES"/>
+        </w:rPr>
+      </w:pPr>
+      <w:r>
+        <w:rPr>
+          <w:bCs/>
+          <w:sz w:val="24"/>
+          <w:szCs w:val="24"/>
+          <w:lang w:val="es-ES"/>
+        </w:rPr>
+        <w:lastRenderedPageBreak/>
+        <w:t>Konfigurasi mode port yang dipilih menjadi Trunk untuk mengaktifkan fungsi trunking pada VLAN.</w:t>
+      </w:r>
+    </w:p>
+    <w:p>
+      <w:pPr>
+        <w:pStyle w:val="ListParagraph"/>
+        <w:tabs>
+          <w:tab w:val="left" w:pos="709"/>
+        </w:tabs>
+        <w:spacing w:line="360" w:lineRule="auto"/>
+        <w:rPr>
+          <w:bCs/>
+          <w:sz w:val="24"/>
+          <w:szCs w:val="24"/>
+          <w:lang w:val="es-ES"/>
+        </w:rPr>
+      </w:pPr>
+      <w:r>
+        <w:rPr>
+          <w:bCs/>
+          <w:sz w:val="24"/>
+          <w:szCs w:val="24"/>
+          <w:lang w:val="es-ES"/>
+        </w:rPr>
+        <w:tab/>
+      </w:r>
+      <w:r>
+        <w:rPr>
+          <w:noProof/>
+        </w:rPr>
+        <w:drawing>
+          <wp:inline distT="0" distB="0" distL="0" distR="0" wp14:anchorId="134B359E" wp14:editId="4657E9DB">
+            <wp:extent cx="2983192" cy="1039855"/>
+            <wp:effectExtent l="38100" t="38100" r="103505" b="103505"/>
+            <wp:docPr id="1243493718" name="Picture 1243493718"/>
+            <wp:cNvGraphicFramePr>
+              <a:graphicFrameLocks xmlns:a="http://schemas.openxmlformats.org/drawingml/2006/main" noChangeAspect="1"/>
+            </wp:cNvGraphicFramePr>
+            <a:graphic xmlns:a="http://schemas.openxmlformats.org/drawingml/2006/main">
+              <a:graphicData uri="http://schemas.openxmlformats.org/drawingml/2006/picture">
+                <pic:pic xmlns:pic="http://schemas.openxmlformats.org/drawingml/2006/picture">
+                  <pic:nvPicPr>
+                    <pic:cNvPr id="1243493718" name="Picture 1243493718"/>
+                    <pic:cNvPicPr/>
+                  </pic:nvPicPr>
+                  <pic:blipFill>
+                    <a:blip r:embed="rId19"/>
+                    <a:stretch>
+                      <a:fillRect/>
+                    </a:stretch>
+                  </pic:blipFill>
+                  <pic:spPr>
+                    <a:xfrm>
+                      <a:off x="0" y="0"/>
+                      <a:ext cx="2983192" cy="1039855"/>
+                    </a:xfrm>
+                    <a:prstGeom prst="rect">
+                      <a:avLst/>
+                    </a:prstGeom>
+                    <a:ln w="3175" cap="sq">
+                      <a:solidFill>
+                        <a:srgbClr val="000000"/>
+                      </a:solidFill>
+                      <a:prstDash val="solid"/>
+                      <a:miter lim="800000"/>
+                    </a:ln>
+                    <a:effectLst>
+                      <a:outerShdw blurRad="50800" dist="38100" dir="2700000" algn="tl" rotWithShape="0">
+                        <a:srgbClr val="000000">
+                          <a:alpha val="43000"/>
+                        </a:srgbClr>
+                      </a:outerShdw>
+                    </a:effectLst>
+                  </pic:spPr>
+                </pic:pic>
+              </a:graphicData>
+            </a:graphic>
+          </wp:inline>
+        </w:drawing>
+      </w:r>
+    </w:p>
+    <w:p>
+      <w:pPr>
+        <w:pStyle w:val="Caption"/>
+        <w:ind w:left="720"/>
+        <w:jc w:val="center"/>
+        <w:rPr>
+          <w:lang w:val="sv-SE"/>
+        </w:rPr>
+      </w:pPr>
+      <w:r>
+        <w:rPr>
+          <w:lang w:val="sv-SE"/>
+        </w:rPr>
+        <w:t xml:space="preserve">Gambar </w:t>
+      </w:r>
+      <w:r>
+        <w:rPr>
+          <w:lang w:val="sv-SE"/>
+        </w:rPr>
+        <w:t>7</w:t>
+      </w:r>
+      <w:r>
+        <w:rPr>
+          <w:lang w:val="sv-SE"/>
+        </w:rPr>
+        <w:t xml:space="preserve">. </w:t>
+      </w:r>
+      <w:r>
+        <w:rPr>
+          <w:lang w:val="sv-SE"/>
+        </w:rPr>
+        <w:t>Konfigurasi mode port</w:t>
+      </w:r>
+    </w:p>
+    <w:p>
+      <w:pPr>
+        <w:pStyle w:val="ListParagraph"/>
+        <w:numPr>
+          <w:ilvl w:val="1"/>
+          <w:numId w:val="43"/>
+        </w:numPr>
+        <w:tabs>
+          <w:tab w:val="left" w:pos="709"/>
+        </w:tabs>
+        <w:spacing w:before="240" w:line="360" w:lineRule="auto"/>
+        <w:jc w:val="both"/>
+        <w:rPr>
+          <w:bCs/>
+          <w:sz w:val="24"/>
+          <w:szCs w:val="24"/>
+          <w:lang w:val="es-ES"/>
+        </w:rPr>
+      </w:pPr>
+      <w:r>
+        <w:rPr>
+          <w:bCs/>
+          <w:sz w:val="24"/>
+          <w:szCs w:val="24"/>
+          <w:lang w:val="sv-SE"/>
+        </w:rPr>
+        <w:t>Lakukan konfigurasi yang sama pada setiap port di switch pertama yang terhubung dengan perangkat PC. Catatan: Untuk mengontrol akses VLAN pada mode Trunk, hapus centang pada ID VLAN yang tidak diizinkan untuk melewati port tersebut, lalu centang juga pilihan 1</w:t>
+      </w:r>
+      <w:r>
+        <w:rPr>
+          <w:bCs/>
+          <w:sz w:val="24"/>
+          <w:szCs w:val="24"/>
+          <w:lang w:val="sv-SE"/>
+        </w:rPr>
+        <w:t>:</w:t>
+      </w:r>
+      <w:r>
+        <w:rPr>
+          <w:bCs/>
+          <w:sz w:val="24"/>
+          <w:szCs w:val="24"/>
+          <w:lang w:val="sv-SE"/>
+        </w:rPr>
+        <w:t xml:space="preserve">default agar fitur ini </w:t>
+      </w:r>
+      <w:r>
+        <w:rPr>
+          <w:bCs/>
+          <w:sz w:val="24"/>
+          <w:szCs w:val="24"/>
+          <w:lang w:val="sv-SE"/>
+        </w:rPr>
+        <w:t xml:space="preserve">berhasil </w:t>
+      </w:r>
+      <w:r>
+        <w:rPr>
+          <w:bCs/>
+          <w:sz w:val="24"/>
+          <w:szCs w:val="24"/>
+          <w:lang w:val="sv-SE"/>
+        </w:rPr>
+        <w:t>berfungsi.</w:t>
+      </w:r>
+    </w:p>
+    <w:p>
+      <w:pPr>
+        <w:pStyle w:val="ListParagraph"/>
+        <w:tabs>
+          <w:tab w:val="left" w:pos="709"/>
+        </w:tabs>
+        <w:spacing w:before="240" w:line="360" w:lineRule="auto"/>
+        <w:ind w:left="1440"/>
+        <w:jc w:val="both"/>
+        <w:rPr>
+          <w:bCs/>
+          <w:sz w:val="24"/>
+          <w:szCs w:val="24"/>
+          <w:lang w:val="es-ES"/>
+        </w:rPr>
+      </w:pPr>
+      <w:r>
+        <w:rPr>
+          <w:noProof/>
+        </w:rPr>
+        <w:drawing>
+          <wp:inline distT="0" distB="0" distL="0" distR="0" wp14:anchorId="475EE463" wp14:editId="155288C8">
+            <wp:extent cx="2978714" cy="1186401"/>
+            <wp:effectExtent l="38100" t="38100" r="88900" b="90170"/>
+            <wp:docPr id="1719959992" name="Picture 1719959992"/>
+            <wp:cNvGraphicFramePr>
+              <a:graphicFrameLocks xmlns:a="http://schemas.openxmlformats.org/drawingml/2006/main" noChangeAspect="1"/>
+            </wp:cNvGraphicFramePr>
+            <a:graphic xmlns:a="http://schemas.openxmlformats.org/drawingml/2006/main">
+              <a:graphicData uri="http://schemas.openxmlformats.org/drawingml/2006/picture">
+                <pic:pic xmlns:pic="http://schemas.openxmlformats.org/drawingml/2006/picture">
+                  <pic:nvPicPr>
+                    <pic:cNvPr id="1719959992" name="Picture 1719959992"/>
+                    <pic:cNvPicPr/>
+                  </pic:nvPicPr>
+                  <pic:blipFill>
+                    <a:blip r:embed="rId20"/>
+                    <a:stretch>
+                      <a:fillRect/>
+                    </a:stretch>
+                  </pic:blipFill>
+                  <pic:spPr>
+                    <a:xfrm>
+                      <a:off x="0" y="0"/>
+                      <a:ext cx="2987264" cy="1189806"/>
+                    </a:xfrm>
+                    <a:prstGeom prst="rect">
+                      <a:avLst/>
+                    </a:prstGeom>
+                    <a:ln w="3175" cap="sq">
+                      <a:solidFill>
+                        <a:srgbClr val="000000"/>
+                      </a:solidFill>
+                      <a:prstDash val="solid"/>
+                      <a:miter lim="800000"/>
+                    </a:ln>
+                    <a:effectLst>
+                      <a:outerShdw blurRad="50800" dist="38100" dir="2700000" algn="tl" rotWithShape="0">
+                        <a:srgbClr val="000000">
+                          <a:alpha val="43000"/>
+                        </a:srgbClr>
+                      </a:outerShdw>
+                    </a:effectLst>
+                  </pic:spPr>
+                </pic:pic>
+              </a:graphicData>
+            </a:graphic>
+          </wp:inline>
+        </w:drawing>
+      </w:r>
+    </w:p>
+    <w:p>
+      <w:pPr>
+        <w:pStyle w:val="Caption"/>
+        <w:ind w:left="720"/>
+        <w:jc w:val="center"/>
+        <w:rPr>
+          <w:lang w:val="sv-SE"/>
+        </w:rPr>
+      </w:pPr>
+      <w:r>
+        <w:rPr>
+          <w:lang w:val="sv-SE"/>
+        </w:rPr>
+        <w:t xml:space="preserve">Gambar </w:t>
+      </w:r>
+      <w:r>
+        <w:rPr>
+          <w:lang w:val="sv-SE"/>
+        </w:rPr>
+        <w:t>8</w:t>
+      </w:r>
+      <w:r>
+        <w:rPr>
+          <w:lang w:val="sv-SE"/>
+        </w:rPr>
+        <w:t xml:space="preserve">. </w:t>
+      </w:r>
+      <w:r>
+        <w:rPr>
+          <w:lang w:val="sv-SE"/>
+        </w:rPr>
+        <w:t>Konfigurasi akses yang diizinkan VLAN</w:t>
+      </w:r>
+    </w:p>
+    <w:p>
+      <w:pPr>
+        <w:pStyle w:val="ListParagraph"/>
+        <w:numPr>
+          <w:ilvl w:val="1"/>
+          <w:numId w:val="43"/>
+        </w:numPr>
+        <w:tabs>
+          <w:tab w:val="left" w:pos="709"/>
+        </w:tabs>
+        <w:spacing w:before="240" w:line="360" w:lineRule="auto"/>
+        <w:jc w:val="both"/>
+        <w:rPr>
+          <w:bCs/>
+          <w:sz w:val="24"/>
+          <w:szCs w:val="24"/>
+          <w:lang w:val="es-ES"/>
+        </w:rPr>
+      </w:pPr>
+      <w:r>
+        <w:rPr>
+          <w:bCs/>
+          <w:sz w:val="24"/>
+          <w:szCs w:val="24"/>
+          <w:lang w:val="sv-SE"/>
+        </w:rPr>
+        <w:t>Lakukan kembali langkah-langkah konfigurasi yang sama pada switch kedua</w:t>
+      </w:r>
+      <w:r>
+        <w:rPr>
+          <w:bCs/>
+          <w:sz w:val="24"/>
+          <w:szCs w:val="24"/>
+          <w:lang w:val="sv-SE"/>
+        </w:rPr>
+        <w:t>.</w:t>
+      </w:r>
+    </w:p>
+    <w:p>
+      <w:pPr>
+        <w:pStyle w:val="ListParagraph"/>
+        <w:numPr>
+          <w:ilvl w:val="1"/>
+          <w:numId w:val="43"/>
+        </w:numPr>
+        <w:tabs>
+          <w:tab w:val="left" w:pos="709"/>
+        </w:tabs>
+        <w:spacing w:before="240" w:line="360" w:lineRule="auto"/>
+        <w:jc w:val="both"/>
+        <w:rPr>
+          <w:bCs/>
+          <w:sz w:val="24"/>
+          <w:szCs w:val="24"/>
+          <w:lang w:val="es-ES"/>
+        </w:rPr>
+      </w:pPr>
+      <w:r>
+        <w:rPr>
+          <w:bCs/>
+          <w:sz w:val="24"/>
+          <w:szCs w:val="24"/>
+          <w:lang w:val="es-ES"/>
+        </w:rPr>
+        <w:t>Setelah konfigurasi VLAN (penambahan ID, nama, dan pengaturan mode Trunk) selesai, langkah selanjutnya adalah mengatur alamat IP statis pada setiap perangkat sesuai dengan tabel IP Address yang telah ditentukan.</w:t>
+      </w:r>
+    </w:p>
+    <w:p>
+      <w:pPr>
+        <w:pStyle w:val="ListParagraph"/>
+        <w:numPr>
+          <w:ilvl w:val="1"/>
+          <w:numId w:val="43"/>
+        </w:numPr>
+        <w:tabs>
+          <w:tab w:val="left" w:pos="709"/>
+        </w:tabs>
+        <w:spacing w:before="240" w:line="360" w:lineRule="auto"/>
+        <w:jc w:val="both"/>
+        <w:rPr>
+          <w:bCs/>
+          <w:sz w:val="24"/>
+          <w:szCs w:val="24"/>
+          <w:lang w:val="es-ES"/>
+        </w:rPr>
+      </w:pPr>
+      <w:r>
+        <w:rPr>
+          <w:bCs/>
+          <w:sz w:val="24"/>
+          <w:szCs w:val="24"/>
+          <w:lang w:val="sv-SE"/>
+        </w:rPr>
+        <w:lastRenderedPageBreak/>
+        <w:t>Lakukan verifikasi konektivitas jaringan menggunakan utilitas ping dan simulasi PDU untuk memastikan seluruh konfigurasi telah berfungsi dengan benar</w:t>
+      </w:r>
+      <w:r>
+        <w:rPr>
+          <w:bCs/>
+          <w:sz w:val="24"/>
+          <w:szCs w:val="24"/>
+          <w:lang w:val="sv-SE"/>
+        </w:rPr>
+        <w:t>.</w:t>
+      </w:r>
+    </w:p>
+    <w:p>
+      <w:pPr>
+        <w:pStyle w:val="ListParagraph"/>
+        <w:tabs>
+          <w:tab w:val="left" w:pos="709"/>
+        </w:tabs>
+        <w:spacing w:before="240" w:line="360" w:lineRule="auto"/>
+        <w:jc w:val="both"/>
+        <w:rPr>
+          <w:bCs/>
+          <w:sz w:val="24"/>
+          <w:szCs w:val="24"/>
+          <w:lang w:val="es-ES"/>
+        </w:rPr>
+      </w:pPr>
+      <w:r>
+        <w:rPr>
+          <w:bCs/>
+          <w:sz w:val="24"/>
+          <w:szCs w:val="24"/>
+          <w:lang w:val="es-ES"/>
+        </w:rPr>
+        <w:tab/>
+      </w:r>
+      <w:r>
+        <w:rPr>
+          <w:noProof/>
+        </w:rPr>
+        <w:drawing>
+          <wp:inline distT="0" distB="0" distL="0" distR="0" wp14:anchorId="3054CE44" wp14:editId="0E004986">
+            <wp:extent cx="2966212" cy="1323975"/>
+            <wp:effectExtent l="38100" t="38100" r="100965" b="85725"/>
+            <wp:docPr id="1141891270" name="Picture 1141891270"/>
+            <wp:cNvGraphicFramePr>
+              <a:graphicFrameLocks xmlns:a="http://schemas.openxmlformats.org/drawingml/2006/main" noChangeAspect="1"/>
+            </wp:cNvGraphicFramePr>
+            <a:graphic xmlns:a="http://schemas.openxmlformats.org/drawingml/2006/main">
+              <a:graphicData uri="http://schemas.openxmlformats.org/drawingml/2006/picture">
+                <pic:pic xmlns:pic="http://schemas.openxmlformats.org/drawingml/2006/picture">
+                  <pic:nvPicPr>
+                    <pic:cNvPr id="1141891270" name="Picture 1141891270"/>
+                    <pic:cNvPicPr/>
+                  </pic:nvPicPr>
+                  <pic:blipFill>
+                    <a:blip r:embed="rId21"/>
+                    <a:stretch>
+                      <a:fillRect/>
+                    </a:stretch>
+                  </pic:blipFill>
+                  <pic:spPr>
+                    <a:xfrm>
+                      <a:off x="0" y="0"/>
+                      <a:ext cx="2975573" cy="1328153"/>
+                    </a:xfrm>
+                    <a:prstGeom prst="rect">
+                      <a:avLst/>
+                    </a:prstGeom>
+                    <a:ln w="3175" cap="sq">
+                      <a:solidFill>
+                        <a:srgbClr val="000000"/>
+                      </a:solidFill>
+                      <a:prstDash val="solid"/>
+                      <a:miter lim="800000"/>
+                    </a:ln>
+                    <a:effectLst>
+                      <a:outerShdw blurRad="50800" dist="38100" dir="2700000" algn="tl" rotWithShape="0">
+                        <a:srgbClr val="000000">
+                          <a:alpha val="43000"/>
+                        </a:srgbClr>
+                      </a:outerShdw>
+                    </a:effectLst>
+                  </pic:spPr>
+                </pic:pic>
+              </a:graphicData>
+            </a:graphic>
+          </wp:inline>
+        </w:drawing>
+      </w:r>
+    </w:p>
+    <w:p>
+      <w:pPr>
+        <w:pStyle w:val="Caption"/>
+        <w:ind w:left="720"/>
+        <w:jc w:val="center"/>
+        <w:rPr>
+          <w:lang w:val="sv-SE"/>
+        </w:rPr>
+      </w:pPr>
+      <w:r>
+        <w:rPr>
+          <w:lang w:val="sv-SE"/>
+        </w:rPr>
+        <w:t xml:space="preserve">Gambar </w:t>
+      </w:r>
+      <w:r>
+        <w:rPr>
+          <w:lang w:val="sv-SE"/>
+        </w:rPr>
+        <w:t>9.</w:t>
+      </w:r>
+      <w:r>
+        <w:rPr>
+          <w:lang w:val="sv-SE"/>
+        </w:rPr>
+        <w:t xml:space="preserve"> </w:t>
+      </w:r>
+      <w:r>
+        <w:rPr>
+          <w:lang w:val="sv-SE"/>
+        </w:rPr>
+        <w:t>Verifikasi konektivitas menggunakan ping</w:t>
+      </w:r>
+    </w:p>
+    <w:p>
+      <w:pPr>
+        <w:pStyle w:val="ListParagraph"/>
+        <w:tabs>
+          <w:tab w:val="left" w:pos="709"/>
+        </w:tabs>
+        <w:spacing w:before="240" w:line="360" w:lineRule="auto"/>
+        <w:jc w:val="both"/>
+        <w:rPr>
+          <w:bCs/>
+          <w:sz w:val="24"/>
+          <w:szCs w:val="24"/>
+          <w:lang w:val="es-ES"/>
+        </w:rPr>
+      </w:pPr>
+      <w:r>
+        <w:rPr>
+          <w:bCs/>
+          <w:sz w:val="24"/>
+          <w:szCs w:val="24"/>
+          <w:lang w:val="es-ES"/>
+        </w:rPr>
+        <w:tab/>
+      </w:r>
+      <w:r>
+        <w:rPr>
+          <w:noProof/>
+        </w:rPr>
+        <w:drawing>
+          <wp:inline distT="0" distB="0" distL="0" distR="0" wp14:anchorId="7258E7E9" wp14:editId="4A74BE49">
+            <wp:extent cx="2965294" cy="2205038"/>
+            <wp:effectExtent l="38100" t="38100" r="102235" b="100330"/>
+            <wp:docPr id="529821979" name="Picture 529821979"/>
+            <wp:cNvGraphicFramePr>
+              <a:graphicFrameLocks xmlns:a="http://schemas.openxmlformats.org/drawingml/2006/main" noChangeAspect="1"/>
+            </wp:cNvGraphicFramePr>
+            <a:graphic xmlns:a="http://schemas.openxmlformats.org/drawingml/2006/main">
+              <a:graphicData uri="http://schemas.openxmlformats.org/drawingml/2006/picture">
+                <pic:pic xmlns:pic="http://schemas.openxmlformats.org/drawingml/2006/picture">
+                  <pic:nvPicPr>
+                    <pic:cNvPr id="529821979" name="Picture 529821979"/>
+                    <pic:cNvPicPr/>
+                  </pic:nvPicPr>
+                  <pic:blipFill>
+                    <a:blip r:embed="rId22"/>
+                    <a:stretch>
+                      <a:fillRect/>
+                    </a:stretch>
+                  </pic:blipFill>
+                  <pic:spPr>
+                    <a:xfrm>
+                      <a:off x="0" y="0"/>
+                      <a:ext cx="2986331" cy="2220682"/>
+                    </a:xfrm>
+                    <a:prstGeom prst="rect">
+                      <a:avLst/>
+                    </a:prstGeom>
+                    <a:ln w="3175" cap="sq">
+                      <a:solidFill>
+                        <a:srgbClr val="000000"/>
+                      </a:solidFill>
+                      <a:prstDash val="solid"/>
+                      <a:miter lim="800000"/>
+                    </a:ln>
+                    <a:effectLst>
+                      <a:outerShdw blurRad="50800" dist="38100" dir="2700000" algn="tl" rotWithShape="0">
+                        <a:srgbClr val="000000">
+                          <a:alpha val="43000"/>
+                        </a:srgbClr>
+                      </a:outerShdw>
+                    </a:effectLst>
+                  </pic:spPr>
+                </pic:pic>
+              </a:graphicData>
+            </a:graphic>
+          </wp:inline>
+        </w:drawing>
+      </w:r>
+    </w:p>
+    <w:p>
+      <w:pPr>
+        <w:pStyle w:val="Caption"/>
+        <w:ind w:left="720"/>
+        <w:jc w:val="center"/>
+        <w:rPr>
+          <w:lang w:val="sv-SE"/>
+        </w:rPr>
+      </w:pPr>
+      <w:r>
+        <w:rPr>
+          <w:lang w:val="sv-SE"/>
+        </w:rPr>
+        <w:t xml:space="preserve">Gambar </w:t>
+      </w:r>
+      <w:r>
+        <w:rPr>
+          <w:lang w:val="sv-SE"/>
+        </w:rPr>
+        <w:t>10.</w:t>
+      </w:r>
+      <w:r>
+        <w:rPr>
+          <w:lang w:val="sv-SE"/>
+        </w:rPr>
+        <w:t xml:space="preserve"> </w:t>
+      </w:r>
+      <w:r>
+        <w:rPr>
+          <w:lang w:val="sv-SE"/>
+        </w:rPr>
+        <w:t>Verifikasi konektivitas menggunakan PDU</w:t>
+      </w:r>
+    </w:p>
+    <w:p>
+      <w:pPr>
+        <w:rPr>
+          <w:lang w:val="es-ES"/>
+        </w:rPr>
+      </w:pPr>
+    </w:p>
+    <w:p>
+      <w:pPr>
+        <w:rPr>
+          <w:lang w:val="es-ES"/>
+        </w:rPr>
+      </w:pPr>
+    </w:p>
+    <w:p>
+      <w:pPr>
+        <w:rPr>
+          <w:lang w:val="es-ES"/>
+        </w:rPr>
+      </w:pPr>
+    </w:p>
+    <w:p>
+      <w:pPr>
+        <w:pStyle w:val="ListParagraph"/>
+        <w:tabs>
+          <w:tab w:val="left" w:pos="709"/>
+        </w:tabs>
+        <w:spacing w:before="240" w:line="360" w:lineRule="auto"/>
+        <w:ind w:left="1440"/>
+        <w:rPr>
+          <w:bCs/>
+          <w:sz w:val="24"/>
+          <w:szCs w:val="24"/>
+          <w:lang w:val="es-ES"/>
+        </w:rPr>
+      </w:pPr>
+    </w:p>
+    <w:p>
+      <w:pPr>
+        <w:rPr>
+          <w:lang w:val="es-ES"/>
+        </w:rPr>
+      </w:pPr>
+    </w:p>
+    <w:p>
+      <w:pPr>
+        <w:rPr>
+          <w:lang w:val="es-ES"/>
+        </w:rPr>
+      </w:pPr>
+    </w:p>
+    <w:p>
+      <w:pPr>
+        <w:rPr>
+          <w:lang w:val="es-ES"/>
+        </w:rPr>
+      </w:pPr>
+    </w:p>
+    <w:p>
+      <w:pPr>
+        <w:rPr>
+          <w:lang w:val="es-ES"/>
+        </w:rPr>
+      </w:pPr>
+    </w:p>
+    <w:p>
+      <w:pPr>
+        <w:rPr>
+          <w:lang w:val="es-ES"/>
+        </w:rPr>
+      </w:pPr>
+    </w:p>
+    <w:p>
+      <w:pPr>
+        <w:rPr>
+          <w:lang w:val="es-ES"/>
+        </w:rPr>
+      </w:pPr>
+    </w:p>
+    <w:p>
+      <w:pPr>
+        <w:rPr>
+          <w:lang w:val="es-ES"/>
+        </w:rPr>
+      </w:pPr>
+    </w:p>
+    <w:p>
+      <w:pPr>
+        <w:rPr>
+          <w:lang w:val="es-ES"/>
+        </w:rPr>
+      </w:pPr>
+    </w:p>
+    <w:p>
+      <w:pPr>
+        <w:rPr>
+          <w:lang w:val="es-ES"/>
+        </w:rPr>
+      </w:pPr>
+    </w:p>
+    <w:p>
+      <w:pPr>
+        <w:tabs>
+          <w:tab w:val="left" w:pos="709"/>
+        </w:tabs>
+        <w:spacing w:line="360" w:lineRule="auto"/>
+        <w:jc w:val="both"/>
+        <w:rPr>
+          <w:sz w:val="24"/>
+          <w:szCs w:val="24"/>
+          <w:lang w:val="es-ES"/>
+        </w:rPr>
+      </w:pPr>
+    </w:p>
+    <w:p>
+      <w:pPr>
+        <w:tabs>
+          <w:tab w:val="left" w:pos="709"/>
+        </w:tabs>
+        <w:spacing w:line="360" w:lineRule="auto"/>
+        <w:jc w:val="center"/>
+        <w:rPr>
+          <w:b/>
+          <w:bCs/>
+          <w:color w:val="000000"/>
+          <w:sz w:val="40"/>
+          <w:szCs w:val="40"/>
+          <w:lang w:val="sv-SE"/>
+        </w:rPr>
+      </w:pPr>
+      <w:r>
+        <w:rPr>
+          <w:b/>
+          <w:bCs/>
+          <w:color w:val="000000"/>
+          <w:sz w:val="40"/>
+          <w:szCs w:val="40"/>
+          <w:lang w:val="sv-SE"/>
+        </w:rPr>
+        <w:lastRenderedPageBreak/>
+        <w:t>Alat dan Bahan</w:t>
+      </w:r>
+    </w:p>
+    <w:p>
+      <w:pPr>
+        <w:tabs>
+          <w:tab w:val="left" w:pos="709"/>
+        </w:tabs>
+        <w:spacing w:line="360" w:lineRule="auto"/>
+        <w:jc w:val="both"/>
+        <w:rPr>
+          <w:sz w:val="24"/>
+          <w:szCs w:val="24"/>
+          <w:lang w:val="es-ES"/>
+        </w:rPr>
+      </w:pPr>
+      <w:r>
+        <w:rPr>
+          <w:sz w:val="24"/>
+          <w:szCs w:val="24"/>
+          <w:lang w:val="es-ES"/>
+        </w:rPr>
+        <w:t xml:space="preserve">Jelaskan alat dan bahan yang digunakan dalam praktikum. </w:t>
+      </w:r>
+      <w:r>
+        <w:rPr>
+          <w:sz w:val="24"/>
+          <w:szCs w:val="24"/>
+          <w:lang w:val="es-ES"/>
+        </w:rPr>
+        <w:t>Deskripsikan alat atau device yang anda gunakan. Jika menggunakan komputer Windows, cukup dengan memberikan screenshoot dxdiag</w:t>
+      </w:r>
+      <w:r>
+        <w:rPr>
+          <w:sz w:val="24"/>
+          <w:szCs w:val="24"/>
+          <w:lang w:val="es-ES"/>
+        </w:rPr>
+        <w:t xml:space="preserve">. </w:t>
+      </w:r>
+    </w:p>
+    <w:p>
+      <w:pPr>
+        <w:tabs>
+          <w:tab w:val="left" w:pos="709"/>
+        </w:tabs>
+        <w:spacing w:line="360" w:lineRule="auto"/>
+        <w:rPr>
+          <w:b/>
+          <w:bCs/>
+          <w:color w:val="000000"/>
+          <w:sz w:val="24"/>
+          <w:szCs w:val="24"/>
+          <w:lang w:val="es-ES"/>
+        </w:rPr>
+      </w:pPr>
+    </w:p>
+    <w:p>
+      <w:pPr>
+        <w:rPr>
+          <w:b/>
+          <w:sz w:val="40"/>
+          <w:szCs w:val="36"/>
+          <w:lang w:val="es-ES"/>
+        </w:rPr>
+      </w:pPr>
+      <w:r>
+        <w:rPr>
+          <w:b/>
+          <w:sz w:val="40"/>
+          <w:szCs w:val="36"/>
+          <w:lang w:val="es-ES"/>
+        </w:rPr>
+        <w:br w:type="page"/>
+      </w:r>
+    </w:p>
+    <w:p>
+      <w:pPr>
+        <w:tabs>
+          <w:tab w:val="left" w:pos="709"/>
+        </w:tabs>
+        <w:spacing w:line="360" w:lineRule="auto"/>
+        <w:jc w:val="center"/>
+        <w:rPr>
+          <w:color w:val="000000"/>
+          <w:sz w:val="24"/>
+          <w:szCs w:val="24"/>
+          <w:lang w:val="es-ES"/>
+        </w:rPr>
+      </w:pPr>
+      <w:r>
+        <w:rPr>
+          <w:b/>
+          <w:sz w:val="40"/>
+          <w:szCs w:val="36"/>
+          <w:lang w:val="es-ES"/>
+        </w:rPr>
+        <w:lastRenderedPageBreak/>
+        <w:t>Tugas</w:t>
+      </w:r>
+    </w:p>
+    <w:p>
+      <w:pPr>
+        <w:rPr>
+          <w:color w:val="000000"/>
+          <w:sz w:val="24"/>
+          <w:szCs w:val="24"/>
+          <w:lang w:val="es-ES"/>
+        </w:rPr>
+      </w:pPr>
+      <w:r>
+        <w:rPr>
+          <w:color w:val="000000"/>
+          <w:sz w:val="24"/>
+          <w:szCs w:val="24"/>
+          <w:lang w:val="es-ES"/>
+        </w:rPr>
+        <w:t>Rancang topologi jaringan dengan ketentuan berikut</w:t>
+      </w:r>
+      <w:r>
+        <w:rPr>
+          <w:color w:val="000000"/>
+          <w:sz w:val="24"/>
+          <w:szCs w:val="24"/>
+          <w:lang w:val="es-ES"/>
+        </w:rPr>
+        <w:t xml:space="preserve"> </w:t>
+      </w:r>
+      <w:r>
+        <w:rPr>
+          <w:color w:val="000000"/>
+          <w:sz w:val="24"/>
+          <w:szCs w:val="24"/>
+          <w:lang w:val="es-ES"/>
+        </w:rPr>
+        <w:t xml:space="preserve">: </w:t>
+      </w:r>
+    </w:p>
+    <w:p>
+      <w:pPr>
+        <w:rPr>
+          <w:color w:val="000000"/>
+          <w:sz w:val="24"/>
+          <w:szCs w:val="24"/>
+          <w:lang w:val="es-ES"/>
+        </w:rPr>
+      </w:pPr>
+    </w:p>
+    <w:p>
+      <w:pPr>
+        <w:rPr>
+          <w:color w:val="000000"/>
+          <w:sz w:val="24"/>
+          <w:szCs w:val="24"/>
+          <w:lang w:val="es-ES"/>
+        </w:rPr>
+      </w:pPr>
+      <w:r>
+        <w:rPr>
+          <w:b/>
+          <w:bCs/>
+          <w:color w:val="000000"/>
+          <w:sz w:val="24"/>
+          <w:szCs w:val="24"/>
+          <w:lang w:val="es-ES"/>
+        </w:rPr>
+        <w:t>byte1.byte2.byte3.byte4 /26</w:t>
+      </w:r>
+    </w:p>
+    <w:p>
+      <w:pPr>
+        <w:rPr>
+          <w:color w:val="000000"/>
+          <w:sz w:val="24"/>
+          <w:szCs w:val="24"/>
+          <w:lang w:val="es-ES"/>
+        </w:rPr>
+      </w:pPr>
+      <w:r>
+        <w:rPr>
+          <w:color w:val="000000"/>
+          <w:sz w:val="24"/>
+          <w:szCs w:val="24"/>
+          <w:lang w:val="es-ES"/>
+        </w:rPr>
+        <w:t>byte1 = 120 + Tahun_Angkatan</w:t>
+      </w:r>
+    </w:p>
+    <w:p>
+      <w:pPr>
+        <w:rPr>
+          <w:color w:val="000000"/>
+          <w:sz w:val="24"/>
+          <w:szCs w:val="24"/>
+          <w:lang w:val="es-ES"/>
+        </w:rPr>
+      </w:pPr>
+      <w:r>
+        <w:rPr>
+          <w:color w:val="000000"/>
+          <w:sz w:val="24"/>
+          <w:szCs w:val="24"/>
+          <w:lang w:val="es-ES"/>
+        </w:rPr>
+        <w:t>byte2 = 3 Digit NIM pertama</w:t>
+      </w:r>
+    </w:p>
+    <w:p>
+      <w:pPr>
+        <w:rPr>
+          <w:color w:val="000000"/>
+          <w:sz w:val="24"/>
+          <w:szCs w:val="24"/>
+          <w:lang w:val="es-ES"/>
+        </w:rPr>
+      </w:pPr>
+      <w:r>
+        <w:rPr>
+          <w:color w:val="000000"/>
+          <w:sz w:val="24"/>
+          <w:szCs w:val="24"/>
+          <w:lang w:val="es-ES"/>
+        </w:rPr>
+        <w:t>byte3 = 3 Digit NIM terakhir * Kelas % 255</w:t>
+      </w:r>
+    </w:p>
+    <w:p>
+      <w:pPr>
+        <w:rPr>
+          <w:color w:val="000000"/>
+          <w:sz w:val="24"/>
+          <w:szCs w:val="24"/>
+          <w:lang w:val="es-ES"/>
+        </w:rPr>
+      </w:pPr>
+      <w:r>
+        <w:rPr>
+          <w:color w:val="000000"/>
+          <w:sz w:val="24"/>
+          <w:szCs w:val="24"/>
+          <w:lang w:val="es-ES"/>
+        </w:rPr>
+        <w:t>byte4 = sesuaikan dengan subnetting (X)</w:t>
+      </w:r>
+    </w:p>
+    <w:p>
+      <w:pPr>
+        <w:rPr>
+          <w:color w:val="000000"/>
+          <w:sz w:val="24"/>
+          <w:szCs w:val="24"/>
+          <w:lang w:val="es-ES"/>
+        </w:rPr>
+      </w:pPr>
+    </w:p>
+    <w:p>
+      <w:pPr>
+        <w:rPr>
+          <w:color w:val="000000"/>
+          <w:sz w:val="24"/>
+          <w:szCs w:val="24"/>
+          <w:lang w:val="es-ES"/>
+        </w:rPr>
+      </w:pPr>
+      <w:r>
+        <w:rPr>
+          <w:color w:val="000000"/>
+          <w:sz w:val="24"/>
+          <w:szCs w:val="24"/>
+          <w:lang w:val="es-ES"/>
+        </w:rPr>
+        <w:t xml:space="preserve">Kelas RA = 21 Kelas RB = 22 </w:t>
+      </w:r>
+      <w:r>
+        <w:rPr>
+          <w:b/>
+          <w:bCs/>
+          <w:color w:val="000000"/>
+          <w:sz w:val="24"/>
+          <w:szCs w:val="24"/>
+          <w:lang w:val="es-ES"/>
+        </w:rPr>
+        <w:t xml:space="preserve">Kelas RC = 23 </w:t>
+      </w:r>
+      <w:r>
+        <w:rPr>
+          <w:color w:val="000000"/>
+          <w:sz w:val="24"/>
+          <w:szCs w:val="24"/>
+          <w:lang w:val="es-ES"/>
+        </w:rPr>
+        <w:t xml:space="preserve">Kelas RD = 24 </w:t>
+      </w:r>
+    </w:p>
+    <w:p>
+      <w:pPr>
+        <w:rPr>
+          <w:b/>
+          <w:bCs/>
+          <w:color w:val="000000"/>
+          <w:sz w:val="24"/>
+          <w:szCs w:val="24"/>
+          <w:lang w:val="es-ES"/>
+        </w:rPr>
+      </w:pPr>
+      <w:r>
+        <w:rPr>
+          <w:b/>
+          <w:bCs/>
+          <w:color w:val="000000"/>
+          <w:sz w:val="24"/>
+          <w:szCs w:val="24"/>
+          <w:lang w:val="es-ES"/>
+        </w:rPr>
+        <w:t xml:space="preserve">NIM = </w:t>
+      </w:r>
+      <w:r>
+        <w:rPr>
+          <w:b/>
+          <w:bCs/>
+          <w:color w:val="000000"/>
+          <w:sz w:val="24"/>
+          <w:szCs w:val="24"/>
+          <w:lang w:val="es-ES"/>
+        </w:rPr>
+        <w:t>124140142</w:t>
+      </w:r>
+      <w:r>
+        <w:rPr>
+          <w:b/>
+          <w:bCs/>
+          <w:color w:val="000000"/>
+          <w:sz w:val="24"/>
+          <w:szCs w:val="24"/>
+          <w:lang w:val="es-ES"/>
+        </w:rPr>
+        <w:t xml:space="preserve"> IP: </w:t>
+      </w:r>
+      <w:r>
+        <w:rPr>
+          <w:b/>
+          <w:bCs/>
+          <w:color w:val="000000"/>
+          <w:sz w:val="24"/>
+          <w:szCs w:val="24"/>
+        </w:rPr>
+        <w:t>144.124.206.X/26</w:t>
+      </w:r>
+    </w:p>
+    <w:p>
+      <w:pPr>
+        <w:rPr>
+          <w:color w:val="000000"/>
+          <w:sz w:val="24"/>
+          <w:szCs w:val="24"/>
+          <w:lang w:val="es-ES"/>
+        </w:rPr>
+      </w:pPr>
+    </w:p>
+    <w:p>
+      <w:pPr>
+        <w:pStyle w:val="ListParagraph"/>
+        <w:numPr>
+          <w:ilvl w:val="0"/>
+          <w:numId w:val="43"/>
+        </w:numPr>
+        <w:rPr>
+          <w:color w:val="000000"/>
+          <w:sz w:val="24"/>
+          <w:szCs w:val="24"/>
+          <w:lang w:val="es-ES"/>
+        </w:rPr>
+      </w:pPr>
+      <w:r>
+        <w:rPr>
+          <w:color w:val="000000"/>
+          <w:sz w:val="24"/>
+          <w:szCs w:val="24"/>
+          <w:lang w:val="es-ES"/>
+        </w:rPr>
+        <w:t xml:space="preserve">Merancang </w:t>
+      </w:r>
+      <w:r>
+        <w:rPr>
+          <w:color w:val="000000"/>
+          <w:sz w:val="24"/>
+          <w:szCs w:val="24"/>
+          <w:lang w:val="es-ES"/>
+        </w:rPr>
+        <w:t>Topologi Jaringan</w:t>
+      </w:r>
+    </w:p>
+    <w:p>
+      <w:pPr>
+        <w:pStyle w:val="ListParagraph"/>
+        <w:rPr>
+          <w:color w:val="000000"/>
+          <w:sz w:val="24"/>
+          <w:szCs w:val="24"/>
+          <w:lang w:val="es-ES"/>
+        </w:rPr>
+      </w:pPr>
+      <w:r>
+        <w:rPr>
+          <w:noProof/>
+        </w:rPr>
+        <w:drawing>
+          <wp:inline distT="0" distB="0" distL="0" distR="0" wp14:anchorId="1D0357D5" wp14:editId="36DEB610">
+            <wp:extent cx="3263871" cy="2026815"/>
+            <wp:effectExtent l="38100" t="38100" r="89535" b="88265"/>
+            <wp:docPr id="20294592" name="Picture 20294592"/>
+            <wp:cNvGraphicFramePr>
+              <a:graphicFrameLocks xmlns:a="http://schemas.openxmlformats.org/drawingml/2006/main" noChangeAspect="1"/>
+            </wp:cNvGraphicFramePr>
+            <a:graphic xmlns:a="http://schemas.openxmlformats.org/drawingml/2006/main">
+              <a:graphicData uri="http://schemas.openxmlformats.org/drawingml/2006/picture">
+                <pic:pic xmlns:pic="http://schemas.openxmlformats.org/drawingml/2006/picture">
+                  <pic:nvPicPr>
+                    <pic:cNvPr id="20294592" name="Picture 20294592"/>
+                    <pic:cNvPicPr/>
+                  </pic:nvPicPr>
+                  <pic:blipFill>
+                    <a:blip r:embed="rId23"/>
+                    <a:stretch>
+                      <a:fillRect/>
+                    </a:stretch>
+                  </pic:blipFill>
+                  <pic:spPr>
+                    <a:xfrm>
+                      <a:off x="0" y="0"/>
+                      <a:ext cx="3263871" cy="2026815"/>
+                    </a:xfrm>
+                    <a:prstGeom prst="rect">
+                      <a:avLst/>
+                    </a:prstGeom>
+                    <a:ln w="3175" cap="sq">
+                      <a:solidFill>
+                        <a:srgbClr val="000000"/>
+                      </a:solidFill>
+                      <a:prstDash val="solid"/>
+                      <a:miter lim="800000"/>
+                    </a:ln>
+                    <a:effectLst>
+                      <a:outerShdw blurRad="50800" dist="38100" dir="2700000" algn="tl" rotWithShape="0">
+                        <a:srgbClr val="000000">
+                          <a:alpha val="43000"/>
+                        </a:srgbClr>
+                      </a:outerShdw>
+                    </a:effectLst>
+                  </pic:spPr>
+                </pic:pic>
+              </a:graphicData>
+            </a:graphic>
+          </wp:inline>
+        </w:drawing>
+      </w:r>
+    </w:p>
+    <w:p>
+      <w:pPr>
+        <w:pStyle w:val="Caption"/>
+        <w:ind w:left="720"/>
+        <w:jc w:val="center"/>
+        <w:rPr>
+          <w:lang w:val="sv-SE"/>
+        </w:rPr>
+      </w:pPr>
+      <w:r>
+        <w:rPr>
+          <w:lang w:val="sv-SE"/>
+        </w:rPr>
+        <w:t xml:space="preserve">Gambar </w:t>
+      </w:r>
+      <w:r>
+        <w:rPr>
+          <w:lang w:val="sv-SE"/>
+        </w:rPr>
+        <w:t>11.</w:t>
+      </w:r>
+      <w:r>
+        <w:rPr>
+          <w:lang w:val="sv-SE"/>
+        </w:rPr>
+        <w:t xml:space="preserve"> </w:t>
+      </w:r>
+      <w:r>
+        <w:rPr>
+          <w:lang w:val="sv-SE"/>
+        </w:rPr>
+        <w:t>Topologi Jaringan</w:t>
+      </w:r>
+    </w:p>
+    <w:p>
+      <w:pPr>
+        <w:pStyle w:val="ListParagraph"/>
+        <w:numPr>
+          <w:ilvl w:val="0"/>
+          <w:numId w:val="43"/>
+        </w:numPr>
+        <w:rPr>
+          <w:color w:val="000000"/>
+          <w:sz w:val="24"/>
+          <w:szCs w:val="24"/>
+          <w:lang w:val="es-ES"/>
+        </w:rPr>
+      </w:pPr>
+      <w:r>
+        <w:rPr>
+          <w:color w:val="000000"/>
+          <w:sz w:val="24"/>
+          <w:szCs w:val="24"/>
+          <w:lang w:val="es-ES"/>
+        </w:rPr>
+        <w:t>Berikan</w:t>
+      </w:r>
+      <w:r>
+        <w:rPr>
+          <w:color w:val="000000"/>
+          <w:sz w:val="24"/>
+          <w:szCs w:val="24"/>
+          <w:lang w:val="es-ES"/>
+        </w:rPr>
+        <w:t xml:space="preserve"> daftar nama atau warna yang akan menjadi identitas </w:t>
+      </w:r>
+      <w:r>
+        <w:rPr>
+          <w:color w:val="000000"/>
+          <w:sz w:val="24"/>
+          <w:szCs w:val="24"/>
+          <w:lang w:val="es-ES"/>
+        </w:rPr>
+        <w:t>setiap VLAN yang akan dikonfigurasikan pada setiap switch</w:t>
+      </w:r>
+    </w:p>
+    <w:p>
+      <w:pPr>
+        <w:pStyle w:val="ListParagraph"/>
+        <w:numPr>
+          <w:ilvl w:val="0"/>
+          <w:numId w:val="43"/>
+        </w:numPr>
+        <w:rPr>
+          <w:color w:val="000000"/>
+          <w:sz w:val="24"/>
+          <w:szCs w:val="24"/>
+          <w:lang w:val="es-ES"/>
+        </w:rPr>
+      </w:pPr>
+      <w:r>
+        <w:rPr>
+          <w:color w:val="000000"/>
+          <w:sz w:val="24"/>
+          <w:szCs w:val="24"/>
+          <w:lang w:val="es-ES"/>
+        </w:rPr>
+        <w:t xml:space="preserve">Pada </w:t>
+      </w:r>
+      <w:r>
+        <w:rPr>
+          <w:color w:val="000000"/>
+          <w:sz w:val="24"/>
+          <w:szCs w:val="24"/>
+          <w:lang w:val="es-ES"/>
+        </w:rPr>
+        <w:t>In</w:t>
+      </w:r>
+      <w:r>
+        <w:rPr>
+          <w:color w:val="000000"/>
+          <w:sz w:val="24"/>
+          <w:szCs w:val="24"/>
+          <w:lang w:val="es-ES"/>
+        </w:rPr>
+        <w:t xml:space="preserve">terface </w:t>
+      </w:r>
+      <w:r>
+        <w:rPr>
+          <w:color w:val="000000"/>
+          <w:sz w:val="24"/>
+          <w:szCs w:val="24"/>
+          <w:lang w:val="es-ES"/>
+        </w:rPr>
+        <w:t xml:space="preserve">masing-masing </w:t>
+      </w:r>
+      <w:r>
+        <w:rPr>
+          <w:color w:val="000000"/>
+          <w:sz w:val="24"/>
+          <w:szCs w:val="24"/>
+          <w:lang w:val="es-ES"/>
+        </w:rPr>
+        <w:t>Switch</w:t>
+      </w:r>
+      <w:r>
+        <w:rPr>
+          <w:color w:val="000000"/>
+          <w:sz w:val="24"/>
+          <w:szCs w:val="24"/>
+          <w:lang w:val="es-ES"/>
+        </w:rPr>
+        <w:t xml:space="preserve"> pilih tab Config dan masuk pada menu VLAN Database</w:t>
+      </w:r>
+      <w:r>
+        <w:rPr>
+          <w:color w:val="000000"/>
+          <w:sz w:val="24"/>
+          <w:szCs w:val="24"/>
+          <w:lang w:val="es-ES"/>
+        </w:rPr>
+        <w:t>, lakukan konfigurasi VLAN Number dan VLAN Name sesuai dengan tabel dibawh ini</w:t>
+      </w:r>
+      <w:r>
+        <w:rPr>
+          <w:color w:val="000000"/>
+          <w:sz w:val="24"/>
+          <w:szCs w:val="24"/>
+          <w:lang w:val="es-ES"/>
+        </w:rPr>
+        <w:t xml:space="preserve"> : </w:t>
+      </w:r>
+    </w:p>
+    <w:p>
+      <w:pPr>
+        <w:pStyle w:val="ListParagraph"/>
+        <w:rPr>
+          <w:color w:val="000000"/>
+          <w:sz w:val="24"/>
+          <w:szCs w:val="24"/>
+          <w:lang w:val="es-ES"/>
+        </w:rPr>
+      </w:pPr>
+    </w:p>
+    <w:tbl>
+      <w:tblPr>
+        <w:tblStyle w:val="GridTable4-Accent1"/>
+        <w:tblW w:w="0" w:type="auto"/>
+        <w:tblInd w:w="715" w:type="dxa"/>
+        <w:tblLook w:val="04A0" w:firstRow="1" w:lastRow="0" w:firstColumn="1" w:lastColumn="0" w:noHBand="0" w:noVBand="1"/>
+      </w:tblPr>
+      <w:tblGrid>
+        <w:gridCol w:w="435"/>
+        <w:gridCol w:w="2058"/>
+        <w:gridCol w:w="1924"/>
+        <w:gridCol w:w="1541"/>
+      </w:tblGrid>
+      <w:tr>
+        <w:trPr>
+          <w:cnfStyle w:val="100000000000" w:firstRow="1" w:lastRow="0" w:firstColumn="0" w:lastColumn="0" w:oddVBand="0" w:evenVBand="0" w:oddHBand="0" w:evenHBand="0" w:firstRowFirstColumn="0" w:firstRowLastColumn="0" w:lastRowFirstColumn="0" w:lastRowLastColumn="0"/>
+        </w:trPr>
         <w:tc>
           <w:tcPr>
-            <w:tcW w:w="1985" w:type="dxa"/>
+            <w:cnfStyle w:val="001000000000" w:firstRow="0" w:lastRow="0" w:firstColumn="1" w:lastColumn="0" w:oddVBand="0" w:evenVBand="0" w:oddHBand="0" w:evenHBand="0" w:firstRowFirstColumn="0" w:firstRowLastColumn="0" w:lastRowFirstColumn="0" w:lastRowLastColumn="0"/>
+            <w:tcW w:w="435" w:type="dxa"/>
+          </w:tcPr>
+          <w:p>
+            <w:pPr>
+              <w:jc w:val="center"/>
+            </w:pPr>
+            <w:r>
+              <w:t>No</w:t>
+            </w:r>
+          </w:p>
+        </w:tc>
+        <w:tc>
+          <w:tcPr>
+            <w:tcW w:w="2058" w:type="dxa"/>
+          </w:tcPr>
+          <w:p>
+            <w:pPr>
+              <w:jc w:val="center"/>
+              <w:cnfStyle w:val="100000000000" w:firstRow="1" w:lastRow="0" w:firstColumn="0" w:lastColumn="0" w:oddVBand="0" w:evenVBand="0" w:oddHBand="0" w:evenHBand="0" w:firstRowFirstColumn="0" w:firstRowLastColumn="0" w:lastRowFirstColumn="0" w:lastRowLastColumn="0"/>
+            </w:pPr>
+            <w:r>
+              <w:t>Perangkat</w:t>
+            </w:r>
+          </w:p>
+        </w:tc>
+        <w:tc>
+          <w:tcPr>
+            <w:tcW w:w="1924" w:type="dxa"/>
+          </w:tcPr>
+          <w:p>
+            <w:pPr>
+              <w:jc w:val="center"/>
+              <w:cnfStyle w:val="100000000000" w:firstRow="1" w:lastRow="0" w:firstColumn="0" w:lastColumn="0" w:oddVBand="0" w:evenVBand="0" w:oddHBand="0" w:evenHBand="0" w:firstRowFirstColumn="0" w:firstRowLastColumn="0" w:lastRowFirstColumn="0" w:lastRowLastColumn="0"/>
+            </w:pPr>
+            <w:r>
+              <w:t>IP Address</w:t>
+            </w:r>
+          </w:p>
+        </w:tc>
+        <w:tc>
+          <w:tcPr>
+            <w:tcW w:w="1541" w:type="dxa"/>
+          </w:tcPr>
+          <w:p>
+            <w:pPr>
+              <w:jc w:val="center"/>
+              <w:cnfStyle w:val="100000000000" w:firstRow="1" w:lastRow="0" w:firstColumn="0" w:lastColumn="0" w:oddVBand="0" w:evenVBand="0" w:oddHBand="0" w:evenHBand="0" w:firstRowFirstColumn="0" w:firstRowLastColumn="0" w:lastRowFirstColumn="0" w:lastRowLastColumn="0"/>
+            </w:pPr>
+            <w:r>
+              <w:t>VLAN ID</w:t>
+            </w:r>
+          </w:p>
+        </w:tc>
+      </w:tr>
+      <w:tr>
+        <w:trPr>
+          <w:cnfStyle w:val="000000100000" w:firstRow="0" w:lastRow="0" w:firstColumn="0" w:lastColumn="0" w:oddVBand="0" w:evenVBand="0" w:oddHBand="1" w:evenHBand="0" w:firstRowFirstColumn="0" w:firstRowLastColumn="0" w:lastRowFirstColumn="0" w:lastRowLastColumn="0"/>
+        </w:trPr>
+        <w:tc>
+          <w:tcPr>
+            <w:cnfStyle w:val="001000000000" w:firstRow="0" w:lastRow="0" w:firstColumn="1" w:lastColumn="0" w:oddVBand="0" w:evenVBand="0" w:oddHBand="0" w:evenHBand="0" w:firstRowFirstColumn="0" w:firstRowLastColumn="0" w:lastRowFirstColumn="0" w:lastRowLastColumn="0"/>
+            <w:tcW w:w="435" w:type="dxa"/>
+          </w:tcPr>
+          <w:p>
+            <w:pPr>
+              <w:jc w:val="center"/>
+            </w:pPr>
+            <w:r>
+              <w:t>1</w:t>
+            </w:r>
+          </w:p>
+        </w:tc>
+        <w:tc>
+          <w:tcPr>
+            <w:tcW w:w="2058" w:type="dxa"/>
+          </w:tcPr>
+          <w:p>
+            <w:pPr>
+              <w:cnfStyle w:val="000000100000" w:firstRow="0" w:lastRow="0" w:firstColumn="0" w:lastColumn="0" w:oddVBand="0" w:evenVBand="0" w:oddHBand="1" w:evenHBand="0" w:firstRowFirstColumn="0" w:firstRowLastColumn="0" w:lastRowFirstColumn="0" w:lastRowLastColumn="0"/>
+            </w:pPr>
+            <w:r>
+              <w:t>SRV1</w:t>
+            </w:r>
+          </w:p>
+        </w:tc>
+        <w:tc>
+          <w:tcPr>
+            <w:tcW w:w="1924" w:type="dxa"/>
+          </w:tcPr>
+          <w:p>
+            <w:pPr>
+              <w:cnfStyle w:val="000000100000" w:firstRow="0" w:lastRow="0" w:firstColumn="0" w:lastColumn="0" w:oddVBand="0" w:evenVBand="0" w:oddHBand="1" w:evenHBand="0" w:firstRowFirstColumn="0" w:firstRowLastColumn="0" w:lastRowFirstColumn="0" w:lastRowLastColumn="0"/>
+            </w:pPr>
+            <w:r>
+              <w:t xml:space="preserve">144.124.206.3 </w:t>
+            </w:r>
+            <w:r>
+              <w:t>/2</w:t>
+            </w:r>
+            <w:r>
+              <w:t>6</w:t>
+            </w:r>
+          </w:p>
+        </w:tc>
+        <w:tc>
+          <w:tcPr>
+            <w:tcW w:w="1541" w:type="dxa"/>
+            <w:vMerge w:val="restart"/>
+            <w:shd w:val="clear" w:color="auto" w:fill="FFFFFF" w:themeFill="background1"/>
+            <w:vAlign w:val="center"/>
+          </w:tcPr>
+          <w:p>
+            <w:pPr>
+              <w:jc w:val="center"/>
+              <w:cnfStyle w:val="000000100000" w:firstRow="0" w:lastRow="0" w:firstColumn="0" w:lastColumn="0" w:oddVBand="0" w:evenVBand="0" w:oddHBand="1" w:evenHBand="0" w:firstRowFirstColumn="0" w:firstRowLastColumn="0" w:lastRowFirstColumn="0" w:lastRowLastColumn="0"/>
+            </w:pPr>
+            <w:r>
+              <w:t>JRGN1</w:t>
+            </w:r>
+            <w:r>
+              <w:t xml:space="preserve"> = ID (2</w:t>
+            </w:r>
+            <w:r>
+              <w:t>0</w:t>
+            </w:r>
+            <w:r>
+              <w:t>)</w:t>
+            </w:r>
+          </w:p>
+        </w:tc>
+      </w:tr>
+      <w:tr>
+        <w:tc>
+          <w:tcPr>
+            <w:cnfStyle w:val="001000000000" w:firstRow="0" w:lastRow="0" w:firstColumn="1" w:lastColumn="0" w:oddVBand="0" w:evenVBand="0" w:oddHBand="0" w:evenHBand="0" w:firstRowFirstColumn="0" w:firstRowLastColumn="0" w:lastRowFirstColumn="0" w:lastRowLastColumn="0"/>
+            <w:tcW w:w="435" w:type="dxa"/>
+          </w:tcPr>
+          <w:p>
+            <w:pPr>
+              <w:jc w:val="center"/>
+            </w:pPr>
+            <w:r>
+              <w:t>2</w:t>
+            </w:r>
+          </w:p>
+        </w:tc>
+        <w:tc>
+          <w:tcPr>
+            <w:tcW w:w="2058" w:type="dxa"/>
           </w:tcPr>
           <w:p>
             <w:pPr>
               <w:cnfStyle w:val="000000000000" w:firstRow="0" w:lastRow="0" w:firstColumn="0" w:lastColumn="0" w:oddVBand="0" w:evenVBand="0" w:oddHBand="0" w:evenHBand="0" w:firstRowFirstColumn="0" w:firstRowLastColumn="0" w:lastRowFirstColumn="0" w:lastRowLastColumn="0"/>
             </w:pPr>
+            <w:r>
+              <w:t>SRV2</w:t>
+            </w:r>
           </w:p>
         </w:tc>
         <w:tc>
           <w:tcPr>
-            <w:tcW w:w="2132" w:type="dxa"/>
+            <w:tcW w:w="1924" w:type="dxa"/>
+          </w:tcPr>
+          <w:p>
+            <w:pPr>
+              <w:cnfStyle w:val="000000000000" w:firstRow="0" w:lastRow="0" w:firstColumn="0" w:lastColumn="0" w:oddVBand="0" w:evenVBand="0" w:oddHBand="0" w:evenHBand="0" w:firstRowFirstColumn="0" w:firstRowLastColumn="0" w:lastRowFirstColumn="0" w:lastRowLastColumn="0"/>
+            </w:pPr>
+            <w:r>
+              <w:t>144.124.206.</w:t>
+            </w:r>
+            <w:r>
+              <w:t>2</w:t>
+            </w:r>
+            <w:r>
+              <w:t>/2</w:t>
+            </w:r>
+            <w:r>
+              <w:t>6</w:t>
+            </w:r>
+          </w:p>
+        </w:tc>
+        <w:tc>
+          <w:tcPr>
+            <w:tcW w:w="1541" w:type="dxa"/>
+            <w:vMerge/>
+            <w:shd w:val="clear" w:color="auto" w:fill="FFFFFF" w:themeFill="background1"/>
           </w:tcPr>
           <w:p>
             <w:pPr>
@@ -2574,33 +5343,51 @@
         <w:tc>
           <w:tcPr>
             <w:cnfStyle w:val="001000000000" w:firstRow="0" w:lastRow="0" w:firstColumn="1" w:lastColumn="0" w:oddVBand="0" w:evenVBand="0" w:oddHBand="0" w:evenHBand="0" w:firstRowFirstColumn="0" w:firstRowLastColumn="0" w:lastRowFirstColumn="0" w:lastRowLastColumn="0"/>
-            <w:tcW w:w="567" w:type="dxa"/>
+            <w:tcW w:w="435" w:type="dxa"/>
           </w:tcPr>
-          <w:p/>
+          <w:p>
+            <w:pPr>
+              <w:jc w:val="center"/>
+            </w:pPr>
+            <w:r>
+              <w:t>3</w:t>
+            </w:r>
+          </w:p>
         </w:tc>
         <w:tc>
           <w:tcPr>
-            <w:tcW w:w="2126" w:type="dxa"/>
+            <w:tcW w:w="2058" w:type="dxa"/>
           </w:tcPr>
           <w:p>
             <w:pPr>
               <w:cnfStyle w:val="000000100000" w:firstRow="0" w:lastRow="0" w:firstColumn="0" w:lastColumn="0" w:oddVBand="0" w:evenVBand="0" w:oddHBand="1" w:evenHBand="0" w:firstRowFirstColumn="0" w:firstRowLastColumn="0" w:lastRowFirstColumn="0" w:lastRowLastColumn="0"/>
             </w:pPr>
+            <w:r>
+              <w:t>STF1</w:t>
+            </w:r>
           </w:p>
         </w:tc>
         <w:tc>
           <w:tcPr>
-            <w:tcW w:w="1985" w:type="dxa"/>
+            <w:tcW w:w="1924" w:type="dxa"/>
           </w:tcPr>
           <w:p>
             <w:pPr>
               <w:cnfStyle w:val="000000100000" w:firstRow="0" w:lastRow="0" w:firstColumn="0" w:lastColumn="0" w:oddVBand="0" w:evenVBand="0" w:oddHBand="1" w:evenHBand="0" w:firstRowFirstColumn="0" w:firstRowLastColumn="0" w:lastRowFirstColumn="0" w:lastRowLastColumn="0"/>
             </w:pPr>
+            <w:r>
+              <w:t>144.124.206.4</w:t>
+            </w:r>
+            <w:r>
+              <w:t>/26</w:t>
+            </w:r>
           </w:p>
         </w:tc>
         <w:tc>
           <w:tcPr>
-            <w:tcW w:w="2132" w:type="dxa"/>
+            <w:tcW w:w="1541" w:type="dxa"/>
+            <w:vMerge/>
+            <w:shd w:val="clear" w:color="auto" w:fill="FFFFFF" w:themeFill="background1"/>
           </w:tcPr>
           <w:p>
             <w:pPr>
@@ -2613,33 +5400,51 @@
         <w:tc>
           <w:tcPr>
             <w:cnfStyle w:val="001000000000" w:firstRow="0" w:lastRow="0" w:firstColumn="1" w:lastColumn="0" w:oddVBand="0" w:evenVBand="0" w:oddHBand="0" w:evenHBand="0" w:firstRowFirstColumn="0" w:firstRowLastColumn="0" w:lastRowFirstColumn="0" w:lastRowLastColumn="0"/>
-            <w:tcW w:w="567" w:type="dxa"/>
+            <w:tcW w:w="435" w:type="dxa"/>
           </w:tcPr>
-          <w:p/>
+          <w:p>
+            <w:pPr>
+              <w:jc w:val="center"/>
+            </w:pPr>
+            <w:r>
+              <w:t>4</w:t>
+            </w:r>
+          </w:p>
         </w:tc>
         <w:tc>
           <w:tcPr>
-            <w:tcW w:w="2126" w:type="dxa"/>
+            <w:tcW w:w="2058" w:type="dxa"/>
           </w:tcPr>
           <w:p>
             <w:pPr>
               <w:cnfStyle w:val="000000000000" w:firstRow="0" w:lastRow="0" w:firstColumn="0" w:lastColumn="0" w:oddVBand="0" w:evenVBand="0" w:oddHBand="0" w:evenHBand="0" w:firstRowFirstColumn="0" w:firstRowLastColumn="0" w:lastRowFirstColumn="0" w:lastRowLastColumn="0"/>
             </w:pPr>
+            <w:r>
+              <w:t>STF2</w:t>
+            </w:r>
           </w:p>
         </w:tc>
         <w:tc>
           <w:tcPr>
-            <w:tcW w:w="1985" w:type="dxa"/>
+            <w:tcW w:w="1924" w:type="dxa"/>
           </w:tcPr>
           <w:p>
             <w:pPr>
               <w:cnfStyle w:val="000000000000" w:firstRow="0" w:lastRow="0" w:firstColumn="0" w:lastColumn="0" w:oddVBand="0" w:evenVBand="0" w:oddHBand="0" w:evenHBand="0" w:firstRowFirstColumn="0" w:firstRowLastColumn="0" w:lastRowFirstColumn="0" w:lastRowLastColumn="0"/>
             </w:pPr>
+            <w:r>
+              <w:t>144.124.206.</w:t>
+            </w:r>
+            <w:r>
+              <w:t>5/26</w:t>
+            </w:r>
           </w:p>
         </w:tc>
         <w:tc>
           <w:tcPr>
-            <w:tcW w:w="2132" w:type="dxa"/>
+            <w:tcW w:w="1541" w:type="dxa"/>
+            <w:vMerge/>
+            <w:shd w:val="clear" w:color="auto" w:fill="FFFFFF" w:themeFill="background1"/>
           </w:tcPr>
           <w:p>
             <w:pPr>
@@ -2655,36 +5460,204 @@
         <w:tc>
           <w:tcPr>
             <w:cnfStyle w:val="001000000000" w:firstRow="0" w:lastRow="0" w:firstColumn="1" w:lastColumn="0" w:oddVBand="0" w:evenVBand="0" w:oddHBand="0" w:evenHBand="0" w:firstRowFirstColumn="0" w:firstRowLastColumn="0" w:lastRowFirstColumn="0" w:lastRowLastColumn="0"/>
-            <w:tcW w:w="567" w:type="dxa"/>
+            <w:tcW w:w="435" w:type="dxa"/>
           </w:tcPr>
-          <w:p/>
+          <w:p>
+            <w:pPr>
+              <w:jc w:val="center"/>
+            </w:pPr>
+            <w:r>
+              <w:t>3</w:t>
+            </w:r>
+          </w:p>
         </w:tc>
         <w:tc>
           <w:tcPr>
-            <w:tcW w:w="2126" w:type="dxa"/>
+            <w:tcW w:w="2058" w:type="dxa"/>
           </w:tcPr>
           <w:p>
             <w:pPr>
               <w:cnfStyle w:val="000000100000" w:firstRow="0" w:lastRow="0" w:firstColumn="0" w:lastColumn="0" w:oddVBand="0" w:evenVBand="0" w:oddHBand="1" w:evenHBand="0" w:firstRowFirstColumn="0" w:firstRowLastColumn="0" w:lastRowFirstColumn="0" w:lastRowLastColumn="0"/>
             </w:pPr>
+            <w:r>
+              <w:t>SRV3</w:t>
+            </w:r>
           </w:p>
         </w:tc>
         <w:tc>
           <w:tcPr>
-            <w:tcW w:w="1985" w:type="dxa"/>
+            <w:tcW w:w="1924" w:type="dxa"/>
           </w:tcPr>
           <w:p>
             <w:pPr>
               <w:cnfStyle w:val="000000100000" w:firstRow="0" w:lastRow="0" w:firstColumn="0" w:lastColumn="0" w:oddVBand="0" w:evenVBand="0" w:oddHBand="1" w:evenHBand="0" w:firstRowFirstColumn="0" w:firstRowLastColumn="0" w:lastRowFirstColumn="0" w:lastRowLastColumn="0"/>
             </w:pPr>
+            <w:r>
+              <w:t>144.124.206.</w:t>
+            </w:r>
+            <w:r>
+              <w:t>1</w:t>
+            </w:r>
+            <w:r>
+              <w:t>/2</w:t>
+            </w:r>
+            <w:r>
+              <w:t>6</w:t>
+            </w:r>
           </w:p>
         </w:tc>
         <w:tc>
           <w:tcPr>
-            <w:tcW w:w="2132" w:type="dxa"/>
+            <w:tcW w:w="1541" w:type="dxa"/>
+            <w:vMerge w:val="restart"/>
+            <w:shd w:val="clear" w:color="auto" w:fill="FFFFFF" w:themeFill="background1"/>
+            <w:vAlign w:val="center"/>
           </w:tcPr>
           <w:p>
             <w:pPr>
+              <w:jc w:val="center"/>
+              <w:cnfStyle w:val="000000100000" w:firstRow="0" w:lastRow="0" w:firstColumn="0" w:lastColumn="0" w:oddVBand="0" w:evenVBand="0" w:oddHBand="1" w:evenHBand="0" w:firstRowFirstColumn="0" w:firstRowLastColumn="0" w:lastRowFirstColumn="0" w:lastRowLastColumn="0"/>
+            </w:pPr>
+            <w:r>
+              <w:t>JRGN</w:t>
+            </w:r>
+            <w:r>
+              <w:t>2</w:t>
+            </w:r>
+            <w:r>
+              <w:t xml:space="preserve"> = ID (2</w:t>
+            </w:r>
+            <w:r>
+              <w:t>1</w:t>
+            </w:r>
+            <w:r>
+              <w:t>)</w:t>
+            </w:r>
+          </w:p>
+        </w:tc>
+      </w:tr>
+      <w:tr>
+        <w:tc>
+          <w:tcPr>
+            <w:cnfStyle w:val="001000000000" w:firstRow="0" w:lastRow="0" w:firstColumn="1" w:lastColumn="0" w:oddVBand="0" w:evenVBand="0" w:oddHBand="0" w:evenHBand="0" w:firstRowFirstColumn="0" w:firstRowLastColumn="0" w:lastRowFirstColumn="0" w:lastRowLastColumn="0"/>
+            <w:tcW w:w="435" w:type="dxa"/>
+          </w:tcPr>
+          <w:p>
+            <w:pPr>
+              <w:jc w:val="center"/>
+            </w:pPr>
+            <w:r>
+              <w:t>4</w:t>
+            </w:r>
+          </w:p>
+        </w:tc>
+        <w:tc>
+          <w:tcPr>
+            <w:tcW w:w="2058" w:type="dxa"/>
+          </w:tcPr>
+          <w:p>
+            <w:pPr>
+              <w:cnfStyle w:val="000000000000" w:firstRow="0" w:lastRow="0" w:firstColumn="0" w:lastColumn="0" w:oddVBand="0" w:evenVBand="0" w:oddHBand="0" w:evenHBand="0" w:firstRowFirstColumn="0" w:firstRowLastColumn="0" w:lastRowFirstColumn="0" w:lastRowLastColumn="0"/>
+            </w:pPr>
+            <w:r>
+              <w:t>STF3</w:t>
+            </w:r>
+          </w:p>
+        </w:tc>
+        <w:tc>
+          <w:tcPr>
+            <w:tcW w:w="1924" w:type="dxa"/>
+          </w:tcPr>
+          <w:p>
+            <w:pPr>
+              <w:cnfStyle w:val="000000000000" w:firstRow="0" w:lastRow="0" w:firstColumn="0" w:lastColumn="0" w:oddVBand="0" w:evenVBand="0" w:oddHBand="0" w:evenHBand="0" w:firstRowFirstColumn="0" w:firstRowLastColumn="0" w:lastRowFirstColumn="0" w:lastRowLastColumn="0"/>
+            </w:pPr>
+            <w:r>
+              <w:t xml:space="preserve">144.124.206.6 </w:t>
+            </w:r>
+            <w:r>
+              <w:t>/2</w:t>
+            </w:r>
+            <w:r>
+              <w:t>6</w:t>
+            </w:r>
+          </w:p>
+        </w:tc>
+        <w:tc>
+          <w:tcPr>
+            <w:tcW w:w="1541" w:type="dxa"/>
+            <w:vMerge/>
+            <w:shd w:val="clear" w:color="auto" w:fill="FFFFFF" w:themeFill="background1"/>
+            <w:vAlign w:val="center"/>
+          </w:tcPr>
+          <w:p>
+            <w:pPr>
+              <w:jc w:val="center"/>
+              <w:cnfStyle w:val="000000000000" w:firstRow="0" w:lastRow="0" w:firstColumn="0" w:lastColumn="0" w:oddVBand="0" w:evenVBand="0" w:oddHBand="0" w:evenHBand="0" w:firstRowFirstColumn="0" w:firstRowLastColumn="0" w:lastRowFirstColumn="0" w:lastRowLastColumn="0"/>
+            </w:pPr>
+          </w:p>
+        </w:tc>
+      </w:tr>
+      <w:tr>
+        <w:trPr>
+          <w:cnfStyle w:val="000000100000" w:firstRow="0" w:lastRow="0" w:firstColumn="0" w:lastColumn="0" w:oddVBand="0" w:evenVBand="0" w:oddHBand="1" w:evenHBand="0" w:firstRowFirstColumn="0" w:firstRowLastColumn="0" w:lastRowFirstColumn="0" w:lastRowLastColumn="0"/>
+        </w:trPr>
+        <w:tc>
+          <w:tcPr>
+            <w:cnfStyle w:val="001000000000" w:firstRow="0" w:lastRow="0" w:firstColumn="1" w:lastColumn="0" w:oddVBand="0" w:evenVBand="0" w:oddHBand="0" w:evenHBand="0" w:firstRowFirstColumn="0" w:firstRowLastColumn="0" w:lastRowFirstColumn="0" w:lastRowLastColumn="0"/>
+            <w:tcW w:w="435" w:type="dxa"/>
+          </w:tcPr>
+          <w:p>
+            <w:pPr>
+              <w:jc w:val="center"/>
+            </w:pPr>
+            <w:r>
+              <w:t>5</w:t>
+            </w:r>
+          </w:p>
+        </w:tc>
+        <w:tc>
+          <w:tcPr>
+            <w:tcW w:w="2058" w:type="dxa"/>
+          </w:tcPr>
+          <w:p>
+            <w:pPr>
+              <w:cnfStyle w:val="000000100000" w:firstRow="0" w:lastRow="0" w:firstColumn="0" w:lastColumn="0" w:oddVBand="0" w:evenVBand="0" w:oddHBand="1" w:evenHBand="0" w:firstRowFirstColumn="0" w:firstRowLastColumn="0" w:lastRowFirstColumn="0" w:lastRowLastColumn="0"/>
+            </w:pPr>
+            <w:r>
+              <w:t>STF4</w:t>
+            </w:r>
+          </w:p>
+        </w:tc>
+        <w:tc>
+          <w:tcPr>
+            <w:tcW w:w="1924" w:type="dxa"/>
+          </w:tcPr>
+          <w:p>
+            <w:pPr>
+              <w:cnfStyle w:val="000000100000" w:firstRow="0" w:lastRow="0" w:firstColumn="0" w:lastColumn="0" w:oddVBand="0" w:evenVBand="0" w:oddHBand="1" w:evenHBand="0" w:firstRowFirstColumn="0" w:firstRowLastColumn="0" w:lastRowFirstColumn="0" w:lastRowLastColumn="0"/>
+            </w:pPr>
+            <w:r>
+              <w:t xml:space="preserve">144.124.206.7 </w:t>
+            </w:r>
+            <w:r>
+              <w:t>/2</w:t>
+            </w:r>
+            <w:r>
+              <w:t>6</w:t>
+            </w:r>
+          </w:p>
+        </w:tc>
+        <w:tc>
+          <w:tcPr>
+            <w:tcW w:w="1541" w:type="dxa"/>
+            <w:vMerge/>
+            <w:shd w:val="clear" w:color="auto" w:fill="FFFFFF" w:themeFill="background1"/>
+            <w:vAlign w:val="center"/>
+          </w:tcPr>
+          <w:p>
+            <w:pPr>
+              <w:jc w:val="center"/>
               <w:cnfStyle w:val="000000100000" w:firstRow="0" w:lastRow="0" w:firstColumn="0" w:lastColumn="0" w:oddVBand="0" w:evenVBand="0" w:oddHBand="1" w:evenHBand="0" w:firstRowFirstColumn="0" w:firstRowLastColumn="0" w:lastRowFirstColumn="0" w:lastRowLastColumn="0"/>
             </w:pPr>
           </w:p>
@@ -2694,43 +5667,713 @@
         <w:tc>
           <w:tcPr>
             <w:cnfStyle w:val="001000000000" w:firstRow="0" w:lastRow="0" w:firstColumn="1" w:lastColumn="0" w:oddVBand="0" w:evenVBand="0" w:oddHBand="0" w:evenHBand="0" w:firstRowFirstColumn="0" w:firstRowLastColumn="0" w:lastRowFirstColumn="0" w:lastRowLastColumn="0"/>
-            <w:tcW w:w="567" w:type="dxa"/>
+            <w:tcW w:w="435" w:type="dxa"/>
           </w:tcPr>
-          <w:p/>
+          <w:p>
+            <w:pPr>
+              <w:jc w:val="center"/>
+            </w:pPr>
+            <w:r>
+              <w:t>6</w:t>
+            </w:r>
+          </w:p>
         </w:tc>
         <w:tc>
           <w:tcPr>
-            <w:tcW w:w="2126" w:type="dxa"/>
+            <w:tcW w:w="2058" w:type="dxa"/>
           </w:tcPr>
           <w:p>
             <w:pPr>
               <w:cnfStyle w:val="000000000000" w:firstRow="0" w:lastRow="0" w:firstColumn="0" w:lastColumn="0" w:oddVBand="0" w:evenVBand="0" w:oddHBand="0" w:evenHBand="0" w:firstRowFirstColumn="0" w:firstRowLastColumn="0" w:lastRowFirstColumn="0" w:lastRowLastColumn="0"/>
             </w:pPr>
+            <w:r>
+              <w:t>LAB1.1</w:t>
+            </w:r>
           </w:p>
         </w:tc>
         <w:tc>
           <w:tcPr>
-            <w:tcW w:w="1985" w:type="dxa"/>
+            <w:tcW w:w="1924" w:type="dxa"/>
           </w:tcPr>
           <w:p>
             <w:pPr>
               <w:cnfStyle w:val="000000000000" w:firstRow="0" w:lastRow="0" w:firstColumn="0" w:lastColumn="0" w:oddVBand="0" w:evenVBand="0" w:oddHBand="0" w:evenHBand="0" w:firstRowFirstColumn="0" w:firstRowLastColumn="0" w:lastRowFirstColumn="0" w:lastRowLastColumn="0"/>
             </w:pPr>
+            <w:r>
+              <w:t>144.124.206.8</w:t>
+            </w:r>
+            <w:r>
+              <w:t>/26</w:t>
+            </w:r>
           </w:p>
         </w:tc>
         <w:tc>
           <w:tcPr>
-            <w:tcW w:w="2132" w:type="dxa"/>
+            <w:tcW w:w="1541" w:type="dxa"/>
+            <w:vMerge w:val="restart"/>
+            <w:shd w:val="clear" w:color="auto" w:fill="FFFFFF" w:themeFill="background1"/>
+            <w:vAlign w:val="center"/>
           </w:tcPr>
           <w:p>
             <w:pPr>
+              <w:jc w:val="center"/>
+              <w:cnfStyle w:val="000000000000" w:firstRow="0" w:lastRow="0" w:firstColumn="0" w:lastColumn="0" w:oddVBand="0" w:evenVBand="0" w:oddHBand="0" w:evenHBand="0" w:firstRowFirstColumn="0" w:firstRowLastColumn="0" w:lastRowFirstColumn="0" w:lastRowLastColumn="0"/>
+            </w:pPr>
+          </w:p>
+          <w:p>
+            <w:pPr>
+              <w:jc w:val="center"/>
+              <w:cnfStyle w:val="000000000000" w:firstRow="0" w:lastRow="0" w:firstColumn="0" w:lastColumn="0" w:oddVBand="0" w:evenVBand="0" w:oddHBand="0" w:evenHBand="0" w:firstRowFirstColumn="0" w:firstRowLastColumn="0" w:lastRowFirstColumn="0" w:lastRowLastColumn="0"/>
+            </w:pPr>
+          </w:p>
+          <w:p>
+            <w:pPr>
+              <w:jc w:val="center"/>
+              <w:cnfStyle w:val="000000000000" w:firstRow="0" w:lastRow="0" w:firstColumn="0" w:lastColumn="0" w:oddVBand="0" w:evenVBand="0" w:oddHBand="0" w:evenHBand="0" w:firstRowFirstColumn="0" w:firstRowLastColumn="0" w:lastRowFirstColumn="0" w:lastRowLastColumn="0"/>
+            </w:pPr>
+          </w:p>
+          <w:p>
+            <w:pPr>
+              <w:jc w:val="center"/>
+              <w:cnfStyle w:val="000000000000" w:firstRow="0" w:lastRow="0" w:firstColumn="0" w:lastColumn="0" w:oddVBand="0" w:evenVBand="0" w:oddHBand="0" w:evenHBand="0" w:firstRowFirstColumn="0" w:firstRowLastColumn="0" w:lastRowFirstColumn="0" w:lastRowLastColumn="0"/>
+            </w:pPr>
+          </w:p>
+          <w:p>
+            <w:pPr>
+              <w:jc w:val="center"/>
+              <w:cnfStyle w:val="000000000000" w:firstRow="0" w:lastRow="0" w:firstColumn="0" w:lastColumn="0" w:oddVBand="0" w:evenVBand="0" w:oddHBand="0" w:evenHBand="0" w:firstRowFirstColumn="0" w:firstRowLastColumn="0" w:lastRowFirstColumn="0" w:lastRowLastColumn="0"/>
+            </w:pPr>
+            <w:r>
+              <w:t>JRGN</w:t>
+            </w:r>
+            <w:r>
+              <w:t>3</w:t>
+            </w:r>
+            <w:r>
+              <w:t xml:space="preserve"> = ID (</w:t>
+            </w:r>
+            <w:r>
+              <w:t>22</w:t>
+            </w:r>
+            <w:r>
+              <w:t>)</w:t>
+            </w:r>
+          </w:p>
+        </w:tc>
+      </w:tr>
+      <w:tr>
+        <w:trPr>
+          <w:cnfStyle w:val="000000100000" w:firstRow="0" w:lastRow="0" w:firstColumn="0" w:lastColumn="0" w:oddVBand="0" w:evenVBand="0" w:oddHBand="1" w:evenHBand="0" w:firstRowFirstColumn="0" w:firstRowLastColumn="0" w:lastRowFirstColumn="0" w:lastRowLastColumn="0"/>
+        </w:trPr>
+        <w:tc>
+          <w:tcPr>
+            <w:cnfStyle w:val="001000000000" w:firstRow="0" w:lastRow="0" w:firstColumn="1" w:lastColumn="0" w:oddVBand="0" w:evenVBand="0" w:oddHBand="0" w:evenHBand="0" w:firstRowFirstColumn="0" w:firstRowLastColumn="0" w:lastRowFirstColumn="0" w:lastRowLastColumn="0"/>
+            <w:tcW w:w="435" w:type="dxa"/>
+          </w:tcPr>
+          <w:p>
+            <w:pPr>
+              <w:jc w:val="center"/>
+            </w:pPr>
+            <w:r>
+              <w:lastRenderedPageBreak/>
+              <w:t>7</w:t>
+            </w:r>
+          </w:p>
+        </w:tc>
+        <w:tc>
+          <w:tcPr>
+            <w:tcW w:w="2058" w:type="dxa"/>
+          </w:tcPr>
+          <w:p>
+            <w:pPr>
+              <w:cnfStyle w:val="000000100000" w:firstRow="0" w:lastRow="0" w:firstColumn="0" w:lastColumn="0" w:oddVBand="0" w:evenVBand="0" w:oddHBand="1" w:evenHBand="0" w:firstRowFirstColumn="0" w:firstRowLastColumn="0" w:lastRowFirstColumn="0" w:lastRowLastColumn="0"/>
+            </w:pPr>
+            <w:r>
+              <w:t>LAB1.2</w:t>
+            </w:r>
+          </w:p>
+        </w:tc>
+        <w:tc>
+          <w:tcPr>
+            <w:tcW w:w="1924" w:type="dxa"/>
+          </w:tcPr>
+          <w:p>
+            <w:pPr>
+              <w:cnfStyle w:val="000000100000" w:firstRow="0" w:lastRow="0" w:firstColumn="0" w:lastColumn="0" w:oddVBand="0" w:evenVBand="0" w:oddHBand="1" w:evenHBand="0" w:firstRowFirstColumn="0" w:firstRowLastColumn="0" w:lastRowFirstColumn="0" w:lastRowLastColumn="0"/>
+            </w:pPr>
+            <w:r>
+              <w:t>144.124.206.</w:t>
+            </w:r>
+            <w:r>
+              <w:t>9/26</w:t>
+            </w:r>
+          </w:p>
+        </w:tc>
+        <w:tc>
+          <w:tcPr>
+            <w:tcW w:w="1541" w:type="dxa"/>
+            <w:vMerge/>
+            <w:shd w:val="clear" w:color="auto" w:fill="FFFFFF" w:themeFill="background1"/>
+            <w:vAlign w:val="center"/>
+          </w:tcPr>
+          <w:p>
+            <w:pPr>
+              <w:jc w:val="center"/>
+              <w:cnfStyle w:val="000000100000" w:firstRow="0" w:lastRow="0" w:firstColumn="0" w:lastColumn="0" w:oddVBand="0" w:evenVBand="0" w:oddHBand="1" w:evenHBand="0" w:firstRowFirstColumn="0" w:firstRowLastColumn="0" w:lastRowFirstColumn="0" w:lastRowLastColumn="0"/>
+            </w:pPr>
+          </w:p>
+        </w:tc>
+      </w:tr>
+      <w:tr>
+        <w:tc>
+          <w:tcPr>
+            <w:cnfStyle w:val="001000000000" w:firstRow="0" w:lastRow="0" w:firstColumn="1" w:lastColumn="0" w:oddVBand="0" w:evenVBand="0" w:oddHBand="0" w:evenHBand="0" w:firstRowFirstColumn="0" w:firstRowLastColumn="0" w:lastRowFirstColumn="0" w:lastRowLastColumn="0"/>
+            <w:tcW w:w="435" w:type="dxa"/>
+          </w:tcPr>
+          <w:p>
+            <w:pPr>
+              <w:jc w:val="center"/>
+            </w:pPr>
+            <w:r>
+              <w:t>8</w:t>
+            </w:r>
+          </w:p>
+        </w:tc>
+        <w:tc>
+          <w:tcPr>
+            <w:tcW w:w="2058" w:type="dxa"/>
+          </w:tcPr>
+          <w:p>
+            <w:pPr>
+              <w:cnfStyle w:val="000000000000" w:firstRow="0" w:lastRow="0" w:firstColumn="0" w:lastColumn="0" w:oddVBand="0" w:evenVBand="0" w:oddHBand="0" w:evenHBand="0" w:firstRowFirstColumn="0" w:firstRowLastColumn="0" w:lastRowFirstColumn="0" w:lastRowLastColumn="0"/>
+            </w:pPr>
+            <w:r>
+              <w:t>LAB2.1</w:t>
+            </w:r>
+          </w:p>
+        </w:tc>
+        <w:tc>
+          <w:tcPr>
+            <w:tcW w:w="1924" w:type="dxa"/>
+          </w:tcPr>
+          <w:p>
+            <w:pPr>
+              <w:cnfStyle w:val="000000000000" w:firstRow="0" w:lastRow="0" w:firstColumn="0" w:lastColumn="0" w:oddVBand="0" w:evenVBand="0" w:oddHBand="0" w:evenHBand="0" w:firstRowFirstColumn="0" w:firstRowLastColumn="0" w:lastRowFirstColumn="0" w:lastRowLastColumn="0"/>
+            </w:pPr>
+            <w:r>
+              <w:t>144.124.206.</w:t>
+            </w:r>
+            <w:r>
+              <w:t>10/26</w:t>
+            </w:r>
+          </w:p>
+        </w:tc>
+        <w:tc>
+          <w:tcPr>
+            <w:tcW w:w="1541" w:type="dxa"/>
+            <w:vMerge/>
+            <w:shd w:val="clear" w:color="auto" w:fill="FFFFFF" w:themeFill="background1"/>
+            <w:vAlign w:val="center"/>
+          </w:tcPr>
+          <w:p>
+            <w:pPr>
+              <w:jc w:val="center"/>
+              <w:cnfStyle w:val="000000000000" w:firstRow="0" w:lastRow="0" w:firstColumn="0" w:lastColumn="0" w:oddVBand="0" w:evenVBand="0" w:oddHBand="0" w:evenHBand="0" w:firstRowFirstColumn="0" w:firstRowLastColumn="0" w:lastRowFirstColumn="0" w:lastRowLastColumn="0"/>
+            </w:pPr>
+          </w:p>
+        </w:tc>
+      </w:tr>
+      <w:tr>
+        <w:trPr>
+          <w:cnfStyle w:val="000000100000" w:firstRow="0" w:lastRow="0" w:firstColumn="0" w:lastColumn="0" w:oddVBand="0" w:evenVBand="0" w:oddHBand="1" w:evenHBand="0" w:firstRowFirstColumn="0" w:firstRowLastColumn="0" w:lastRowFirstColumn="0" w:lastRowLastColumn="0"/>
+        </w:trPr>
+        <w:tc>
+          <w:tcPr>
+            <w:cnfStyle w:val="001000000000" w:firstRow="0" w:lastRow="0" w:firstColumn="1" w:lastColumn="0" w:oddVBand="0" w:evenVBand="0" w:oddHBand="0" w:evenHBand="0" w:firstRowFirstColumn="0" w:firstRowLastColumn="0" w:lastRowFirstColumn="0" w:lastRowLastColumn="0"/>
+            <w:tcW w:w="435" w:type="dxa"/>
+          </w:tcPr>
+          <w:p>
+            <w:pPr>
+              <w:jc w:val="center"/>
+            </w:pPr>
+            <w:r>
+              <w:t>9</w:t>
+            </w:r>
+          </w:p>
+        </w:tc>
+        <w:tc>
+          <w:tcPr>
+            <w:tcW w:w="2058" w:type="dxa"/>
+          </w:tcPr>
+          <w:p>
+            <w:pPr>
+              <w:cnfStyle w:val="000000100000" w:firstRow="0" w:lastRow="0" w:firstColumn="0" w:lastColumn="0" w:oddVBand="0" w:evenVBand="0" w:oddHBand="1" w:evenHBand="0" w:firstRowFirstColumn="0" w:firstRowLastColumn="0" w:lastRowFirstColumn="0" w:lastRowLastColumn="0"/>
+            </w:pPr>
+            <w:r>
+              <w:t>LAB2.2</w:t>
+            </w:r>
+          </w:p>
+        </w:tc>
+        <w:tc>
+          <w:tcPr>
+            <w:tcW w:w="1924" w:type="dxa"/>
+          </w:tcPr>
+          <w:p>
+            <w:pPr>
+              <w:cnfStyle w:val="000000100000" w:firstRow="0" w:lastRow="0" w:firstColumn="0" w:lastColumn="0" w:oddVBand="0" w:evenVBand="0" w:oddHBand="1" w:evenHBand="0" w:firstRowFirstColumn="0" w:firstRowLastColumn="0" w:lastRowFirstColumn="0" w:lastRowLastColumn="0"/>
+            </w:pPr>
+            <w:r>
+              <w:t>144.124.206.</w:t>
+            </w:r>
+            <w:r>
+              <w:t>11/26</w:t>
+            </w:r>
+          </w:p>
+        </w:tc>
+        <w:tc>
+          <w:tcPr>
+            <w:tcW w:w="1541" w:type="dxa"/>
+            <w:vMerge/>
+            <w:shd w:val="clear" w:color="auto" w:fill="FFFFFF" w:themeFill="background1"/>
+            <w:vAlign w:val="center"/>
+          </w:tcPr>
+          <w:p>
+            <w:pPr>
+              <w:jc w:val="center"/>
+              <w:cnfStyle w:val="000000100000" w:firstRow="0" w:lastRow="0" w:firstColumn="0" w:lastColumn="0" w:oddVBand="0" w:evenVBand="0" w:oddHBand="1" w:evenHBand="0" w:firstRowFirstColumn="0" w:firstRowLastColumn="0" w:lastRowFirstColumn="0" w:lastRowLastColumn="0"/>
+            </w:pPr>
+          </w:p>
+        </w:tc>
+      </w:tr>
+      <w:tr>
+        <w:tc>
+          <w:tcPr>
+            <w:cnfStyle w:val="001000000000" w:firstRow="0" w:lastRow="0" w:firstColumn="1" w:lastColumn="0" w:oddVBand="0" w:evenVBand="0" w:oddHBand="0" w:evenHBand="0" w:firstRowFirstColumn="0" w:firstRowLastColumn="0" w:lastRowFirstColumn="0" w:lastRowLastColumn="0"/>
+            <w:tcW w:w="435" w:type="dxa"/>
+          </w:tcPr>
+          <w:p>
+            <w:pPr>
+              <w:jc w:val="center"/>
+            </w:pPr>
+            <w:r>
+              <w:t>10</w:t>
+            </w:r>
+          </w:p>
+        </w:tc>
+        <w:tc>
+          <w:tcPr>
+            <w:tcW w:w="2058" w:type="dxa"/>
+          </w:tcPr>
+          <w:p>
+            <w:pPr>
+              <w:cnfStyle w:val="000000000000" w:firstRow="0" w:lastRow="0" w:firstColumn="0" w:lastColumn="0" w:oddVBand="0" w:evenVBand="0" w:oddHBand="0" w:evenHBand="0" w:firstRowFirstColumn="0" w:firstRowLastColumn="0" w:lastRowFirstColumn="0" w:lastRowLastColumn="0"/>
+            </w:pPr>
+            <w:r>
+              <w:t>LAB3.1</w:t>
+            </w:r>
+          </w:p>
+        </w:tc>
+        <w:tc>
+          <w:tcPr>
+            <w:tcW w:w="1924" w:type="dxa"/>
+          </w:tcPr>
+          <w:p>
+            <w:pPr>
+              <w:cnfStyle w:val="000000000000" w:firstRow="0" w:lastRow="0" w:firstColumn="0" w:lastColumn="0" w:oddVBand="0" w:evenVBand="0" w:oddHBand="0" w:evenHBand="0" w:firstRowFirstColumn="0" w:firstRowLastColumn="0" w:lastRowFirstColumn="0" w:lastRowLastColumn="0"/>
+            </w:pPr>
+            <w:r>
+              <w:t>144.124.206.</w:t>
+            </w:r>
+            <w:r>
+              <w:t>12/26</w:t>
+            </w:r>
+          </w:p>
+        </w:tc>
+        <w:tc>
+          <w:tcPr>
+            <w:tcW w:w="1541" w:type="dxa"/>
+            <w:vMerge/>
+            <w:shd w:val="clear" w:color="auto" w:fill="FFFFFF" w:themeFill="background1"/>
+            <w:vAlign w:val="center"/>
+          </w:tcPr>
+          <w:p>
+            <w:pPr>
+              <w:jc w:val="center"/>
+              <w:cnfStyle w:val="000000000000" w:firstRow="0" w:lastRow="0" w:firstColumn="0" w:lastColumn="0" w:oddVBand="0" w:evenVBand="0" w:oddHBand="0" w:evenHBand="0" w:firstRowFirstColumn="0" w:firstRowLastColumn="0" w:lastRowFirstColumn="0" w:lastRowLastColumn="0"/>
+            </w:pPr>
+          </w:p>
+        </w:tc>
+      </w:tr>
+      <w:tr>
+        <w:trPr>
+          <w:cnfStyle w:val="000000100000" w:firstRow="0" w:lastRow="0" w:firstColumn="0" w:lastColumn="0" w:oddVBand="0" w:evenVBand="0" w:oddHBand="1" w:evenHBand="0" w:firstRowFirstColumn="0" w:firstRowLastColumn="0" w:lastRowFirstColumn="0" w:lastRowLastColumn="0"/>
+        </w:trPr>
+        <w:tc>
+          <w:tcPr>
+            <w:cnfStyle w:val="001000000000" w:firstRow="0" w:lastRow="0" w:firstColumn="1" w:lastColumn="0" w:oddVBand="0" w:evenVBand="0" w:oddHBand="0" w:evenHBand="0" w:firstRowFirstColumn="0" w:firstRowLastColumn="0" w:lastRowFirstColumn="0" w:lastRowLastColumn="0"/>
+            <w:tcW w:w="435" w:type="dxa"/>
+          </w:tcPr>
+          <w:p>
+            <w:pPr>
+              <w:jc w:val="center"/>
+            </w:pPr>
+            <w:r>
+              <w:t>11</w:t>
+            </w:r>
+          </w:p>
+        </w:tc>
+        <w:tc>
+          <w:tcPr>
+            <w:tcW w:w="2058" w:type="dxa"/>
+          </w:tcPr>
+          <w:p>
+            <w:pPr>
+              <w:cnfStyle w:val="000000100000" w:firstRow="0" w:lastRow="0" w:firstColumn="0" w:lastColumn="0" w:oddVBand="0" w:evenVBand="0" w:oddHBand="1" w:evenHBand="0" w:firstRowFirstColumn="0" w:firstRowLastColumn="0" w:lastRowFirstColumn="0" w:lastRowLastColumn="0"/>
+            </w:pPr>
+            <w:r>
+              <w:t>LAB3.2</w:t>
+            </w:r>
+          </w:p>
+        </w:tc>
+        <w:tc>
+          <w:tcPr>
+            <w:tcW w:w="1924" w:type="dxa"/>
+          </w:tcPr>
+          <w:p>
+            <w:pPr>
+              <w:cnfStyle w:val="000000100000" w:firstRow="0" w:lastRow="0" w:firstColumn="0" w:lastColumn="0" w:oddVBand="0" w:evenVBand="0" w:oddHBand="1" w:evenHBand="0" w:firstRowFirstColumn="0" w:firstRowLastColumn="0" w:lastRowFirstColumn="0" w:lastRowLastColumn="0"/>
+            </w:pPr>
+            <w:r>
+              <w:t>144.124.206.</w:t>
+            </w:r>
+            <w:r>
+              <w:t>13/26</w:t>
+            </w:r>
+          </w:p>
+        </w:tc>
+        <w:tc>
+          <w:tcPr>
+            <w:tcW w:w="1541" w:type="dxa"/>
+            <w:vMerge/>
+            <w:shd w:val="clear" w:color="auto" w:fill="FFFFFF" w:themeFill="background1"/>
+            <w:vAlign w:val="center"/>
+          </w:tcPr>
+          <w:p>
+            <w:pPr>
+              <w:jc w:val="center"/>
+              <w:cnfStyle w:val="000000100000" w:firstRow="0" w:lastRow="0" w:firstColumn="0" w:lastColumn="0" w:oddVBand="0" w:evenVBand="0" w:oddHBand="1" w:evenHBand="0" w:firstRowFirstColumn="0" w:firstRowLastColumn="0" w:lastRowFirstColumn="0" w:lastRowLastColumn="0"/>
+            </w:pPr>
+          </w:p>
+        </w:tc>
+      </w:tr>
+      <w:tr>
+        <w:tc>
+          <w:tcPr>
+            <w:cnfStyle w:val="001000000000" w:firstRow="0" w:lastRow="0" w:firstColumn="1" w:lastColumn="0" w:oddVBand="0" w:evenVBand="0" w:oddHBand="0" w:evenHBand="0" w:firstRowFirstColumn="0" w:firstRowLastColumn="0" w:lastRowFirstColumn="0" w:lastRowLastColumn="0"/>
+            <w:tcW w:w="435" w:type="dxa"/>
+          </w:tcPr>
+          <w:p>
+            <w:pPr>
+              <w:jc w:val="center"/>
+            </w:pPr>
+            <w:r>
+              <w:t>12</w:t>
+            </w:r>
+          </w:p>
+        </w:tc>
+        <w:tc>
+          <w:tcPr>
+            <w:tcW w:w="2058" w:type="dxa"/>
+          </w:tcPr>
+          <w:p>
+            <w:pPr>
+              <w:cnfStyle w:val="000000000000" w:firstRow="0" w:lastRow="0" w:firstColumn="0" w:lastColumn="0" w:oddVBand="0" w:evenVBand="0" w:oddHBand="0" w:evenHBand="0" w:firstRowFirstColumn="0" w:firstRowLastColumn="0" w:lastRowFirstColumn="0" w:lastRowLastColumn="0"/>
+            </w:pPr>
+            <w:r>
+              <w:t>PRODI1.1</w:t>
+            </w:r>
+          </w:p>
+        </w:tc>
+        <w:tc>
+          <w:tcPr>
+            <w:tcW w:w="1924" w:type="dxa"/>
+          </w:tcPr>
+          <w:p>
+            <w:pPr>
+              <w:cnfStyle w:val="000000000000" w:firstRow="0" w:lastRow="0" w:firstColumn="0" w:lastColumn="0" w:oddVBand="0" w:evenVBand="0" w:oddHBand="0" w:evenHBand="0" w:firstRowFirstColumn="0" w:firstRowLastColumn="0" w:lastRowFirstColumn="0" w:lastRowLastColumn="0"/>
+            </w:pPr>
+            <w:r>
+              <w:t>144.124.206.14</w:t>
+            </w:r>
+            <w:r>
+              <w:t>/26</w:t>
+            </w:r>
+          </w:p>
+        </w:tc>
+        <w:tc>
+          <w:tcPr>
+            <w:tcW w:w="1541" w:type="dxa"/>
+            <w:vMerge/>
+            <w:shd w:val="clear" w:color="auto" w:fill="FFFFFF" w:themeFill="background1"/>
+            <w:vAlign w:val="center"/>
+          </w:tcPr>
+          <w:p>
+            <w:pPr>
+              <w:jc w:val="center"/>
+              <w:cnfStyle w:val="000000000000" w:firstRow="0" w:lastRow="0" w:firstColumn="0" w:lastColumn="0" w:oddVBand="0" w:evenVBand="0" w:oddHBand="0" w:evenHBand="0" w:firstRowFirstColumn="0" w:firstRowLastColumn="0" w:lastRowFirstColumn="0" w:lastRowLastColumn="0"/>
+            </w:pPr>
+          </w:p>
+        </w:tc>
+      </w:tr>
+      <w:tr>
+        <w:trPr>
+          <w:cnfStyle w:val="000000100000" w:firstRow="0" w:lastRow="0" w:firstColumn="0" w:lastColumn="0" w:oddVBand="0" w:evenVBand="0" w:oddHBand="1" w:evenHBand="0" w:firstRowFirstColumn="0" w:firstRowLastColumn="0" w:lastRowFirstColumn="0" w:lastRowLastColumn="0"/>
+        </w:trPr>
+        <w:tc>
+          <w:tcPr>
+            <w:cnfStyle w:val="001000000000" w:firstRow="0" w:lastRow="0" w:firstColumn="1" w:lastColumn="0" w:oddVBand="0" w:evenVBand="0" w:oddHBand="0" w:evenHBand="0" w:firstRowFirstColumn="0" w:firstRowLastColumn="0" w:lastRowFirstColumn="0" w:lastRowLastColumn="0"/>
+            <w:tcW w:w="435" w:type="dxa"/>
+          </w:tcPr>
+          <w:p>
+            <w:pPr>
+              <w:jc w:val="center"/>
+            </w:pPr>
+            <w:r>
+              <w:t>13</w:t>
+            </w:r>
+          </w:p>
+        </w:tc>
+        <w:tc>
+          <w:tcPr>
+            <w:tcW w:w="2058" w:type="dxa"/>
+          </w:tcPr>
+          <w:p>
+            <w:pPr>
+              <w:cnfStyle w:val="000000100000" w:firstRow="0" w:lastRow="0" w:firstColumn="0" w:lastColumn="0" w:oddVBand="0" w:evenVBand="0" w:oddHBand="1" w:evenHBand="0" w:firstRowFirstColumn="0" w:firstRowLastColumn="0" w:lastRowFirstColumn="0" w:lastRowLastColumn="0"/>
+            </w:pPr>
+            <w:r>
+              <w:t>PRODI1.2</w:t>
+            </w:r>
+          </w:p>
+        </w:tc>
+        <w:tc>
+          <w:tcPr>
+            <w:tcW w:w="1924" w:type="dxa"/>
+          </w:tcPr>
+          <w:p>
+            <w:pPr>
+              <w:cnfStyle w:val="000000100000" w:firstRow="0" w:lastRow="0" w:firstColumn="0" w:lastColumn="0" w:oddVBand="0" w:evenVBand="0" w:oddHBand="1" w:evenHBand="0" w:firstRowFirstColumn="0" w:firstRowLastColumn="0" w:lastRowFirstColumn="0" w:lastRowLastColumn="0"/>
+            </w:pPr>
+            <w:r>
+              <w:t>144.124.206.1</w:t>
+            </w:r>
+            <w:r>
+              <w:t>5/26</w:t>
+            </w:r>
+          </w:p>
+        </w:tc>
+        <w:tc>
+          <w:tcPr>
+            <w:tcW w:w="1541" w:type="dxa"/>
+            <w:vMerge/>
+            <w:shd w:val="clear" w:color="auto" w:fill="FFFFFF" w:themeFill="background1"/>
+            <w:vAlign w:val="center"/>
+          </w:tcPr>
+          <w:p>
+            <w:pPr>
+              <w:jc w:val="center"/>
+              <w:cnfStyle w:val="000000100000" w:firstRow="0" w:lastRow="0" w:firstColumn="0" w:lastColumn="0" w:oddVBand="0" w:evenVBand="0" w:oddHBand="1" w:evenHBand="0" w:firstRowFirstColumn="0" w:firstRowLastColumn="0" w:lastRowFirstColumn="0" w:lastRowLastColumn="0"/>
+            </w:pPr>
+          </w:p>
+        </w:tc>
+      </w:tr>
+      <w:tr>
+        <w:tc>
+          <w:tcPr>
+            <w:cnfStyle w:val="001000000000" w:firstRow="0" w:lastRow="0" w:firstColumn="1" w:lastColumn="0" w:oddVBand="0" w:evenVBand="0" w:oddHBand="0" w:evenHBand="0" w:firstRowFirstColumn="0" w:firstRowLastColumn="0" w:lastRowFirstColumn="0" w:lastRowLastColumn="0"/>
+            <w:tcW w:w="435" w:type="dxa"/>
+          </w:tcPr>
+          <w:p>
+            <w:pPr>
+              <w:jc w:val="center"/>
+            </w:pPr>
+            <w:r>
+              <w:t>14</w:t>
+            </w:r>
+          </w:p>
+        </w:tc>
+        <w:tc>
+          <w:tcPr>
+            <w:tcW w:w="2058" w:type="dxa"/>
+          </w:tcPr>
+          <w:p>
+            <w:pPr>
+              <w:cnfStyle w:val="000000000000" w:firstRow="0" w:lastRow="0" w:firstColumn="0" w:lastColumn="0" w:oddVBand="0" w:evenVBand="0" w:oddHBand="0" w:evenHBand="0" w:firstRowFirstColumn="0" w:firstRowLastColumn="0" w:lastRowFirstColumn="0" w:lastRowLastColumn="0"/>
+            </w:pPr>
+            <w:r>
+              <w:t>MHS1</w:t>
+            </w:r>
+          </w:p>
+        </w:tc>
+        <w:tc>
+          <w:tcPr>
+            <w:tcW w:w="1924" w:type="dxa"/>
+          </w:tcPr>
+          <w:p>
+            <w:pPr>
+              <w:cnfStyle w:val="000000000000" w:firstRow="0" w:lastRow="0" w:firstColumn="0" w:lastColumn="0" w:oddVBand="0" w:evenVBand="0" w:oddHBand="0" w:evenHBand="0" w:firstRowFirstColumn="0" w:firstRowLastColumn="0" w:lastRowFirstColumn="0" w:lastRowLastColumn="0"/>
+            </w:pPr>
+            <w:r>
+              <w:t>144.124.206.1</w:t>
+            </w:r>
+            <w:r>
+              <w:t>00/26</w:t>
+            </w:r>
+          </w:p>
+        </w:tc>
+        <w:tc>
+          <w:tcPr>
+            <w:tcW w:w="1541" w:type="dxa"/>
+            <w:vMerge w:val="restart"/>
+            <w:shd w:val="clear" w:color="auto" w:fill="FFFFFF" w:themeFill="background1"/>
+            <w:vAlign w:val="center"/>
+          </w:tcPr>
+          <w:p>
+            <w:pPr>
+              <w:jc w:val="center"/>
+              <w:cnfStyle w:val="000000000000" w:firstRow="0" w:lastRow="0" w:firstColumn="0" w:lastColumn="0" w:oddVBand="0" w:evenVBand="0" w:oddHBand="0" w:evenHBand="0" w:firstRowFirstColumn="0" w:firstRowLastColumn="0" w:lastRowFirstColumn="0" w:lastRowLastColumn="0"/>
+            </w:pPr>
+            <w:r>
+              <w:t>JRGN</w:t>
+            </w:r>
+            <w:r>
+              <w:t>4 = ID (23)</w:t>
+            </w:r>
+          </w:p>
+        </w:tc>
+      </w:tr>
+      <w:tr>
+        <w:trPr>
+          <w:cnfStyle w:val="000000100000" w:firstRow="0" w:lastRow="0" w:firstColumn="0" w:lastColumn="0" w:oddVBand="0" w:evenVBand="0" w:oddHBand="1" w:evenHBand="0" w:firstRowFirstColumn="0" w:firstRowLastColumn="0" w:lastRowFirstColumn="0" w:lastRowLastColumn="0"/>
+        </w:trPr>
+        <w:tc>
+          <w:tcPr>
+            <w:cnfStyle w:val="001000000000" w:firstRow="0" w:lastRow="0" w:firstColumn="1" w:lastColumn="0" w:oddVBand="0" w:evenVBand="0" w:oddHBand="0" w:evenHBand="0" w:firstRowFirstColumn="0" w:firstRowLastColumn="0" w:lastRowFirstColumn="0" w:lastRowLastColumn="0"/>
+            <w:tcW w:w="435" w:type="dxa"/>
+          </w:tcPr>
+          <w:p>
+            <w:pPr>
+              <w:jc w:val="center"/>
+            </w:pPr>
+            <w:r>
+              <w:t>15</w:t>
+            </w:r>
+          </w:p>
+        </w:tc>
+        <w:tc>
+          <w:tcPr>
+            <w:tcW w:w="2058" w:type="dxa"/>
+          </w:tcPr>
+          <w:p>
+            <w:pPr>
+              <w:cnfStyle w:val="000000100000" w:firstRow="0" w:lastRow="0" w:firstColumn="0" w:lastColumn="0" w:oddVBand="0" w:evenVBand="0" w:oddHBand="1" w:evenHBand="0" w:firstRowFirstColumn="0" w:firstRowLastColumn="0" w:lastRowFirstColumn="0" w:lastRowLastColumn="0"/>
+            </w:pPr>
+            <w:r>
+              <w:t>MHS2</w:t>
+            </w:r>
+          </w:p>
+        </w:tc>
+        <w:tc>
+          <w:tcPr>
+            <w:tcW w:w="1924" w:type="dxa"/>
+          </w:tcPr>
+          <w:p>
+            <w:pPr>
+              <w:cnfStyle w:val="000000100000" w:firstRow="0" w:lastRow="0" w:firstColumn="0" w:lastColumn="0" w:oddVBand="0" w:evenVBand="0" w:oddHBand="1" w:evenHBand="0" w:firstRowFirstColumn="0" w:firstRowLastColumn="0" w:lastRowFirstColumn="0" w:lastRowLastColumn="0"/>
+            </w:pPr>
+            <w:r>
+              <w:t>144.124.206.1</w:t>
+            </w:r>
+            <w:r>
+              <w:t>01/26</w:t>
+            </w:r>
+          </w:p>
+        </w:tc>
+        <w:tc>
+          <w:tcPr>
+            <w:tcW w:w="1541" w:type="dxa"/>
+            <w:vMerge/>
+            <w:shd w:val="clear" w:color="auto" w:fill="FFFFFF" w:themeFill="background1"/>
+            <w:vAlign w:val="center"/>
+          </w:tcPr>
+          <w:p>
+            <w:pPr>
+              <w:jc w:val="center"/>
+              <w:cnfStyle w:val="000000100000" w:firstRow="0" w:lastRow="0" w:firstColumn="0" w:lastColumn="0" w:oddVBand="0" w:evenVBand="0" w:oddHBand="1" w:evenHBand="0" w:firstRowFirstColumn="0" w:firstRowLastColumn="0" w:lastRowFirstColumn="0" w:lastRowLastColumn="0"/>
+            </w:pPr>
+          </w:p>
+        </w:tc>
+      </w:tr>
+      <w:tr>
+        <w:tc>
+          <w:tcPr>
+            <w:cnfStyle w:val="001000000000" w:firstRow="0" w:lastRow="0" w:firstColumn="1" w:lastColumn="0" w:oddVBand="0" w:evenVBand="0" w:oddHBand="0" w:evenHBand="0" w:firstRowFirstColumn="0" w:firstRowLastColumn="0" w:lastRowFirstColumn="0" w:lastRowLastColumn="0"/>
+            <w:tcW w:w="435" w:type="dxa"/>
+          </w:tcPr>
+          <w:p>
+            <w:pPr>
+              <w:jc w:val="center"/>
+            </w:pPr>
+            <w:r>
+              <w:t>16</w:t>
+            </w:r>
+          </w:p>
+        </w:tc>
+        <w:tc>
+          <w:tcPr>
+            <w:tcW w:w="2058" w:type="dxa"/>
+          </w:tcPr>
+          <w:p>
+            <w:pPr>
+              <w:cnfStyle w:val="000000000000" w:firstRow="0" w:lastRow="0" w:firstColumn="0" w:lastColumn="0" w:oddVBand="0" w:evenVBand="0" w:oddHBand="0" w:evenHBand="0" w:firstRowFirstColumn="0" w:firstRowLastColumn="0" w:lastRowFirstColumn="0" w:lastRowLastColumn="0"/>
+            </w:pPr>
+            <w:r>
+              <w:t>MHS3</w:t>
+            </w:r>
+          </w:p>
+        </w:tc>
+        <w:tc>
+          <w:tcPr>
+            <w:tcW w:w="1924" w:type="dxa"/>
+          </w:tcPr>
+          <w:p>
+            <w:pPr>
+              <w:cnfStyle w:val="000000000000" w:firstRow="0" w:lastRow="0" w:firstColumn="0" w:lastColumn="0" w:oddVBand="0" w:evenVBand="0" w:oddHBand="0" w:evenHBand="0" w:firstRowFirstColumn="0" w:firstRowLastColumn="0" w:lastRowFirstColumn="0" w:lastRowLastColumn="0"/>
+            </w:pPr>
+            <w:r>
+              <w:t>144.124.206.1</w:t>
+            </w:r>
+            <w:r>
+              <w:t>02/26</w:t>
+            </w:r>
+          </w:p>
+        </w:tc>
+        <w:tc>
+          <w:tcPr>
+            <w:tcW w:w="1541" w:type="dxa"/>
+            <w:vMerge/>
+            <w:shd w:val="clear" w:color="auto" w:fill="FFFFFF" w:themeFill="background1"/>
+            <w:vAlign w:val="center"/>
+          </w:tcPr>
+          <w:p>
+            <w:pPr>
+              <w:jc w:val="center"/>
               <w:cnfStyle w:val="000000000000" w:firstRow="0" w:lastRow="0" w:firstColumn="0" w:lastColumn="0" w:oddVBand="0" w:evenVBand="0" w:oddHBand="0" w:evenHBand="0" w:firstRowFirstColumn="0" w:firstRowLastColumn="0" w:lastRowFirstColumn="0" w:lastRowLastColumn="0"/>
             </w:pPr>
           </w:p>
         </w:tc>
       </w:tr>
     </w:tbl>
-    <w:p/>
     <w:p>
       <w:pPr>
         <w:pStyle w:val="ListParagraph"/>
@@ -2738,13 +6381,8 @@
           <w:ilvl w:val="0"/>
           <w:numId w:val="43"/>
         </w:numPr>
-        <w:tabs>
-          <w:tab w:val="left" w:pos="709"/>
-        </w:tabs>
-        <w:spacing w:line="360" w:lineRule="auto"/>
-        <w:jc w:val="both"/>
-        <w:rPr>
-          <w:b/>
+        <w:rPr>
+          <w:color w:val="000000"/>
           <w:sz w:val="24"/>
           <w:szCs w:val="24"/>
           <w:lang w:val="es-ES"/>
@@ -2752,21 +6390,12 @@
       </w:pPr>
       <w:r>
         <w:rPr>
-          <w:bCs/>
+          <w:color w:val="000000"/>
           <w:sz w:val="24"/>
           <w:szCs w:val="24"/>
           <w:lang w:val="es-ES"/>
         </w:rPr>
-        <w:t>Langkah ketiga adalah (silahkan jelaskan langkah-langkah selama praktikum)</w:t>
-      </w:r>
-      <w:r>
-        <w:rPr>
-          <w:bCs/>
-          <w:sz w:val="24"/>
-          <w:szCs w:val="24"/>
-          <w:lang w:val="es-ES"/>
-        </w:rPr>
-        <w:t>. Jika ada penggunaan list atau item di dalam penjelasan anda, silahkan gunakan format bullet and numbering berikut:</w:t>
+        <w:t>Konfigurasi pada masing-masing switch</w:t>
       </w:r>
     </w:p>
     <w:p>
@@ -2779,9 +6408,10 @@
         <w:tabs>
           <w:tab w:val="left" w:pos="709"/>
         </w:tabs>
-        <w:spacing w:line="360" w:lineRule="auto"/>
+        <w:spacing w:before="240" w:line="360" w:lineRule="auto"/>
         <w:jc w:val="both"/>
         <w:rPr>
+          <w:bCs/>
           <w:sz w:val="24"/>
           <w:szCs w:val="24"/>
           <w:lang w:val="es-ES"/>
@@ -2789,11 +6419,48 @@
       </w:pPr>
       <w:r>
         <w:rPr>
-          <w:color w:val="000000"/>
+          <w:bCs/>
           <w:sz w:val="24"/>
           <w:szCs w:val="24"/>
-        </w:rPr>
-        <w:t>List 1</w:t>
+          <w:lang w:val="es-ES"/>
+        </w:rPr>
+        <w:t xml:space="preserve">Pada tab Config pada interface Switch, pilih menu Port tempat perangkat terhubung, lalu tentukan VLAN ID yang sesuai dengan kelompok </w:t>
+      </w:r>
+      <w:r>
+        <w:rPr>
+          <w:bCs/>
+          <w:sz w:val="24"/>
+          <w:szCs w:val="24"/>
+          <w:lang w:val="es-ES"/>
+        </w:rPr>
+        <w:t>jaringan konektivitas</w:t>
+      </w:r>
+      <w:r>
+        <w:rPr>
+          <w:bCs/>
+          <w:sz w:val="24"/>
+          <w:szCs w:val="24"/>
+          <w:lang w:val="es-ES"/>
+        </w:rPr>
+        <w:t xml:space="preserve"> yang telah ditetapkan pada topologi jaringan sebelumnya</w:t>
+      </w:r>
+      <w:r>
+        <w:rPr>
+          <w:bCs/>
+          <w:sz w:val="24"/>
+          <w:szCs w:val="24"/>
+          <w:lang w:val="es-ES"/>
+        </w:rPr>
+        <w:t>, dapat dilihat pada tabel diatas</w:t>
+      </w:r>
+      <w:r>
+        <w:rPr>
+          <w:bCs/>
+          <w:sz w:val="24"/>
+          <w:szCs w:val="24"/>
+          <w:lang w:val="es-ES"/>
+        </w:rPr>
+        <w:t>.</w:t>
       </w:r>
     </w:p>
     <w:p>
@@ -2806,9 +6473,10 @@
         <w:tabs>
           <w:tab w:val="left" w:pos="709"/>
         </w:tabs>
-        <w:spacing w:line="360" w:lineRule="auto"/>
+        <w:spacing w:before="240" w:line="360" w:lineRule="auto"/>
         <w:jc w:val="both"/>
         <w:rPr>
+          <w:bCs/>
           <w:sz w:val="24"/>
           <w:szCs w:val="24"/>
           <w:lang w:val="es-ES"/>
@@ -2816,11 +6484,30 @@
       </w:pPr>
       <w:r>
         <w:rPr>
-          <w:color w:val="000000"/>
+          <w:bCs/>
           <w:sz w:val="24"/>
           <w:szCs w:val="24"/>
-        </w:rPr>
-        <w:t>List 2</w:t>
+          <w:lang w:val="es-ES"/>
+        </w:rPr>
+        <w:t xml:space="preserve">Lakukan konfigurasi yang sama pada semua port </w:t>
+      </w:r>
+      <w:r>
+        <w:rPr>
+          <w:bCs/>
+          <w:sz w:val="24"/>
+          <w:szCs w:val="24"/>
+          <w:lang w:val="es-ES"/>
+        </w:rPr>
+        <w:t xml:space="preserve">pada masing-masing </w:t>
+      </w:r>
+      <w:r>
+        <w:rPr>
+          <w:bCs/>
+          <w:sz w:val="24"/>
+          <w:szCs w:val="24"/>
+          <w:lang w:val="es-ES"/>
+        </w:rPr>
+        <w:t>switch yang terhubung dengan perangkat, dan sesuaikan setiap port dengan VLAN ID yang telah ditetapkan untuk masing-masing kelompok.</w:t>
       </w:r>
     </w:p>
     <w:p>
@@ -2833,9 +6520,10 @@
         <w:tabs>
           <w:tab w:val="left" w:pos="709"/>
         </w:tabs>
-        <w:spacing w:line="360" w:lineRule="auto"/>
+        <w:spacing w:before="240" w:line="360" w:lineRule="auto"/>
         <w:jc w:val="both"/>
         <w:rPr>
+          <w:bCs/>
           <w:sz w:val="24"/>
           <w:szCs w:val="24"/>
           <w:lang w:val="es-ES"/>
@@ -2843,114 +6531,174 @@
       </w:pPr>
       <w:r>
         <w:rPr>
-          <w:color w:val="000000"/>
-          <w:sz w:val="24"/>
-          <w:szCs w:val="24"/>
-        </w:rPr>
-        <w:t>List 3</w:t>
-      </w:r>
-    </w:p>
-    <w:p>
-      <w:pPr>
-        <w:tabs>
-          <w:tab w:val="left" w:pos="709"/>
-        </w:tabs>
-        <w:spacing w:line="360" w:lineRule="auto"/>
-        <w:jc w:val="both"/>
-        <w:rPr>
+          <w:bCs/>
           <w:sz w:val="24"/>
           <w:szCs w:val="24"/>
           <w:lang w:val="es-ES"/>
         </w:rPr>
-      </w:pPr>
-    </w:p>
-    <w:p>
-      <w:pPr>
-        <w:tabs>
-          <w:tab w:val="left" w:pos="709"/>
-        </w:tabs>
-        <w:spacing w:line="360" w:lineRule="auto"/>
-        <w:jc w:val="center"/>
-        <w:rPr>
-          <w:b/>
+        <w:t xml:space="preserve">Konfigurasi </w:t>
+      </w:r>
+      <w:r>
+        <w:rPr>
           <w:bCs/>
-          <w:color w:val="000000"/>
-          <w:sz w:val="40"/>
-          <w:szCs w:val="40"/>
-        </w:rPr>
-      </w:pPr>
-      <w:r>
-        <w:rPr>
-          <w:b/>
-          <w:bCs/>
-          <w:color w:val="000000"/>
-          <w:sz w:val="40"/>
-          <w:szCs w:val="40"/>
-        </w:rPr>
-        <w:t>Alat dan Bahan</w:t>
-      </w:r>
-    </w:p>
-    <w:p>
-      <w:pPr>
-        <w:tabs>
-          <w:tab w:val="left" w:pos="709"/>
-        </w:tabs>
-        <w:spacing w:line="360" w:lineRule="auto"/>
-        <w:jc w:val="both"/>
-        <w:rPr>
           <w:sz w:val="24"/>
           <w:szCs w:val="24"/>
           <w:lang w:val="es-ES"/>
         </w:rPr>
-      </w:pPr>
-      <w:r>
-        <w:rPr>
+        <w:t>alamat IP pada setiap PC dan Laptop sesuai dengan pengelompokan yang tercantum dalam tabel IP address yang telah disediakan.</w:t>
+      </w:r>
+    </w:p>
+    <w:p>
+      <w:pPr>
+        <w:pStyle w:val="ListParagraph"/>
+        <w:numPr>
+          <w:ilvl w:val="1"/>
+          <w:numId w:val="43"/>
+        </w:numPr>
+        <w:tabs>
+          <w:tab w:val="left" w:pos="709"/>
+        </w:tabs>
+        <w:spacing w:before="240" w:line="360" w:lineRule="auto"/>
+        <w:jc w:val="both"/>
+        <w:rPr>
+          <w:bCs/>
           <w:sz w:val="24"/>
           <w:szCs w:val="24"/>
           <w:lang w:val="es-ES"/>
         </w:rPr>
-        <w:t xml:space="preserve">Jelaskan alat dan bahan yang digunakan dalam praktikum. </w:t>
-      </w:r>
-      <w:r>
-        <w:rPr>
+      </w:pPr>
+      <w:r>
+        <w:rPr>
+          <w:bCs/>
           <w:sz w:val="24"/>
           <w:szCs w:val="24"/>
-          <w:lang w:val="es-ES"/>
-        </w:rPr>
-        <w:t>Deskripsikan alat atau device yang anda gunakan. Jika menggunakan komputer Windows, cukup dengan memberikan screenshoot dxdiag</w:t>
-      </w:r>
-      <w:r>
-        <w:rPr>
-          <w:sz w:val="24"/>
-          <w:szCs w:val="24"/>
-          <w:lang w:val="es-ES"/>
-        </w:rPr>
-        <w:t xml:space="preserve">. </w:t>
+          <w:lang w:val="sv-SE"/>
+        </w:rPr>
+        <w:t>Lakukan pengujian konektivitas jaringan menggunakan perintah ping dan fitur simulasi PDU untuk memverifikasi hasil konfigurasi.</w:t>
       </w:r>
     </w:p>
     <w:p>
       <w:pPr>
-        <w:tabs>
-          <w:tab w:val="left" w:pos="709"/>
-        </w:tabs>
-        <w:spacing w:line="360" w:lineRule="auto"/>
-        <w:rPr>
-          <w:b/>
-          <w:bCs/>
+        <w:pStyle w:val="ListParagraph"/>
+        <w:ind w:firstLine="720"/>
+        <w:rPr>
           <w:color w:val="000000"/>
           <w:sz w:val="24"/>
           <w:szCs w:val="24"/>
           <w:lang w:val="es-ES"/>
         </w:rPr>
       </w:pPr>
+      <w:r>
+        <w:rPr>
+          <w:noProof/>
+        </w:rPr>
+        <w:drawing>
+          <wp:inline distT="0" distB="0" distL="0" distR="0" wp14:anchorId="084274AA" wp14:editId="0BE795CF">
+            <wp:extent cx="3263871" cy="1239765"/>
+            <wp:effectExtent l="38100" t="38100" r="89535" b="93980"/>
+            <wp:docPr id="961888041" name="Picture 961888041"/>
+            <wp:cNvGraphicFramePr>
+              <a:graphicFrameLocks xmlns:a="http://schemas.openxmlformats.org/drawingml/2006/main" noChangeAspect="1"/>
+            </wp:cNvGraphicFramePr>
+            <a:graphic xmlns:a="http://schemas.openxmlformats.org/drawingml/2006/main">
+              <a:graphicData uri="http://schemas.openxmlformats.org/drawingml/2006/picture">
+                <pic:pic xmlns:pic="http://schemas.openxmlformats.org/drawingml/2006/picture">
+                  <pic:nvPicPr>
+                    <pic:cNvPr id="961888041" name="Picture 961888041"/>
+                    <pic:cNvPicPr/>
+                  </pic:nvPicPr>
+                  <pic:blipFill>
+                    <a:blip r:embed="rId24"/>
+                    <a:stretch>
+                      <a:fillRect/>
+                    </a:stretch>
+                  </pic:blipFill>
+                  <pic:spPr>
+                    <a:xfrm>
+                      <a:off x="0" y="0"/>
+                      <a:ext cx="3263871" cy="1239765"/>
+                    </a:xfrm>
+                    <a:prstGeom prst="rect">
+                      <a:avLst/>
+                    </a:prstGeom>
+                    <a:ln w="3175" cap="sq">
+                      <a:solidFill>
+                        <a:srgbClr val="000000"/>
+                      </a:solidFill>
+                      <a:prstDash val="solid"/>
+                      <a:miter lim="800000"/>
+                    </a:ln>
+                    <a:effectLst>
+                      <a:outerShdw blurRad="50800" dist="38100" dir="2700000" algn="tl" rotWithShape="0">
+                        <a:srgbClr val="000000">
+                          <a:alpha val="43000"/>
+                        </a:srgbClr>
+                      </a:outerShdw>
+                    </a:effectLst>
+                  </pic:spPr>
+                </pic:pic>
+              </a:graphicData>
+            </a:graphic>
+          </wp:inline>
+        </w:drawing>
+      </w:r>
     </w:p>
     <w:p>
       <w:pPr>
-        <w:tabs>
-          <w:tab w:val="left" w:pos="709"/>
-        </w:tabs>
-        <w:spacing w:line="360" w:lineRule="auto"/>
+        <w:pStyle w:val="Caption"/>
+        <w:ind w:left="720"/>
         <w:jc w:val="center"/>
+        <w:rPr>
+          <w:lang w:val="sv-SE"/>
+        </w:rPr>
+      </w:pPr>
+      <w:r>
+        <w:rPr>
+          <w:lang w:val="sv-SE"/>
+        </w:rPr>
+        <w:t xml:space="preserve">Gambar </w:t>
+      </w:r>
+      <w:r>
+        <w:rPr>
+          <w:lang w:val="sv-SE"/>
+        </w:rPr>
+        <w:t>1</w:t>
+      </w:r>
+      <w:r>
+        <w:rPr>
+          <w:lang w:val="sv-SE"/>
+        </w:rPr>
+        <w:t>2</w:t>
+      </w:r>
+      <w:r>
+        <w:rPr>
+          <w:lang w:val="sv-SE"/>
+        </w:rPr>
+        <w:t>.</w:t>
+      </w:r>
+      <w:r>
+        <w:rPr>
+          <w:lang w:val="sv-SE"/>
+        </w:rPr>
+        <w:t xml:space="preserve"> </w:t>
+      </w:r>
+      <w:r>
+        <w:rPr>
+          <w:lang w:val="sv-SE"/>
+        </w:rPr>
+        <w:t>Verifikasi konektivitas pada SRV3 ke STF3</w:t>
+      </w:r>
+      <w:r>
+        <w:rPr>
+          <w:lang w:val="sv-SE"/>
+        </w:rPr>
+        <w:t xml:space="preserve"> menggunakan ping</w:t>
+      </w:r>
+    </w:p>
+    <w:p>
+      <w:pPr>
+        <w:pStyle w:val="ListParagraph"/>
+        <w:ind w:firstLine="720"/>
         <w:rPr>
           <w:color w:val="000000"/>
           <w:sz w:val="24"/>
@@ -2960,46 +6708,539 @@
       </w:pPr>
       <w:r>
         <w:rPr>
-          <w:b/>
-          <w:sz w:val="40"/>
-          <w:szCs w:val="36"/>
-          <w:lang w:val="es-ES"/>
+          <w:noProof/>
         </w:rPr>
         <w:lastRenderedPageBreak/>
-        <w:t>Tugas</w:t>
+        <w:drawing>
+          <wp:inline distT="0" distB="0" distL="0" distR="0" wp14:anchorId="4BFB01DE" wp14:editId="2F04BCC2">
+            <wp:extent cx="3263871" cy="711436"/>
+            <wp:effectExtent l="38100" t="38100" r="89535" b="88900"/>
+            <wp:docPr id="1757432065" name="Picture 1757432065"/>
+            <wp:cNvGraphicFramePr>
+              <a:graphicFrameLocks xmlns:a="http://schemas.openxmlformats.org/drawingml/2006/main" noChangeAspect="1"/>
+            </wp:cNvGraphicFramePr>
+            <a:graphic xmlns:a="http://schemas.openxmlformats.org/drawingml/2006/main">
+              <a:graphicData uri="http://schemas.openxmlformats.org/drawingml/2006/picture">
+                <pic:pic xmlns:pic="http://schemas.openxmlformats.org/drawingml/2006/picture">
+                  <pic:nvPicPr>
+                    <pic:cNvPr id="1757432065" name="Picture 1757432065"/>
+                    <pic:cNvPicPr/>
+                  </pic:nvPicPr>
+                  <pic:blipFill>
+                    <a:blip r:embed="rId25"/>
+                    <a:stretch>
+                      <a:fillRect/>
+                    </a:stretch>
+                  </pic:blipFill>
+                  <pic:spPr>
+                    <a:xfrm>
+                      <a:off x="0" y="0"/>
+                      <a:ext cx="3263871" cy="711436"/>
+                    </a:xfrm>
+                    <a:prstGeom prst="rect">
+                      <a:avLst/>
+                    </a:prstGeom>
+                    <a:ln w="3175" cap="sq">
+                      <a:solidFill>
+                        <a:srgbClr val="000000"/>
+                      </a:solidFill>
+                      <a:prstDash val="solid"/>
+                      <a:miter lim="800000"/>
+                    </a:ln>
+                    <a:effectLst>
+                      <a:outerShdw blurRad="50800" dist="38100" dir="2700000" algn="tl" rotWithShape="0">
+                        <a:srgbClr val="000000">
+                          <a:alpha val="43000"/>
+                        </a:srgbClr>
+                      </a:outerShdw>
+                    </a:effectLst>
+                  </pic:spPr>
+                </pic:pic>
+              </a:graphicData>
+            </a:graphic>
+          </wp:inline>
+        </w:drawing>
       </w:r>
     </w:p>
     <w:p>
       <w:pPr>
-        <w:tabs>
-          <w:tab w:val="left" w:pos="709"/>
-        </w:tabs>
-        <w:spacing w:line="360" w:lineRule="auto"/>
-        <w:rPr>
-          <w:b/>
-          <w:sz w:val="24"/>
-          <w:szCs w:val="24"/>
-          <w:lang w:val="es-ES"/>
-        </w:rPr>
-      </w:pPr>
-      <w:r>
+        <w:pStyle w:val="Caption"/>
+        <w:ind w:left="720"/>
+        <w:jc w:val="center"/>
+        <w:rPr>
+          <w:lang w:val="sv-SE"/>
+        </w:rPr>
+      </w:pPr>
+      <w:r>
+        <w:rPr>
+          <w:lang w:val="sv-SE"/>
+        </w:rPr>
+        <w:t xml:space="preserve">Gambar </w:t>
+      </w:r>
+      <w:r>
+        <w:rPr>
+          <w:lang w:val="sv-SE"/>
+        </w:rPr>
+        <w:t>1</w:t>
+      </w:r>
+      <w:r>
+        <w:rPr>
+          <w:lang w:val="sv-SE"/>
+        </w:rPr>
+        <w:t>3</w:t>
+      </w:r>
+      <w:r>
+        <w:rPr>
+          <w:lang w:val="sv-SE"/>
+        </w:rPr>
+        <w:t>.</w:t>
+      </w:r>
+      <w:r>
+        <w:rPr>
+          <w:lang w:val="sv-SE"/>
+        </w:rPr>
+        <w:t xml:space="preserve"> </w:t>
+      </w:r>
+      <w:r>
+        <w:rPr>
+          <w:lang w:val="sv-SE"/>
+        </w:rPr>
+        <w:t xml:space="preserve">Verifikasi konektivitas pada </w:t>
+      </w:r>
+      <w:r>
+        <w:rPr>
+          <w:lang w:val="sv-SE"/>
+        </w:rPr>
+        <w:t>JRGN1</w:t>
+      </w:r>
+      <w:r>
+        <w:rPr>
+          <w:lang w:val="sv-SE"/>
+        </w:rPr>
+        <w:t xml:space="preserve"> menggunakan </w:t>
+      </w:r>
+      <w:r>
+        <w:rPr>
+          <w:lang w:val="sv-SE"/>
+        </w:rPr>
+        <w:t>PDU</w:t>
+      </w:r>
+    </w:p>
+    <w:p>
+      <w:pPr>
+        <w:pStyle w:val="ListParagraph"/>
+        <w:ind w:firstLine="720"/>
         <w:rPr>
           <w:color w:val="000000"/>
           <w:sz w:val="24"/>
           <w:szCs w:val="24"/>
           <w:lang w:val="es-ES"/>
         </w:rPr>
-        <w:t xml:space="preserve">Silahkan jelaskan jawaban dari tugas yang diberikan. </w:t>
-      </w:r>
-      <w:r>
+      </w:pPr>
+      <w:r>
+        <w:rPr>
+          <w:noProof/>
+        </w:rPr>
+        <w:drawing>
+          <wp:inline distT="0" distB="0" distL="0" distR="0" wp14:anchorId="1D540C3C" wp14:editId="1875A9D1">
+            <wp:extent cx="3263871" cy="483995"/>
+            <wp:effectExtent l="38100" t="38100" r="89535" b="87630"/>
+            <wp:docPr id="1427310981" name="Picture 1427310981"/>
+            <wp:cNvGraphicFramePr>
+              <a:graphicFrameLocks xmlns:a="http://schemas.openxmlformats.org/drawingml/2006/main" noChangeAspect="1"/>
+            </wp:cNvGraphicFramePr>
+            <a:graphic xmlns:a="http://schemas.openxmlformats.org/drawingml/2006/main">
+              <a:graphicData uri="http://schemas.openxmlformats.org/drawingml/2006/picture">
+                <pic:pic xmlns:pic="http://schemas.openxmlformats.org/drawingml/2006/picture">
+                  <pic:nvPicPr>
+                    <pic:cNvPr id="1427310981" name="Picture 1427310981"/>
+                    <pic:cNvPicPr/>
+                  </pic:nvPicPr>
+                  <pic:blipFill>
+                    <a:blip r:embed="rId26"/>
+                    <a:stretch>
+                      <a:fillRect/>
+                    </a:stretch>
+                  </pic:blipFill>
+                  <pic:spPr>
+                    <a:xfrm>
+                      <a:off x="0" y="0"/>
+                      <a:ext cx="3263871" cy="483995"/>
+                    </a:xfrm>
+                    <a:prstGeom prst="rect">
+                      <a:avLst/>
+                    </a:prstGeom>
+                    <a:ln w="3175" cap="sq">
+                      <a:solidFill>
+                        <a:srgbClr val="000000"/>
+                      </a:solidFill>
+                      <a:prstDash val="solid"/>
+                      <a:miter lim="800000"/>
+                    </a:ln>
+                    <a:effectLst>
+                      <a:outerShdw blurRad="50800" dist="38100" dir="2700000" algn="tl" rotWithShape="0">
+                        <a:srgbClr val="000000">
+                          <a:alpha val="43000"/>
+                        </a:srgbClr>
+                      </a:outerShdw>
+                    </a:effectLst>
+                  </pic:spPr>
+                </pic:pic>
+              </a:graphicData>
+            </a:graphic>
+          </wp:inline>
+        </w:drawing>
+      </w:r>
+    </w:p>
+    <w:p>
+      <w:pPr>
+        <w:pStyle w:val="Caption"/>
+        <w:ind w:left="720"/>
+        <w:jc w:val="center"/>
+        <w:rPr>
+          <w:lang w:val="sv-SE"/>
+        </w:rPr>
+      </w:pPr>
+      <w:r>
+        <w:rPr>
+          <w:lang w:val="sv-SE"/>
+        </w:rPr>
+        <w:t xml:space="preserve">Gambar </w:t>
+      </w:r>
+      <w:r>
+        <w:rPr>
+          <w:lang w:val="sv-SE"/>
+        </w:rPr>
+        <w:t>1</w:t>
+      </w:r>
+      <w:r>
+        <w:rPr>
+          <w:lang w:val="sv-SE"/>
+        </w:rPr>
+        <w:t>4</w:t>
+      </w:r>
+      <w:r>
+        <w:rPr>
+          <w:lang w:val="sv-SE"/>
+        </w:rPr>
+        <w:t>.</w:t>
+      </w:r>
+      <w:r>
+        <w:rPr>
+          <w:lang w:val="sv-SE"/>
+        </w:rPr>
+        <w:t xml:space="preserve"> </w:t>
+      </w:r>
+      <w:r>
+        <w:rPr>
+          <w:lang w:val="sv-SE"/>
+        </w:rPr>
+        <w:t xml:space="preserve">Verifikasi konektivitas pada </w:t>
+      </w:r>
+      <w:r>
+        <w:rPr>
+          <w:lang w:val="sv-SE"/>
+        </w:rPr>
+        <w:t xml:space="preserve">JRGN2 </w:t>
+      </w:r>
+      <w:r>
+        <w:rPr>
+          <w:lang w:val="sv-SE"/>
+        </w:rPr>
+        <w:t xml:space="preserve">menggunakan </w:t>
+      </w:r>
+      <w:r>
+        <w:rPr>
+          <w:lang w:val="sv-SE"/>
+        </w:rPr>
+        <w:t>PDU</w:t>
+      </w:r>
+    </w:p>
+    <w:p>
+      <w:pPr>
+        <w:pStyle w:val="ListParagraph"/>
+        <w:ind w:firstLine="720"/>
         <w:rPr>
           <w:color w:val="000000"/>
           <w:sz w:val="24"/>
           <w:szCs w:val="24"/>
-          <w:lang w:val="sv-SE"/>
-        </w:rPr>
-        <w:t>Jika tidak ada tugas, maka setiap praktikum anda wajib melampirkan dokumen laporan praktikum ini.</w:t>
-      </w:r>
+          <w:lang w:val="es-ES"/>
+        </w:rPr>
+      </w:pPr>
+      <w:r>
+        <w:rPr>
+          <w:noProof/>
+        </w:rPr>
+        <w:drawing>
+          <wp:inline distT="0" distB="0" distL="0" distR="0" wp14:anchorId="6B6FF378" wp14:editId="7E7E3E42">
+            <wp:extent cx="3263871" cy="792742"/>
+            <wp:effectExtent l="38100" t="38100" r="89535" b="102870"/>
+            <wp:docPr id="316708638" name="Picture 316708638"/>
+            <wp:cNvGraphicFramePr>
+              <a:graphicFrameLocks xmlns:a="http://schemas.openxmlformats.org/drawingml/2006/main" noChangeAspect="1"/>
+            </wp:cNvGraphicFramePr>
+            <a:graphic xmlns:a="http://schemas.openxmlformats.org/drawingml/2006/main">
+              <a:graphicData uri="http://schemas.openxmlformats.org/drawingml/2006/picture">
+                <pic:pic xmlns:pic="http://schemas.openxmlformats.org/drawingml/2006/picture">
+                  <pic:nvPicPr>
+                    <pic:cNvPr id="316708638" name="Picture 316708638"/>
+                    <pic:cNvPicPr/>
+                  </pic:nvPicPr>
+                  <pic:blipFill>
+                    <a:blip r:embed="rId27"/>
+                    <a:stretch>
+                      <a:fillRect/>
+                    </a:stretch>
+                  </pic:blipFill>
+                  <pic:spPr>
+                    <a:xfrm>
+                      <a:off x="0" y="0"/>
+                      <a:ext cx="3263871" cy="792742"/>
+                    </a:xfrm>
+                    <a:prstGeom prst="rect">
+                      <a:avLst/>
+                    </a:prstGeom>
+                    <a:ln w="3175" cap="sq">
+                      <a:solidFill>
+                        <a:srgbClr val="000000"/>
+                      </a:solidFill>
+                      <a:prstDash val="solid"/>
+                      <a:miter lim="800000"/>
+                    </a:ln>
+                    <a:effectLst>
+                      <a:outerShdw blurRad="50800" dist="38100" dir="2700000" algn="tl" rotWithShape="0">
+                        <a:srgbClr val="000000">
+                          <a:alpha val="43000"/>
+                        </a:srgbClr>
+                      </a:outerShdw>
+                    </a:effectLst>
+                  </pic:spPr>
+                </pic:pic>
+              </a:graphicData>
+            </a:graphic>
+          </wp:inline>
+        </w:drawing>
+      </w:r>
+    </w:p>
+    <w:p>
+      <w:pPr>
+        <w:pStyle w:val="Caption"/>
+        <w:ind w:left="720"/>
+        <w:jc w:val="center"/>
+        <w:rPr>
+          <w:lang w:val="sv-SE"/>
+        </w:rPr>
+      </w:pPr>
+      <w:r>
+        <w:rPr>
+          <w:lang w:val="sv-SE"/>
+        </w:rPr>
+        <w:t xml:space="preserve">Gambar </w:t>
+      </w:r>
+      <w:r>
+        <w:rPr>
+          <w:lang w:val="sv-SE"/>
+        </w:rPr>
+        <w:t>1</w:t>
+      </w:r>
+      <w:r>
+        <w:rPr>
+          <w:lang w:val="sv-SE"/>
+        </w:rPr>
+        <w:t>5</w:t>
+      </w:r>
+      <w:r>
+        <w:rPr>
+          <w:lang w:val="sv-SE"/>
+        </w:rPr>
+        <w:t>.</w:t>
+      </w:r>
+      <w:r>
+        <w:rPr>
+          <w:lang w:val="sv-SE"/>
+        </w:rPr>
+        <w:t xml:space="preserve"> </w:t>
+      </w:r>
+      <w:r>
+        <w:rPr>
+          <w:lang w:val="sv-SE"/>
+        </w:rPr>
+        <w:t xml:space="preserve">Verifikasi konektivitas pada </w:t>
+      </w:r>
+      <w:r>
+        <w:rPr>
+          <w:lang w:val="sv-SE"/>
+        </w:rPr>
+        <w:t>JRGN3</w:t>
+      </w:r>
+      <w:r>
+        <w:rPr>
+          <w:lang w:val="sv-SE"/>
+        </w:rPr>
+        <w:t xml:space="preserve"> menggunakan </w:t>
+      </w:r>
+      <w:r>
+        <w:rPr>
+          <w:lang w:val="sv-SE"/>
+        </w:rPr>
+        <w:t>PDU</w:t>
+      </w:r>
+    </w:p>
+    <w:p>
+      <w:pPr>
+        <w:pStyle w:val="ListParagraph"/>
+        <w:ind w:firstLine="720"/>
+        <w:rPr>
+          <w:color w:val="000000"/>
+          <w:sz w:val="24"/>
+          <w:szCs w:val="24"/>
+          <w:lang w:val="es-ES"/>
+        </w:rPr>
+      </w:pPr>
+      <w:r>
+        <w:rPr>
+          <w:noProof/>
+        </w:rPr>
+        <w:drawing>
+          <wp:inline distT="0" distB="0" distL="0" distR="0" wp14:anchorId="0BF711AF" wp14:editId="391579A6">
+            <wp:extent cx="3263871" cy="568704"/>
+            <wp:effectExtent l="38100" t="38100" r="89535" b="98425"/>
+            <wp:docPr id="872044670" name="Picture 872044670"/>
+            <wp:cNvGraphicFramePr>
+              <a:graphicFrameLocks xmlns:a="http://schemas.openxmlformats.org/drawingml/2006/main" noChangeAspect="1"/>
+            </wp:cNvGraphicFramePr>
+            <a:graphic xmlns:a="http://schemas.openxmlformats.org/drawingml/2006/main">
+              <a:graphicData uri="http://schemas.openxmlformats.org/drawingml/2006/picture">
+                <pic:pic xmlns:pic="http://schemas.openxmlformats.org/drawingml/2006/picture">
+                  <pic:nvPicPr>
+                    <pic:cNvPr id="872044670" name="Picture 872044670"/>
+                    <pic:cNvPicPr/>
+                  </pic:nvPicPr>
+                  <pic:blipFill>
+                    <a:blip r:embed="rId28"/>
+                    <a:stretch>
+                      <a:fillRect/>
+                    </a:stretch>
+                  </pic:blipFill>
+                  <pic:spPr>
+                    <a:xfrm>
+                      <a:off x="0" y="0"/>
+                      <a:ext cx="3263871" cy="568704"/>
+                    </a:xfrm>
+                    <a:prstGeom prst="rect">
+                      <a:avLst/>
+                    </a:prstGeom>
+                    <a:ln w="3175" cap="sq">
+                      <a:solidFill>
+                        <a:srgbClr val="000000"/>
+                      </a:solidFill>
+                      <a:prstDash val="solid"/>
+                      <a:miter lim="800000"/>
+                    </a:ln>
+                    <a:effectLst>
+                      <a:outerShdw blurRad="50800" dist="38100" dir="2700000" algn="tl" rotWithShape="0">
+                        <a:srgbClr val="000000">
+                          <a:alpha val="43000"/>
+                        </a:srgbClr>
+                      </a:outerShdw>
+                    </a:effectLst>
+                  </pic:spPr>
+                </pic:pic>
+              </a:graphicData>
+            </a:graphic>
+          </wp:inline>
+        </w:drawing>
+      </w:r>
+    </w:p>
+    <w:p>
+      <w:pPr>
+        <w:pStyle w:val="Caption"/>
+        <w:ind w:left="720"/>
+        <w:jc w:val="center"/>
+        <w:rPr>
+          <w:lang w:val="sv-SE"/>
+        </w:rPr>
+      </w:pPr>
+      <w:r>
+        <w:rPr>
+          <w:lang w:val="sv-SE"/>
+        </w:rPr>
+        <w:t xml:space="preserve">Gambar </w:t>
+      </w:r>
+      <w:r>
+        <w:rPr>
+          <w:lang w:val="sv-SE"/>
+        </w:rPr>
+        <w:t>12.</w:t>
+      </w:r>
+      <w:r>
+        <w:rPr>
+          <w:lang w:val="sv-SE"/>
+        </w:rPr>
+        <w:t xml:space="preserve"> </w:t>
+      </w:r>
+      <w:r>
+        <w:rPr>
+          <w:lang w:val="sv-SE"/>
+        </w:rPr>
+        <w:t xml:space="preserve">Verifikasi konektivitas pada </w:t>
+      </w:r>
+      <w:r>
+        <w:rPr>
+          <w:lang w:val="sv-SE"/>
+        </w:rPr>
+        <w:t>JRGN4</w:t>
+      </w:r>
+      <w:r>
+        <w:rPr>
+          <w:lang w:val="sv-SE"/>
+        </w:rPr>
+        <w:t xml:space="preserve"> menggunakan </w:t>
+      </w:r>
+      <w:r>
+        <w:rPr>
+          <w:lang w:val="sv-SE"/>
+        </w:rPr>
+        <w:t>PDU</w:t>
+      </w:r>
+    </w:p>
+    <w:p>
+      <w:pPr>
+        <w:pStyle w:val="ListParagraph"/>
+        <w:tabs>
+          <w:tab w:val="left" w:pos="709"/>
+        </w:tabs>
+        <w:spacing w:before="240" w:line="360" w:lineRule="auto"/>
+        <w:ind w:left="1440"/>
+        <w:jc w:val="both"/>
+        <w:rPr>
+          <w:bCs/>
+          <w:sz w:val="24"/>
+          <w:szCs w:val="24"/>
+          <w:lang w:val="sv-SE"/>
+        </w:rPr>
+      </w:pPr>
+    </w:p>
+    <w:p>
+      <w:pPr>
+        <w:rPr>
+          <w:color w:val="000000"/>
+          <w:sz w:val="24"/>
+          <w:szCs w:val="24"/>
+          <w:lang w:val="es-ES"/>
+        </w:rPr>
+      </w:pPr>
+    </w:p>
+    <w:p>
+      <w:pPr>
+        <w:pStyle w:val="ListParagraph"/>
+        <w:rPr>
+          <w:color w:val="000000"/>
+          <w:sz w:val="24"/>
+          <w:szCs w:val="24"/>
+          <w:lang w:val="es-ES"/>
+        </w:rPr>
+      </w:pPr>
     </w:p>
     <w:p>
       <w:pPr>
@@ -3008,12 +7249,30 @@
           <w:color w:val="808080"/>
           <w:spacing w:val="-35"/>
           <w:sz w:val="30"/>
-          <w:lang w:val="sv-SE"/>
+          <w:lang w:val="es-ES"/>
         </w:rPr>
       </w:pPr>
     </w:p>
     <w:p>
       <w:pPr>
+        <w:rPr>
+          <w:rFonts w:ascii="Arial Black" w:hAnsi="Arial Black"/>
+          <w:color w:val="808080"/>
+          <w:spacing w:val="-35"/>
+          <w:sz w:val="30"/>
+          <w:lang w:val="es-ES"/>
+        </w:rPr>
+      </w:pPr>
+      <w:r>
+        <w:rPr>
+          <w:sz w:val="30"/>
+          <w:lang w:val="es-ES"/>
+        </w:rPr>
+        <w:br w:type="page"/>
+      </w:r>
+    </w:p>
+    <w:p>
+      <w:pPr>
         <w:pStyle w:val="SectionLabel"/>
         <w:tabs>
           <w:tab w:val="left" w:pos="2895"/>
@@ -3028,6 +7287,7 @@
         <w:rPr>
           <w:sz w:val="30"/>
         </w:rPr>
+        <w:lastRenderedPageBreak/>
         <w:t>Referensi</w:t>
       </w:r>
       <w:r>
@@ -3084,8 +7344,8 @@
       </w:r>
     </w:p>
     <w:sectPr>
-      <w:headerReference w:type="default" r:id="rId13"/>
-      <w:headerReference w:type="first" r:id="rId14"/>
+      <w:headerReference w:type="default" r:id="rId29"/>
+      <w:headerReference w:type="first" r:id="rId30"/>
       <w:pgSz w:w="9979" w:h="14175" w:code="1"/>
       <w:pgMar w:top="1440" w:right="1440" w:bottom="1440" w:left="1440" w:header="720" w:footer="720" w:gutter="0"/>
       <w:pgNumType w:start="1"/>
@@ -3201,7 +7461,7 @@
       <mc:AlternateContent>
         <mc:Choice Requires="wps">
           <w:drawing>
-            <wp:anchor distT="0" distB="0" distL="114300" distR="114300" simplePos="0" relativeHeight="251657216" behindDoc="0" locked="0" layoutInCell="1" allowOverlap="1" wp14:anchorId="2B966F62" wp14:editId="0719F094">
+            <wp:anchor distT="0" distB="0" distL="114300" distR="114300" simplePos="0" relativeHeight="251658240" behindDoc="0" locked="0" layoutInCell="1" allowOverlap="1" wp14:anchorId="2B966F62" wp14:editId="0719F094">
               <wp:simplePos x="0" y="0"/>
               <wp:positionH relativeFrom="margin">
                 <wp:align>center</wp:align>
@@ -3262,7 +7522,7 @@
         </mc:Choice>
         <mc:Fallback>
           <w:pict>
-            <v:line w14:anchorId="511AA6E0" id="Line 1" o:spid="_x0000_s1026" style="position:absolute;z-index:251657216;visibility:visible;mso-wrap-style:square;mso-width-percent:0;mso-height-percent:0;mso-wrap-distance-left:9pt;mso-wrap-distance-top:0;mso-wrap-distance-right:9pt;mso-wrap-distance-bottom:0;mso-position-horizontal:center;mso-position-horizontal-relative:margin;mso-position-vertical:absolute;mso-position-vertical-relative:text;mso-width-percent:0;mso-height-percent:0;mso-width-relative:page;mso-height-relative:page" from="0,14.6pt" to="430.1pt,14.6pt" o:gfxdata="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" strokeweight="4.5pt">
+            <v:line w14:anchorId="17FB56DD" id="Line 1" o:spid="_x0000_s1026" style="position:absolute;z-index:251658240;visibility:visible;mso-wrap-style:square;mso-width-percent:0;mso-height-percent:0;mso-wrap-distance-left:9pt;mso-wrap-distance-top:0;mso-wrap-distance-right:9pt;mso-wrap-distance-bottom:0;mso-position-horizontal:center;mso-position-horizontal-relative:margin;mso-position-vertical:absolute;mso-position-vertical-relative:text;mso-width-percent:0;mso-height-percent:0;mso-width-relative:page;mso-height-relative:page" from="0,14.6pt" to="430.1pt,14.6pt" o:gfxdata="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" strokeweight="4.5pt">
               <v:stroke linestyle="thinThick"/>
               <w10:wrap anchorx="margin"/>
             </v:line>
@@ -3732,6 +7992,116 @@
     </w:lvl>
   </w:abstractNum>
   <w:abstractNum w:abstractNumId="4" w15:restartNumberingAfterBreak="0">
+    <w:nsid w:val="0D8E309C"/>
+    <w:multiLevelType w:val="hybridMultilevel"/>
+    <w:tmpl w:val="04D0E682"/>
+    <w:lvl w:ilvl="0" w:tplc="FFFFFFFF">
+      <w:start w:val="1"/>
+      <w:numFmt w:val="bullet"/>
+      <w:lvlText w:val=""/>
+      <w:lvlJc w:val="left"/>
+      <w:pPr>
+        <w:ind w:left="720" w:hanging="360"/>
+      </w:pPr>
+      <w:rPr>
+        <w:rFonts w:ascii="Symbol" w:hAnsi="Symbol" w:hint="default"/>
+      </w:rPr>
+    </w:lvl>
+    <w:lvl w:ilvl="1" w:tplc="38090017">
+      <w:start w:val="1"/>
+      <w:numFmt w:val="lowerLetter"/>
+      <w:lvlText w:val="%2)"/>
+      <w:lvlJc w:val="left"/>
+      <w:pPr>
+        <w:ind w:left="1440" w:hanging="360"/>
+      </w:pPr>
+    </w:lvl>
+    <w:lvl w:ilvl="2" w:tplc="FFFFFFFF">
+      <w:start w:val="1"/>
+      <w:numFmt w:val="bullet"/>
+      <w:lvlText w:val=""/>
+      <w:lvlJc w:val="left"/>
+      <w:pPr>
+        <w:ind w:left="2160" w:hanging="360"/>
+      </w:pPr>
+      <w:rPr>
+        <w:rFonts w:ascii="Wingdings" w:hAnsi="Wingdings" w:hint="default"/>
+      </w:rPr>
+    </w:lvl>
+    <w:lvl w:ilvl="3" w:tplc="FFFFFFFF" w:tentative="1">
+      <w:start w:val="1"/>
+      <w:numFmt w:val="bullet"/>
+      <w:lvlText w:val=""/>
+      <w:lvlJc w:val="left"/>
+      <w:pPr>
+        <w:ind w:left="2880" w:hanging="360"/>
+      </w:pPr>
+      <w:rPr>
+        <w:rFonts w:ascii="Symbol" w:hAnsi="Symbol" w:hint="default"/>
+      </w:rPr>
+    </w:lvl>
+    <w:lvl w:ilvl="4" w:tplc="FFFFFFFF" w:tentative="1">
+      <w:start w:val="1"/>
+      <w:numFmt w:val="bullet"/>
+      <w:lvlText w:val="o"/>
+      <w:lvlJc w:val="left"/>
+      <w:pPr>
+        <w:ind w:left="3600" w:hanging="360"/>
+      </w:pPr>
+      <w:rPr>
+        <w:rFonts w:ascii="Courier New" w:hAnsi="Courier New" w:cs="Courier New" w:hint="default"/>
+      </w:rPr>
+    </w:lvl>
+    <w:lvl w:ilvl="5" w:tplc="FFFFFFFF" w:tentative="1">
+      <w:start w:val="1"/>
+      <w:numFmt w:val="bullet"/>
+      <w:lvlText w:val=""/>
+      <w:lvlJc w:val="left"/>
+      <w:pPr>
+        <w:ind w:left="4320" w:hanging="360"/>
+      </w:pPr>
+      <w:rPr>
+        <w:rFonts w:ascii="Wingdings" w:hAnsi="Wingdings" w:hint="default"/>
+      </w:rPr>
+    </w:lvl>
+    <w:lvl w:ilvl="6" w:tplc="FFFFFFFF" w:tentative="1">
+      <w:start w:val="1"/>
+      <w:numFmt w:val="bullet"/>
+      <w:lvlText w:val=""/>
+      <w:lvlJc w:val="left"/>
+      <w:pPr>
+        <w:ind w:left="5040" w:hanging="360"/>
+      </w:pPr>
+      <w:rPr>
+        <w:rFonts w:ascii="Symbol" w:hAnsi="Symbol" w:hint="default"/>
+      </w:rPr>
+    </w:lvl>
+    <w:lvl w:ilvl="7" w:tplc="FFFFFFFF" w:tentative="1">
+      <w:start w:val="1"/>
+      <w:numFmt w:val="bullet"/>
+      <w:lvlText w:val="o"/>
+      <w:lvlJc w:val="left"/>
+      <w:pPr>
+        <w:ind w:left="5760" w:hanging="360"/>
+      </w:pPr>
+      <w:rPr>
+        <w:rFonts w:ascii="Courier New" w:hAnsi="Courier New" w:cs="Courier New" w:hint="default"/>
+      </w:rPr>
+    </w:lvl>
+    <w:lvl w:ilvl="8" w:tplc="FFFFFFFF" w:tentative="1">
+      <w:start w:val="1"/>
+      <w:numFmt w:val="bullet"/>
+      <w:lvlText w:val=""/>
+      <w:lvlJc w:val="left"/>
+      <w:pPr>
+        <w:ind w:left="6480" w:hanging="360"/>
+      </w:pPr>
+      <w:rPr>
+        <w:rFonts w:ascii="Wingdings" w:hAnsi="Wingdings" w:hint="default"/>
+      </w:rPr>
+    </w:lvl>
+  </w:abstractNum>
+  <w:abstractNum w:abstractNumId="5" w15:restartNumberingAfterBreak="0">
     <w:nsid w:val="0FEB6AA6"/>
     <w:multiLevelType w:val="hybridMultilevel"/>
     <w:tmpl w:val="6734C5B6"/>
@@ -3873,7 +8243,7 @@
       </w:rPr>
     </w:lvl>
   </w:abstractNum>
-  <w:abstractNum w:abstractNumId="5" w15:restartNumberingAfterBreak="0">
+  <w:abstractNum w:abstractNumId="6" w15:restartNumberingAfterBreak="0">
     <w:nsid w:val="19421EDF"/>
     <w:multiLevelType w:val="hybridMultilevel"/>
     <w:tmpl w:val="552CDE6A"/>
@@ -4013,7 +8383,7 @@
       </w:rPr>
     </w:lvl>
   </w:abstractNum>
-  <w:abstractNum w:abstractNumId="6" w15:restartNumberingAfterBreak="0">
+  <w:abstractNum w:abstractNumId="7" w15:restartNumberingAfterBreak="0">
     <w:nsid w:val="1AD75265"/>
     <w:multiLevelType w:val="hybridMultilevel"/>
     <w:tmpl w:val="5DAC2218"/>
@@ -4128,7 +8498,7 @@
       </w:rPr>
     </w:lvl>
   </w:abstractNum>
-  <w:abstractNum w:abstractNumId="7" w15:restartNumberingAfterBreak="0">
+  <w:abstractNum w:abstractNumId="8" w15:restartNumberingAfterBreak="0">
     <w:nsid w:val="1DEE7010"/>
     <w:multiLevelType w:val="hybridMultilevel"/>
     <w:tmpl w:val="D520EE32"/>
@@ -4241,7 +8611,7 @@
       </w:rPr>
     </w:lvl>
   </w:abstractNum>
-  <w:abstractNum w:abstractNumId="8" w15:restartNumberingAfterBreak="0">
+  <w:abstractNum w:abstractNumId="9" w15:restartNumberingAfterBreak="0">
     <w:nsid w:val="243F3FDF"/>
     <w:multiLevelType w:val="hybridMultilevel"/>
     <w:tmpl w:val="24542D7A"/>
@@ -4354,7 +8724,7 @@
       </w:rPr>
     </w:lvl>
   </w:abstractNum>
-  <w:abstractNum w:abstractNumId="9" w15:restartNumberingAfterBreak="0">
+  <w:abstractNum w:abstractNumId="10" w15:restartNumberingAfterBreak="0">
     <w:nsid w:val="2E0B0BDF"/>
     <w:multiLevelType w:val="hybridMultilevel"/>
     <w:tmpl w:val="35AA0A02"/>
@@ -4443,7 +8813,7 @@
       </w:pPr>
     </w:lvl>
   </w:abstractNum>
-  <w:abstractNum w:abstractNumId="10" w15:restartNumberingAfterBreak="0">
+  <w:abstractNum w:abstractNumId="11" w15:restartNumberingAfterBreak="0">
     <w:nsid w:val="2F4B16AA"/>
     <w:multiLevelType w:val="multilevel"/>
     <w:tmpl w:val="7D408454"/>
@@ -4583,7 +8953,7 @@
       </w:rPr>
     </w:lvl>
   </w:abstractNum>
-  <w:abstractNum w:abstractNumId="11" w15:restartNumberingAfterBreak="0">
+  <w:abstractNum w:abstractNumId="12" w15:restartNumberingAfterBreak="0">
     <w:nsid w:val="30DE7131"/>
     <w:multiLevelType w:val="hybridMultilevel"/>
     <w:tmpl w:val="7166F55A"/>
@@ -4723,7 +9093,7 @@
       </w:rPr>
     </w:lvl>
   </w:abstractNum>
-  <w:abstractNum w:abstractNumId="12" w15:restartNumberingAfterBreak="0">
+  <w:abstractNum w:abstractNumId="13" w15:restartNumberingAfterBreak="0">
     <w:nsid w:val="320C4576"/>
     <w:multiLevelType w:val="multilevel"/>
     <w:tmpl w:val="36B2B324"/>
@@ -4865,7 +9235,7 @@
       </w:rPr>
     </w:lvl>
   </w:abstractNum>
-  <w:abstractNum w:abstractNumId="13" w15:restartNumberingAfterBreak="0">
+  <w:abstractNum w:abstractNumId="14" w15:restartNumberingAfterBreak="0">
     <w:nsid w:val="36DD097A"/>
     <w:multiLevelType w:val="hybridMultilevel"/>
     <w:tmpl w:val="69683864"/>
@@ -4978,7 +9348,7 @@
       </w:rPr>
     </w:lvl>
   </w:abstractNum>
-  <w:abstractNum w:abstractNumId="14" w15:restartNumberingAfterBreak="0">
+  <w:abstractNum w:abstractNumId="15" w15:restartNumberingAfterBreak="0">
     <w:nsid w:val="393A245F"/>
     <w:multiLevelType w:val="hybridMultilevel"/>
     <w:tmpl w:val="0FB265C2"/>
@@ -5093,7 +9463,7 @@
       </w:rPr>
     </w:lvl>
   </w:abstractNum>
-  <w:abstractNum w:abstractNumId="15" w15:restartNumberingAfterBreak="0">
+  <w:abstractNum w:abstractNumId="16" w15:restartNumberingAfterBreak="0">
     <w:nsid w:val="3BA73373"/>
     <w:multiLevelType w:val="multilevel"/>
     <w:tmpl w:val="E8B8719A"/>
@@ -5233,7 +9603,7 @@
       </w:rPr>
     </w:lvl>
   </w:abstractNum>
-  <w:abstractNum w:abstractNumId="16" w15:restartNumberingAfterBreak="0">
+  <w:abstractNum w:abstractNumId="17" w15:restartNumberingAfterBreak="0">
     <w:nsid w:val="3CB35FA2"/>
     <w:multiLevelType w:val="hybridMultilevel"/>
     <w:tmpl w:val="0A5CE9C2"/>
@@ -5346,7 +9716,7 @@
       </w:rPr>
     </w:lvl>
   </w:abstractNum>
-  <w:abstractNum w:abstractNumId="17" w15:restartNumberingAfterBreak="0">
+  <w:abstractNum w:abstractNumId="18" w15:restartNumberingAfterBreak="0">
     <w:nsid w:val="3E127CD6"/>
     <w:multiLevelType w:val="hybridMultilevel"/>
     <w:tmpl w:val="65EC9F4A"/>
@@ -5462,7 +9832,7 @@
       </w:pPr>
     </w:lvl>
   </w:abstractNum>
-  <w:abstractNum w:abstractNumId="18" w15:restartNumberingAfterBreak="0">
+  <w:abstractNum w:abstractNumId="19" w15:restartNumberingAfterBreak="0">
     <w:nsid w:val="40CD2C3D"/>
     <w:multiLevelType w:val="multilevel"/>
     <w:tmpl w:val="006EF354"/>
@@ -5602,7 +9972,7 @@
       </w:rPr>
     </w:lvl>
   </w:abstractNum>
-  <w:abstractNum w:abstractNumId="19" w15:restartNumberingAfterBreak="0">
+  <w:abstractNum w:abstractNumId="20" w15:restartNumberingAfterBreak="0">
     <w:nsid w:val="453D730F"/>
     <w:multiLevelType w:val="hybridMultilevel"/>
     <w:tmpl w:val="8926EAB4"/>
@@ -5721,7 +10091,120 @@
       </w:pPr>
     </w:lvl>
   </w:abstractNum>
-  <w:abstractNum w:abstractNumId="20" w15:restartNumberingAfterBreak="0">
+  <w:abstractNum w:abstractNumId="21" w15:restartNumberingAfterBreak="0">
+    <w:nsid w:val="46EA460A"/>
+    <w:multiLevelType w:val="hybridMultilevel"/>
+    <w:tmpl w:val="80AE14F2"/>
+    <w:lvl w:ilvl="0" w:tplc="38090001">
+      <w:start w:val="1"/>
+      <w:numFmt w:val="bullet"/>
+      <w:lvlText w:val=""/>
+      <w:lvlJc w:val="left"/>
+      <w:pPr>
+        <w:ind w:left="720" w:hanging="360"/>
+      </w:pPr>
+      <w:rPr>
+        <w:rFonts w:ascii="Symbol" w:hAnsi="Symbol" w:hint="default"/>
+      </w:rPr>
+    </w:lvl>
+    <w:lvl w:ilvl="1" w:tplc="38090003">
+      <w:start w:val="1"/>
+      <w:numFmt w:val="bullet"/>
+      <w:lvlText w:val="o"/>
+      <w:lvlJc w:val="left"/>
+      <w:pPr>
+        <w:ind w:left="1440" w:hanging="360"/>
+      </w:pPr>
+      <w:rPr>
+        <w:rFonts w:ascii="Courier New" w:hAnsi="Courier New" w:cs="Courier New" w:hint="default"/>
+      </w:rPr>
+    </w:lvl>
+    <w:lvl w:ilvl="2" w:tplc="38090005" w:tentative="1">
+      <w:start w:val="1"/>
+      <w:numFmt w:val="bullet"/>
+      <w:lvlText w:val=""/>
+      <w:lvlJc w:val="left"/>
+      <w:pPr>
+        <w:ind w:left="2160" w:hanging="360"/>
+      </w:pPr>
+      <w:rPr>
+        <w:rFonts w:ascii="Wingdings" w:hAnsi="Wingdings" w:hint="default"/>
+      </w:rPr>
+    </w:lvl>
+    <w:lvl w:ilvl="3" w:tplc="38090001" w:tentative="1">
+      <w:start w:val="1"/>
+      <w:numFmt w:val="bullet"/>
+      <w:lvlText w:val=""/>
+      <w:lvlJc w:val="left"/>
+      <w:pPr>
+        <w:ind w:left="2880" w:hanging="360"/>
+      </w:pPr>
+      <w:rPr>
+        <w:rFonts w:ascii="Symbol" w:hAnsi="Symbol" w:hint="default"/>
+      </w:rPr>
+    </w:lvl>
+    <w:lvl w:ilvl="4" w:tplc="38090003" w:tentative="1">
+      <w:start w:val="1"/>
+      <w:numFmt w:val="bullet"/>
+      <w:lvlText w:val="o"/>
+      <w:lvlJc w:val="left"/>
+      <w:pPr>
+        <w:ind w:left="3600" w:hanging="360"/>
+      </w:pPr>
+      <w:rPr>
+        <w:rFonts w:ascii="Courier New" w:hAnsi="Courier New" w:cs="Courier New" w:hint="default"/>
+      </w:rPr>
+    </w:lvl>
+    <w:lvl w:ilvl="5" w:tplc="38090005" w:tentative="1">
+      <w:start w:val="1"/>
+      <w:numFmt w:val="bullet"/>
+      <w:lvlText w:val=""/>
+      <w:lvlJc w:val="left"/>
+      <w:pPr>
+        <w:ind w:left="4320" w:hanging="360"/>
+      </w:pPr>
+      <w:rPr>
+        <w:rFonts w:ascii="Wingdings" w:hAnsi="Wingdings" w:hint="default"/>
+      </w:rPr>
+    </w:lvl>
+    <w:lvl w:ilvl="6" w:tplc="38090001" w:tentative="1">
+      <w:start w:val="1"/>
+      <w:numFmt w:val="bullet"/>
+      <w:lvlText w:val=""/>
+      <w:lvlJc w:val="left"/>
+      <w:pPr>
+        <w:ind w:left="5040" w:hanging="360"/>
+      </w:pPr>
+      <w:rPr>
+        <w:rFonts w:ascii="Symbol" w:hAnsi="Symbol" w:hint="default"/>
+      </w:rPr>
+    </w:lvl>
+    <w:lvl w:ilvl="7" w:tplc="38090003" w:tentative="1">
+      <w:start w:val="1"/>
+      <w:numFmt w:val="bullet"/>
+      <w:lvlText w:val="o"/>
+      <w:lvlJc w:val="left"/>
+      <w:pPr>
+        <w:ind w:left="5760" w:hanging="360"/>
+      </w:pPr>
+      <w:rPr>
+        <w:rFonts w:ascii="Courier New" w:hAnsi="Courier New" w:cs="Courier New" w:hint="default"/>
+      </w:rPr>
+    </w:lvl>
+    <w:lvl w:ilvl="8" w:tplc="38090005" w:tentative="1">
+      <w:start w:val="1"/>
+      <w:numFmt w:val="bullet"/>
+      <w:lvlText w:val=""/>
+      <w:lvlJc w:val="left"/>
+      <w:pPr>
+        <w:ind w:left="6480" w:hanging="360"/>
+      </w:pPr>
+      <w:rPr>
+        <w:rFonts w:ascii="Wingdings" w:hAnsi="Wingdings" w:hint="default"/>
+      </w:rPr>
+    </w:lvl>
+  </w:abstractNum>
+  <w:abstractNum w:abstractNumId="22" w15:restartNumberingAfterBreak="0">
     <w:nsid w:val="47472944"/>
     <w:multiLevelType w:val="hybridMultilevel"/>
     <w:tmpl w:val="A908094C"/>
@@ -5810,7 +10293,7 @@
       </w:pPr>
     </w:lvl>
   </w:abstractNum>
-  <w:abstractNum w:abstractNumId="21" w15:restartNumberingAfterBreak="0">
+  <w:abstractNum w:abstractNumId="23" w15:restartNumberingAfterBreak="0">
     <w:nsid w:val="4C510602"/>
     <w:multiLevelType w:val="singleLevel"/>
     <w:tmpl w:val="F1444738"/>
@@ -5831,7 +10314,7 @@
       </w:rPr>
     </w:lvl>
   </w:abstractNum>
-  <w:abstractNum w:abstractNumId="22" w15:restartNumberingAfterBreak="0">
+  <w:abstractNum w:abstractNumId="24" w15:restartNumberingAfterBreak="0">
     <w:nsid w:val="510040E1"/>
     <w:multiLevelType w:val="hybridMultilevel"/>
     <w:tmpl w:val="2E004510"/>
@@ -5944,7 +10427,7 @@
       </w:rPr>
     </w:lvl>
   </w:abstractNum>
-  <w:abstractNum w:abstractNumId="23" w15:restartNumberingAfterBreak="0">
+  <w:abstractNum w:abstractNumId="25" w15:restartNumberingAfterBreak="0">
     <w:nsid w:val="54ED4C8E"/>
     <w:multiLevelType w:val="hybridMultilevel"/>
     <w:tmpl w:val="DC94937E"/>
@@ -6033,7 +10516,7 @@
       </w:pPr>
     </w:lvl>
   </w:abstractNum>
-  <w:abstractNum w:abstractNumId="24" w15:restartNumberingAfterBreak="0">
+  <w:abstractNum w:abstractNumId="26" w15:restartNumberingAfterBreak="0">
     <w:nsid w:val="55C833AF"/>
     <w:multiLevelType w:val="multilevel"/>
     <w:tmpl w:val="E716E14C"/>
@@ -6176,7 +10659,7 @@
       </w:rPr>
     </w:lvl>
   </w:abstractNum>
-  <w:abstractNum w:abstractNumId="25" w15:restartNumberingAfterBreak="0">
+  <w:abstractNum w:abstractNumId="27" w15:restartNumberingAfterBreak="0">
     <w:nsid w:val="57523EA1"/>
     <w:multiLevelType w:val="hybridMultilevel"/>
     <w:tmpl w:val="DE146A1C"/>
@@ -6265,7 +10748,7 @@
       </w:pPr>
     </w:lvl>
   </w:abstractNum>
-  <w:abstractNum w:abstractNumId="26" w15:restartNumberingAfterBreak="0">
+  <w:abstractNum w:abstractNumId="28" w15:restartNumberingAfterBreak="0">
     <w:nsid w:val="57CE3056"/>
     <w:multiLevelType w:val="hybridMultilevel"/>
     <w:tmpl w:val="631A431C"/>
@@ -6381,7 +10864,7 @@
       </w:rPr>
     </w:lvl>
   </w:abstractNum>
-  <w:abstractNum w:abstractNumId="27" w15:restartNumberingAfterBreak="0">
+  <w:abstractNum w:abstractNumId="29" w15:restartNumberingAfterBreak="0">
     <w:nsid w:val="588C34B9"/>
     <w:multiLevelType w:val="hybridMultilevel"/>
     <w:tmpl w:val="CC2E77BA"/>
@@ -6470,7 +10953,7 @@
       </w:pPr>
     </w:lvl>
   </w:abstractNum>
-  <w:abstractNum w:abstractNumId="28" w15:restartNumberingAfterBreak="0">
+  <w:abstractNum w:abstractNumId="30" w15:restartNumberingAfterBreak="0">
     <w:nsid w:val="5DA25BF6"/>
     <w:multiLevelType w:val="hybridMultilevel"/>
     <w:tmpl w:val="2CDC507C"/>
@@ -6610,10 +11093,10 @@
       </w:rPr>
     </w:lvl>
   </w:abstractNum>
-  <w:abstractNum w:abstractNumId="29" w15:restartNumberingAfterBreak="0">
+  <w:abstractNum w:abstractNumId="31" w15:restartNumberingAfterBreak="0">
     <w:nsid w:val="5DFB4295"/>
     <w:multiLevelType w:val="hybridMultilevel"/>
-    <w:tmpl w:val="18B8D20A"/>
+    <w:tmpl w:val="B2FA9E4A"/>
     <w:lvl w:ilvl="0" w:tplc="38090001">
       <w:start w:val="1"/>
       <w:numFmt w:val="bullet"/>
@@ -6626,14 +11109,17 @@
         <w:rFonts w:ascii="Symbol" w:hAnsi="Symbol" w:hint="default"/>
       </w:rPr>
     </w:lvl>
-    <w:lvl w:ilvl="1" w:tplc="38090017">
-      <w:start w:val="1"/>
-      <w:numFmt w:val="lowerLetter"/>
-      <w:lvlText w:val="%2)"/>
+    <w:lvl w:ilvl="1" w:tplc="38090003">
+      <w:start w:val="1"/>
+      <w:numFmt w:val="bullet"/>
+      <w:lvlText w:val="o"/>
       <w:lvlJc w:val="left"/>
       <w:pPr>
         <w:ind w:left="1440" w:hanging="360"/>
       </w:pPr>
+      <w:rPr>
+        <w:rFonts w:ascii="Courier New" w:hAnsi="Courier New" w:cs="Courier New" w:hint="default"/>
+      </w:rPr>
     </w:lvl>
     <w:lvl w:ilvl="2" w:tplc="38090005" w:tentative="1">
       <w:start w:val="1"/>
@@ -6720,7 +11206,7 @@
       </w:rPr>
     </w:lvl>
   </w:abstractNum>
-  <w:abstractNum w:abstractNumId="30" w15:restartNumberingAfterBreak="0">
+  <w:abstractNum w:abstractNumId="32" w15:restartNumberingAfterBreak="0">
     <w:nsid w:val="5F370C22"/>
     <w:multiLevelType w:val="hybridMultilevel"/>
     <w:tmpl w:val="E49A8604"/>
@@ -6833,7 +11319,7 @@
       </w:rPr>
     </w:lvl>
   </w:abstractNum>
-  <w:abstractNum w:abstractNumId="31" w15:restartNumberingAfterBreak="0">
+  <w:abstractNum w:abstractNumId="33" w15:restartNumberingAfterBreak="0">
     <w:nsid w:val="5F436190"/>
     <w:multiLevelType w:val="singleLevel"/>
     <w:tmpl w:val="D7CE7166"/>
@@ -6853,7 +11339,114 @@
       </w:rPr>
     </w:lvl>
   </w:abstractNum>
-  <w:abstractNum w:abstractNumId="32" w15:restartNumberingAfterBreak="0">
+  <w:abstractNum w:abstractNumId="34" w15:restartNumberingAfterBreak="0">
+    <w:nsid w:val="5F906108"/>
+    <w:multiLevelType w:val="hybridMultilevel"/>
+    <w:tmpl w:val="DB9CA3B0"/>
+    <w:lvl w:ilvl="0" w:tplc="FFFFFFFF">
+      <w:start w:val="1"/>
+      <w:numFmt w:val="bullet"/>
+      <w:lvlText w:val=""/>
+      <w:lvlJc w:val="left"/>
+      <w:pPr>
+        <w:ind w:left="720" w:hanging="360"/>
+      </w:pPr>
+      <w:rPr>
+        <w:rFonts w:ascii="Symbol" w:hAnsi="Symbol" w:hint="default"/>
+      </w:rPr>
+    </w:lvl>
+    <w:lvl w:ilvl="1" w:tplc="FFFFFFFF">
+      <w:start w:val="1"/>
+      <w:numFmt w:val="lowerLetter"/>
+      <w:lvlText w:val="%2)"/>
+      <w:lvlJc w:val="left"/>
+      <w:pPr>
+        <w:ind w:left="1440" w:hanging="360"/>
+      </w:pPr>
+    </w:lvl>
+    <w:lvl w:ilvl="2" w:tplc="38090017">
+      <w:start w:val="1"/>
+      <w:numFmt w:val="lowerLetter"/>
+      <w:lvlText w:val="%3)"/>
+      <w:lvlJc w:val="left"/>
+      <w:pPr>
+        <w:ind w:left="2160" w:hanging="360"/>
+      </w:pPr>
+    </w:lvl>
+    <w:lvl w:ilvl="3" w:tplc="FFFFFFFF" w:tentative="1">
+      <w:start w:val="1"/>
+      <w:numFmt w:val="bullet"/>
+      <w:lvlText w:val=""/>
+      <w:lvlJc w:val="left"/>
+      <w:pPr>
+        <w:ind w:left="2880" w:hanging="360"/>
+      </w:pPr>
+      <w:rPr>
+        <w:rFonts w:ascii="Symbol" w:hAnsi="Symbol" w:hint="default"/>
+      </w:rPr>
+    </w:lvl>
+    <w:lvl w:ilvl="4" w:tplc="FFFFFFFF" w:tentative="1">
+      <w:start w:val="1"/>
+      <w:numFmt w:val="bullet"/>
+      <w:lvlText w:val="o"/>
+      <w:lvlJc w:val="left"/>
+      <w:pPr>
+        <w:ind w:left="3600" w:hanging="360"/>
+      </w:pPr>
+      <w:rPr>
+        <w:rFonts w:ascii="Courier New" w:hAnsi="Courier New" w:cs="Courier New" w:hint="default"/>
+      </w:rPr>
+    </w:lvl>
+    <w:lvl w:ilvl="5" w:tplc="FFFFFFFF" w:tentative="1">
+      <w:start w:val="1"/>
+      <w:numFmt w:val="bullet"/>
+      <w:lvlText w:val=""/>
+      <w:lvlJc w:val="left"/>
+      <w:pPr>
+        <w:ind w:left="4320" w:hanging="360"/>
+      </w:pPr>
+      <w:rPr>
+        <w:rFonts w:ascii="Wingdings" w:hAnsi="Wingdings" w:hint="default"/>
+      </w:rPr>
+    </w:lvl>
+    <w:lvl w:ilvl="6" w:tplc="FFFFFFFF" w:tentative="1">
+      <w:start w:val="1"/>
+      <w:numFmt w:val="bullet"/>
+      <w:lvlText w:val=""/>
+      <w:lvlJc w:val="left"/>
+      <w:pPr>
+        <w:ind w:left="5040" w:hanging="360"/>
+      </w:pPr>
+      <w:rPr>
+        <w:rFonts w:ascii="Symbol" w:hAnsi="Symbol" w:hint="default"/>
+      </w:rPr>
+    </w:lvl>
+    <w:lvl w:ilvl="7" w:tplc="FFFFFFFF" w:tentative="1">
+      <w:start w:val="1"/>
+      <w:numFmt w:val="bullet"/>
+      <w:lvlText w:val="o"/>
+      <w:lvlJc w:val="left"/>
+      <w:pPr>
+        <w:ind w:left="5760" w:hanging="360"/>
+      </w:pPr>
+      <w:rPr>
+        <w:rFonts w:ascii="Courier New" w:hAnsi="Courier New" w:cs="Courier New" w:hint="default"/>
+      </w:rPr>
+    </w:lvl>
+    <w:lvl w:ilvl="8" w:tplc="FFFFFFFF" w:tentative="1">
+      <w:start w:val="1"/>
+      <w:numFmt w:val="bullet"/>
+      <w:lvlText w:val=""/>
+      <w:lvlJc w:val="left"/>
+      <w:pPr>
+        <w:ind w:left="6480" w:hanging="360"/>
+      </w:pPr>
+      <w:rPr>
+        <w:rFonts w:ascii="Wingdings" w:hAnsi="Wingdings" w:hint="default"/>
+      </w:rPr>
+    </w:lvl>
+  </w:abstractNum>
+  <w:abstractNum w:abstractNumId="35" w15:restartNumberingAfterBreak="0">
     <w:nsid w:val="60EF0358"/>
     <w:multiLevelType w:val="multilevel"/>
     <w:tmpl w:val="D6AC3014"/>
@@ -6993,7 +11586,7 @@
       </w:rPr>
     </w:lvl>
   </w:abstractNum>
-  <w:abstractNum w:abstractNumId="33" w15:restartNumberingAfterBreak="0">
+  <w:abstractNum w:abstractNumId="36" w15:restartNumberingAfterBreak="0">
     <w:nsid w:val="621A49DD"/>
     <w:multiLevelType w:val="hybridMultilevel"/>
     <w:tmpl w:val="CDCC9706"/>
@@ -7133,7 +11726,7 @@
       </w:rPr>
     </w:lvl>
   </w:abstractNum>
-  <w:abstractNum w:abstractNumId="34" w15:restartNumberingAfterBreak="0">
+  <w:abstractNum w:abstractNumId="37" w15:restartNumberingAfterBreak="0">
     <w:nsid w:val="626A3920"/>
     <w:multiLevelType w:val="hybridMultilevel"/>
     <w:tmpl w:val="83A60710"/>
@@ -7246,7 +11839,7 @@
       </w:pPr>
     </w:lvl>
   </w:abstractNum>
-  <w:abstractNum w:abstractNumId="35" w15:restartNumberingAfterBreak="0">
+  <w:abstractNum w:abstractNumId="38" w15:restartNumberingAfterBreak="0">
     <w:nsid w:val="6BD04CF6"/>
     <w:multiLevelType w:val="hybridMultilevel"/>
     <w:tmpl w:val="08B682F6"/>
@@ -7388,7 +11981,7 @@
       </w:rPr>
     </w:lvl>
   </w:abstractNum>
-  <w:abstractNum w:abstractNumId="36" w15:restartNumberingAfterBreak="0">
+  <w:abstractNum w:abstractNumId="39" w15:restartNumberingAfterBreak="0">
     <w:nsid w:val="6CA24500"/>
     <w:multiLevelType w:val="multilevel"/>
     <w:tmpl w:val="A0AEC422"/>
@@ -7526,7 +12119,7 @@
       </w:rPr>
     </w:lvl>
   </w:abstractNum>
-  <w:abstractNum w:abstractNumId="37" w15:restartNumberingAfterBreak="0">
+  <w:abstractNum w:abstractNumId="40" w15:restartNumberingAfterBreak="0">
     <w:nsid w:val="6E394299"/>
     <w:multiLevelType w:val="hybridMultilevel"/>
     <w:tmpl w:val="64323A9A"/>
@@ -7666,7 +12259,7 @@
       </w:rPr>
     </w:lvl>
   </w:abstractNum>
-  <w:abstractNum w:abstractNumId="38" w15:restartNumberingAfterBreak="0">
+  <w:abstractNum w:abstractNumId="41" w15:restartNumberingAfterBreak="0">
     <w:nsid w:val="6FDF043B"/>
     <w:multiLevelType w:val="hybridMultilevel"/>
     <w:tmpl w:val="5AF4BB06"/>
@@ -7755,7 +12348,7 @@
       </w:pPr>
     </w:lvl>
   </w:abstractNum>
-  <w:abstractNum w:abstractNumId="39" w15:restartNumberingAfterBreak="0">
+  <w:abstractNum w:abstractNumId="42" w15:restartNumberingAfterBreak="0">
     <w:nsid w:val="70763E13"/>
     <w:multiLevelType w:val="hybridMultilevel"/>
     <w:tmpl w:val="5F9AF540"/>
@@ -7870,7 +12463,7 @@
       </w:rPr>
     </w:lvl>
   </w:abstractNum>
-  <w:abstractNum w:abstractNumId="40" w15:restartNumberingAfterBreak="0">
+  <w:abstractNum w:abstractNumId="43" w15:restartNumberingAfterBreak="0">
     <w:nsid w:val="7391566D"/>
     <w:multiLevelType w:val="multilevel"/>
     <w:tmpl w:val="D50CD5F2"/>
@@ -8007,7 +12600,7 @@
       </w:rPr>
     </w:lvl>
   </w:abstractNum>
-  <w:abstractNum w:abstractNumId="41" w15:restartNumberingAfterBreak="0">
+  <w:abstractNum w:abstractNumId="44" w15:restartNumberingAfterBreak="0">
     <w:nsid w:val="740358B8"/>
     <w:multiLevelType w:val="hybridMultilevel"/>
     <w:tmpl w:val="99E6A674"/>
@@ -8148,7 +12741,7 @@
       </w:rPr>
     </w:lvl>
   </w:abstractNum>
-  <w:abstractNum w:abstractNumId="42" w15:restartNumberingAfterBreak="0">
+  <w:abstractNum w:abstractNumId="45" w15:restartNumberingAfterBreak="0">
     <w:nsid w:val="77392834"/>
     <w:multiLevelType w:val="hybridMultilevel"/>
     <w:tmpl w:val="03809874"/>
@@ -8239,7 +12832,7 @@
       </w:pPr>
     </w:lvl>
   </w:abstractNum>
-  <w:abstractNum w:abstractNumId="43" w15:restartNumberingAfterBreak="0">
+  <w:abstractNum w:abstractNumId="46" w15:restartNumberingAfterBreak="0">
     <w:nsid w:val="7BFD5B4F"/>
     <w:multiLevelType w:val="hybridMultilevel"/>
     <w:tmpl w:val="4A38AE70"/>
@@ -8354,7 +12947,7 @@
       </w:rPr>
     </w:lvl>
   </w:abstractNum>
-  <w:abstractNum w:abstractNumId="44" w15:restartNumberingAfterBreak="0">
+  <w:abstractNum w:abstractNumId="47" w15:restartNumberingAfterBreak="0">
     <w:nsid w:val="7D1A29DE"/>
     <w:multiLevelType w:val="hybridMultilevel"/>
     <w:tmpl w:val="DE5027E2"/>
@@ -8468,70 +13061,70 @@
     </w:lvl>
   </w:abstractNum>
   <w:num w:numId="1" w16cid:durableId="603224966">
-    <w:abstractNumId w:val="31"/>
+    <w:abstractNumId w:val="33"/>
   </w:num>
   <w:num w:numId="2" w16cid:durableId="829174138">
-    <w:abstractNumId w:val="21"/>
+    <w:abstractNumId w:val="23"/>
   </w:num>
   <w:num w:numId="3" w16cid:durableId="1117068647">
-    <w:abstractNumId w:val="5"/>
+    <w:abstractNumId w:val="6"/>
   </w:num>
   <w:num w:numId="4" w16cid:durableId="668600951">
-    <w:abstractNumId w:val="12"/>
+    <w:abstractNumId w:val="13"/>
   </w:num>
   <w:num w:numId="5" w16cid:durableId="2103065693">
-    <w:abstractNumId w:val="33"/>
+    <w:abstractNumId w:val="36"/>
   </w:num>
   <w:num w:numId="6" w16cid:durableId="1251696834">
-    <w:abstractNumId w:val="41"/>
+    <w:abstractNumId w:val="44"/>
   </w:num>
   <w:num w:numId="7" w16cid:durableId="920600136">
-    <w:abstractNumId w:val="4"/>
+    <w:abstractNumId w:val="5"/>
   </w:num>
   <w:num w:numId="8" w16cid:durableId="1890455504">
     <w:abstractNumId w:val="3"/>
   </w:num>
   <w:num w:numId="9" w16cid:durableId="1176767100">
+    <w:abstractNumId w:val="38"/>
+  </w:num>
+  <w:num w:numId="10" w16cid:durableId="27804764">
+    <w:abstractNumId w:val="26"/>
+  </w:num>
+  <w:num w:numId="11" w16cid:durableId="1141463476">
+    <w:abstractNumId w:val="11"/>
+  </w:num>
+  <w:num w:numId="12" w16cid:durableId="1998069434">
+    <w:abstractNumId w:val="39"/>
+  </w:num>
+  <w:num w:numId="13" w16cid:durableId="2025128787">
+    <w:abstractNumId w:val="18"/>
+  </w:num>
+  <w:num w:numId="14" w16cid:durableId="1511482397">
+    <w:abstractNumId w:val="20"/>
+  </w:num>
+  <w:num w:numId="15" w16cid:durableId="736362938">
+    <w:abstractNumId w:val="37"/>
+  </w:num>
+  <w:num w:numId="16" w16cid:durableId="590355638">
     <w:abstractNumId w:val="35"/>
   </w:num>
-  <w:num w:numId="10" w16cid:durableId="27804764">
-    <w:abstractNumId w:val="24"/>
+  <w:num w:numId="17" w16cid:durableId="1398552802">
+    <w:abstractNumId w:val="12"/>
   </w:num>
-  <w:num w:numId="11" w16cid:durableId="1141463476">
-    <w:abstractNumId w:val="10"/>
+  <w:num w:numId="18" w16cid:durableId="749041879">
+    <w:abstractNumId w:val="40"/>
   </w:num>
-  <w:num w:numId="12" w16cid:durableId="1998069434">
-    <w:abstractNumId w:val="36"/>
+  <w:num w:numId="19" w16cid:durableId="425881371">
+    <w:abstractNumId w:val="30"/>
   </w:num>
-  <w:num w:numId="13" w16cid:durableId="2025128787">
-    <w:abstractNumId w:val="17"/>
+  <w:num w:numId="20" w16cid:durableId="1887599740">
+    <w:abstractNumId w:val="16"/>
   </w:num>
-  <w:num w:numId="14" w16cid:durableId="1511482397">
+  <w:num w:numId="21" w16cid:durableId="2014841098">
     <w:abstractNumId w:val="19"/>
   </w:num>
-  <w:num w:numId="15" w16cid:durableId="736362938">
-    <w:abstractNumId w:val="34"/>
-  </w:num>
-  <w:num w:numId="16" w16cid:durableId="590355638">
-    <w:abstractNumId w:val="32"/>
-  </w:num>
-  <w:num w:numId="17" w16cid:durableId="1398552802">
-    <w:abstractNumId w:val="11"/>
-  </w:num>
-  <w:num w:numId="18" w16cid:durableId="749041879">
-    <w:abstractNumId w:val="37"/>
-  </w:num>
-  <w:num w:numId="19" w16cid:durableId="425881371">
-    <w:abstractNumId w:val="28"/>
-  </w:num>
-  <w:num w:numId="20" w16cid:durableId="1887599740">
-    <w:abstractNumId w:val="15"/>
-  </w:num>
-  <w:num w:numId="21" w16cid:durableId="2014841098">
-    <w:abstractNumId w:val="18"/>
-  </w:num>
   <w:num w:numId="22" w16cid:durableId="516162995">
-    <w:abstractNumId w:val="13"/>
+    <w:abstractNumId w:val="14"/>
   </w:num>
   <w:num w:numId="23" w16cid:durableId="1015420187">
     <w:abstractNumId w:val="0"/>
@@ -8540,67 +13133,76 @@
     <w:abstractNumId w:val="2"/>
   </w:num>
   <w:num w:numId="25" w16cid:durableId="1528830011">
-    <w:abstractNumId w:val="25"/>
+    <w:abstractNumId w:val="27"/>
   </w:num>
   <w:num w:numId="26" w16cid:durableId="75834406">
-    <w:abstractNumId w:val="42"/>
+    <w:abstractNumId w:val="45"/>
   </w:num>
   <w:num w:numId="27" w16cid:durableId="430129170">
-    <w:abstractNumId w:val="20"/>
+    <w:abstractNumId w:val="22"/>
   </w:num>
   <w:num w:numId="28" w16cid:durableId="717362571">
-    <w:abstractNumId w:val="9"/>
+    <w:abstractNumId w:val="10"/>
   </w:num>
   <w:num w:numId="29" w16cid:durableId="666907762">
     <w:abstractNumId w:val="1"/>
   </w:num>
   <w:num w:numId="30" w16cid:durableId="1868445023">
-    <w:abstractNumId w:val="38"/>
+    <w:abstractNumId w:val="41"/>
   </w:num>
   <w:num w:numId="31" w16cid:durableId="1027561749">
-    <w:abstractNumId w:val="27"/>
+    <w:abstractNumId w:val="29"/>
   </w:num>
   <w:num w:numId="32" w16cid:durableId="1569805845">
-    <w:abstractNumId w:val="40"/>
+    <w:abstractNumId w:val="43"/>
   </w:num>
   <w:num w:numId="33" w16cid:durableId="1451627357">
-    <w:abstractNumId w:val="26"/>
+    <w:abstractNumId w:val="28"/>
   </w:num>
   <w:num w:numId="34" w16cid:durableId="1456027081">
-    <w:abstractNumId w:val="14"/>
+    <w:abstractNumId w:val="15"/>
   </w:num>
   <w:num w:numId="35" w16cid:durableId="5719887">
-    <w:abstractNumId w:val="6"/>
+    <w:abstractNumId w:val="7"/>
   </w:num>
   <w:num w:numId="36" w16cid:durableId="512916918">
-    <w:abstractNumId w:val="39"/>
+    <w:abstractNumId w:val="42"/>
   </w:num>
   <w:num w:numId="37" w16cid:durableId="1835880315">
-    <w:abstractNumId w:val="43"/>
+    <w:abstractNumId w:val="46"/>
   </w:num>
   <w:num w:numId="38" w16cid:durableId="855074736">
-    <w:abstractNumId w:val="23"/>
+    <w:abstractNumId w:val="25"/>
   </w:num>
   <w:num w:numId="39" w16cid:durableId="1117985921">
-    <w:abstractNumId w:val="22"/>
+    <w:abstractNumId w:val="24"/>
   </w:num>
   <w:num w:numId="40" w16cid:durableId="1010331989">
-    <w:abstractNumId w:val="30"/>
+    <w:abstractNumId w:val="32"/>
   </w:num>
   <w:num w:numId="41" w16cid:durableId="1275795755">
-    <w:abstractNumId w:val="7"/>
+    <w:abstractNumId w:val="8"/>
   </w:num>
   <w:num w:numId="42" w16cid:durableId="1388339749">
-    <w:abstractNumId w:val="44"/>
+    <w:abstractNumId w:val="47"/>
   </w:num>
   <w:num w:numId="43" w16cid:durableId="414867193">
-    <w:abstractNumId w:val="29"/>
+    <w:abstractNumId w:val="31"/>
   </w:num>
   <w:num w:numId="44" w16cid:durableId="335305699">
-    <w:abstractNumId w:val="16"/>
+    <w:abstractNumId w:val="17"/>
   </w:num>
   <w:num w:numId="45" w16cid:durableId="806436085">
-    <w:abstractNumId w:val="8"/>
+    <w:abstractNumId w:val="9"/>
+  </w:num>
+  <w:num w:numId="46" w16cid:durableId="395860687">
+    <w:abstractNumId w:val="4"/>
+  </w:num>
+  <w:num w:numId="47" w16cid:durableId="1022899082">
+    <w:abstractNumId w:val="34"/>
+  </w:num>
+  <w:num w:numId="48" w16cid:durableId="311104648">
+    <w:abstractNumId w:val="21"/>
   </w:num>
   <w:numIdMacAtCleanup w:val="11"/>
 </w:numbering>
@@ -8978,7 +13580,7 @@
   <w:style w:type="paragraph" w:default="1" w:styleId="Normal">
     <w:name w:val="Normal"/>
     <w:qFormat/>
-    <w:rsid w:val="009425DC"/>
+    <w:rsid w:val="00B86A64"/>
     <w:rPr>
       <w:rFonts w:ascii="Garamond" w:hAnsi="Garamond"/>
       <w:sz w:val="16"/>
@@ -9143,6 +13745,7 @@
   <w:style w:type="character" w:default="1" w:styleId="DefaultParagraphFont">
     <w:name w:val="Default Paragraph Font"/>
     <w:uiPriority w:val="1"/>
+    <w:semiHidden/>
     <w:unhideWhenUsed/>
   </w:style>
   <w:style w:type="table" w:default="1" w:styleId="TableNormal">
